--- a/hin/docx/045.content.docx
+++ b/hin/docx/045.content.docx
@@ -150,26 +150,6 @@
           <w:lang w:val="hi_IN" w:bidi="hi_IN"/>
         </w:rPr>
         <w:t>दव</w:t>
-      </w:r>
-      <w:r>
-        <w:rPr>
-          <w:lang w:val="hi_IN" w:bidi="hi_IN"/>
-        </w:rPr>
-      </w:r>
-    </w:p>
-    <w:p>
-      <w:pPr/>
-      <w:r>
-        <w:rPr>
-          <w:lang w:val="hi_IN" w:bidi="hi_IN"/>
-        </w:rPr>
-      </w:r>
-      <w:r>
-        <w:rPr>
-          <w:i/>
-          <w:lang w:val="hi_IN" w:bidi="hi_IN"/>
-        </w:rPr>
-        <w:t>द्वार-भेदी हथियार, द्वारपाल, द्वारपाल, द्वितीय-यशायाह, द्विविवाह</w:t>
       </w:r>
       <w:r>
         <w:rPr>

--- a/hin/docx/045.content.docx
+++ b/hin/docx/045.content.docx
@@ -19,7 +19,7 @@
         <w:rPr>
           <w:lang w:val="hi_IN" w:bidi="hi_IN"/>
         </w:rPr>
-        <w:t>Resource: बाइबल कोश (टिंडेल)</w:t>
+        <w:t>Resource: Tyndale Open Bible Dictionary</w:t>
       </w:r>
       <w:r>
         <w:rPr>
@@ -112,7 +112,7 @@
         <w:rPr>
           <w:lang w:val="hi_IN" w:bidi="hi_IN"/>
         </w:rPr>
-        <w:t>बाइबल कोश (टिंडेल)</w:t>
+        <w:t>Tyndale Open Bible Dictionary</w:t>
       </w:r>
     </w:p>
     <w:p>

--- a/hin/docx/045.content.docx
+++ b/hin/docx/045.content.docx
@@ -19,7 +19,7 @@
         <w:rPr>
           <w:lang w:val="hi_IN" w:bidi="hi_IN"/>
         </w:rPr>
-        <w:t>Resource: Tyndale Open Bible Dictionary</w:t>
+        <w:t>Resource: Aquifer Open Bible Dictionary</w:t>
       </w:r>
       <w:r>
         <w:rPr>
@@ -112,7 +112,7 @@
         <w:rPr>
           <w:lang w:val="hi_IN" w:bidi="hi_IN"/>
         </w:rPr>
-        <w:t>Tyndale Open Bible Dictionary</w:t>
+        <w:t>Aquifer Open Bible Dictionary</w:t>
       </w:r>
     </w:p>
     <w:p>

--- a/hin/docx/045.content.docx
+++ b/hin/docx/045.content.docx
@@ -238,36 +238,24 @@
           <w:lang w:val="hi_IN" w:bidi="hi_IN"/>
         </w:rPr>
       </w:r>
-      <w:hyperlink r:id="rId13">
-        <w:r>
-          <w:rPr>
-            <w:lang w:val="hi_IN" w:bidi="hi_IN"/>
-          </w:rPr>
-          <w:rPr>
-            <w:color w:val="0000EE"/>
-            <w:u w:val="single"/>
-          </w:rPr>
-          <w:t>होशे 10:4</w:t>
-        </w:r>
-      </w:hyperlink>
+      <w:r>
+        <w:rPr>
+          <w:lang w:val="hi_IN" w:bidi="hi_IN"/>
+        </w:rPr>
+        <w:t>होशे 10:4</w:t>
+      </w:r>
       <w:r>
         <w:rPr>
           <w:lang w:val="hi_IN" w:bidi="hi_IN"/>
         </w:rPr>
         <w:t xml:space="preserve"> और </w:t>
       </w:r>
-      <w:hyperlink r:id="rId14">
-        <w:r>
-          <w:rPr>
-            <w:lang w:val="hi_IN" w:bidi="hi_IN"/>
-          </w:rPr>
-          <w:rPr>
-            <w:color w:val="0000EE"/>
-            <w:u w:val="single"/>
-          </w:rPr>
-          <w:t>आमोस 6:12</w:t>
-        </w:r>
-      </w:hyperlink>
+      <w:r>
+        <w:rPr>
+          <w:lang w:val="hi_IN" w:bidi="hi_IN"/>
+        </w:rPr>
+        <w:t>आमोस 6:12</w:t>
+      </w:r>
       <w:r>
         <w:rPr>
           <w:lang w:val="hi_IN" w:bidi="hi_IN"/>
@@ -361,18 +349,12 @@
         </w:rPr>
         <w:t xml:space="preserve">धन को विनिमय के एक सुविधाजनक माध्यम के रूप में विकसित किया गया था, जो बाद में वस्तु विनिमय के पूरक और प्रतिस्थापन के रूप में इस्तेमाल किया गया, हालांकि कई शताब्दियों तक दोनों प्रणालियाँ एक साथ संचालित होती रहीं। पितृसत्तात्मक काल से लेकर आज तक, धन को वस्तुओं और कीमती धातुओं, विशेष रूप से सोने और चाँदी के संदर्भ में मापा जाता रहा है, जो विनिमय के सार्वभौमिक रूप से स्वीकार्य माध्यम बने हुए हैं। </w:t>
       </w:r>
-      <w:hyperlink r:id="rId15">
-        <w:r>
-          <w:rPr>
-            <w:lang w:val="hi_IN" w:bidi="hi_IN"/>
-          </w:rPr>
-          <w:rPr>
-            <w:color w:val="0000EE"/>
-            <w:u w:val="single"/>
-          </w:rPr>
-          <w:t>उत्पत्ति 13:2</w:t>
-        </w:r>
-      </w:hyperlink>
+      <w:r>
+        <w:rPr>
+          <w:lang w:val="hi_IN" w:bidi="hi_IN"/>
+        </w:rPr>
+        <w:t>उत्पत्ति 13:2</w:t>
+      </w:r>
       <w:r>
         <w:rPr>
           <w:lang w:val="hi_IN" w:bidi="hi_IN"/>
@@ -419,90 +401,60 @@
         </w:rPr>
         <w:t>" (मवेशी) से लिया गया है, जिसका अर्थ है "मवेशी।" धार्मिक उद्देश्यों के लिए, मवेशी के रूप में दिए गए कर या दान सबसे स्वीकार्य थे और इसने न केवल इस माध्यम के लिए सामान्य मान्यता बढ़ाई बल्कि मन्दिर को मवेशियों के बड़े झुंडों के साथ-साथ छोटे जानवरों और उपज का भंडार भी बना दिया, जिन्हें यदि मन्दिर के अनुष्ठानों में सीधे उपयोग नहीं किया जा सकता था, तो उन्हें आवश्यक वस्तुओं के लिए विनिमय किया जा सकता था। नाशवान खाद्य पदार्थों की तुलना में भेड़ और गधों जैसे जानवरों का विनिमय के लिए कम उपयोग होता था, हालाँकि लकड़ी, दाखरस और शहद को नियमित रूप से मुद्रा के रूप में उपयोग किया जाता था (</w:t>
       </w:r>
-      <w:hyperlink r:id="rId16">
-        <w:r>
-          <w:rPr>
-            <w:lang w:val="hi_IN" w:bidi="hi_IN"/>
-          </w:rPr>
-          <w:rPr>
-            <w:color w:val="0000EE"/>
-            <w:u w:val="single"/>
-          </w:rPr>
-          <w:t>1 शमू 8:15</w:t>
-        </w:r>
-      </w:hyperlink>
-      <w:r>
-        <w:rPr>
-          <w:lang w:val="hi_IN" w:bidi="hi_IN"/>
-        </w:rPr>
-        <w:t xml:space="preserve">; </w:t>
-      </w:r>
-      <w:hyperlink r:id="rId17">
-        <w:r>
-          <w:rPr>
-            <w:lang w:val="hi_IN" w:bidi="hi_IN"/>
-          </w:rPr>
-          <w:rPr>
-            <w:color w:val="0000EE"/>
-            <w:u w:val="single"/>
-          </w:rPr>
-          <w:t>2 रा 3:4</w:t>
-        </w:r>
-      </w:hyperlink>
-      <w:r>
-        <w:rPr>
-          <w:lang w:val="hi_IN" w:bidi="hi_IN"/>
-        </w:rPr>
-        <w:t xml:space="preserve">; </w:t>
-      </w:r>
-      <w:hyperlink r:id="rId18">
-        <w:r>
-          <w:rPr>
-            <w:lang w:val="hi_IN" w:bidi="hi_IN"/>
-          </w:rPr>
-          <w:rPr>
-            <w:color w:val="0000EE"/>
-            <w:u w:val="single"/>
-          </w:rPr>
-          <w:t>यहेज 45:13–16</w:t>
-        </w:r>
-      </w:hyperlink>
+      <w:r>
+        <w:rPr>
+          <w:lang w:val="hi_IN" w:bidi="hi_IN"/>
+        </w:rPr>
+        <w:t>1 शमू 8:15</w:t>
+      </w:r>
+      <w:r>
+        <w:rPr>
+          <w:lang w:val="hi_IN" w:bidi="hi_IN"/>
+        </w:rPr>
+        <w:t xml:space="preserve">; </w:t>
+      </w:r>
+      <w:r>
+        <w:rPr>
+          <w:lang w:val="hi_IN" w:bidi="hi_IN"/>
+        </w:rPr>
+        <w:t>2 रा 3:4</w:t>
+      </w:r>
+      <w:r>
+        <w:rPr>
+          <w:lang w:val="hi_IN" w:bidi="hi_IN"/>
+        </w:rPr>
+        <w:t xml:space="preserve">; </w:t>
+      </w:r>
+      <w:r>
+        <w:rPr>
+          <w:lang w:val="hi_IN" w:bidi="hi_IN"/>
+        </w:rPr>
+        <w:t>यहेज 45:13–16</w:t>
+      </w:r>
       <w:r>
         <w:rPr>
           <w:lang w:val="hi_IN" w:bidi="hi_IN"/>
         </w:rPr>
         <w:t>)। सार्वजनिक और निजी कर, भेंट और सभी प्रकार के कर्ज इसी माध्यम से निपटाए जाते थे। सुलैमान ने सोर के राजा हीराम को मन्दिर के निर्माण में उनकी सहायता के लिए गेहूँ और जैतून के तेल में भुगतान किया (</w:t>
       </w:r>
-      <w:hyperlink r:id="rId19">
-        <w:r>
-          <w:rPr>
-            <w:lang w:val="hi_IN" w:bidi="hi_IN"/>
-          </w:rPr>
-          <w:rPr>
-            <w:color w:val="0000EE"/>
-            <w:u w:val="single"/>
-          </w:rPr>
-          <w:t>1 रा 5:11</w:t>
-        </w:r>
-      </w:hyperlink>
+      <w:r>
+        <w:rPr>
+          <w:lang w:val="hi_IN" w:bidi="hi_IN"/>
+        </w:rPr>
+        <w:t>1 रा 5:11</w:t>
+      </w:r>
       <w:r>
         <w:rPr>
           <w:lang w:val="hi_IN" w:bidi="hi_IN"/>
         </w:rPr>
         <w:t xml:space="preserve">) और आठवीं शताब्दी ई.पू. में कर सामान्यतः दाखरस या जैतून के तेल के जार में दिए जाते थे। भेड़ और ऊन के रूप में भेंट का उल्लेख </w:t>
       </w:r>
-      <w:hyperlink r:id="rId17">
-        <w:r>
-          <w:rPr>
-            <w:lang w:val="hi_IN" w:bidi="hi_IN"/>
-          </w:rPr>
-          <w:rPr>
-            <w:color w:val="0000EE"/>
-            <w:u w:val="single"/>
-          </w:rPr>
-          <w:t>2 राजाओं 3:4</w:t>
-        </w:r>
-      </w:hyperlink>
+      <w:r>
+        <w:rPr>
+          <w:lang w:val="hi_IN" w:bidi="hi_IN"/>
+        </w:rPr>
+        <w:t>2 राजाओं 3:4</w:t>
+      </w:r>
       <w:r>
         <w:rPr>
           <w:lang w:val="hi_IN" w:bidi="hi_IN"/>
@@ -537,54 +489,36 @@
         </w:rPr>
         <w:t xml:space="preserve">चाँदी प्राचीन पश्चिमी एशिया में सबसे आसानी से उपलब्ध कीमती धातु थी इसलिए वजन के हिसाब से खरीदारी के संबंध में इसका सबसे अधिक उल्लेख किया जाता था और बाद के समय में सिक्के के हिसाब से। बाइबल में चाँदी को विनिमय के माध्यम के रूप में इस्तेमाल किए जाने का पहला दर्ज उदाहरण </w:t>
       </w:r>
-      <w:hyperlink r:id="rId20">
-        <w:r>
-          <w:rPr>
-            <w:lang w:val="hi_IN" w:bidi="hi_IN"/>
-          </w:rPr>
-          <w:rPr>
-            <w:color w:val="0000EE"/>
-            <w:u w:val="single"/>
-          </w:rPr>
-          <w:t>उत्पत्ति 20:14–16</w:t>
-        </w:r>
-      </w:hyperlink>
+      <w:r>
+        <w:rPr>
+          <w:lang w:val="hi_IN" w:bidi="hi_IN"/>
+        </w:rPr>
+        <w:t>उत्पत्ति 20:14–16</w:t>
+      </w:r>
       <w:r>
         <w:rPr>
           <w:lang w:val="hi_IN" w:bidi="hi_IN"/>
         </w:rPr>
         <w:t xml:space="preserve"> में मिलता है, जहाँ अब्राहम को 1,000 शेकेल चाँदी का भुगतान, साथ ही पशु और दासों का भुगतान प्राप्त हुआ। अब्राहम ने मकपेला का खेत और गुफा भी 400 शेकेल चाँदी में खरीदी (</w:t>
       </w:r>
-      <w:hyperlink r:id="rId21">
-        <w:r>
-          <w:rPr>
-            <w:lang w:val="hi_IN" w:bidi="hi_IN"/>
-          </w:rPr>
-          <w:rPr>
-            <w:color w:val="0000EE"/>
-            <w:u w:val="single"/>
-          </w:rPr>
-          <w:t>उत 23:15–16</w:t>
-        </w:r>
-      </w:hyperlink>
+      <w:r>
+        <w:rPr>
+          <w:lang w:val="hi_IN" w:bidi="hi_IN"/>
+        </w:rPr>
+        <w:t>उत 23:15–16</w:t>
+      </w:r>
       <w:r>
         <w:rPr>
           <w:lang w:val="hi_IN" w:bidi="hi_IN"/>
         </w:rPr>
         <w:t xml:space="preserve">), जिसे उस समय की प्रथा के अनुसार विक्रेता के सामने तौलना और गवाहों द्वारा जाँचना आवश्यक था (पुष्टि करें </w:t>
       </w:r>
-      <w:hyperlink r:id="rId22">
-        <w:r>
-          <w:rPr>
-            <w:lang w:val="hi_IN" w:bidi="hi_IN"/>
-          </w:rPr>
-          <w:rPr>
-            <w:color w:val="0000EE"/>
-            <w:u w:val="single"/>
-          </w:rPr>
-          <w:t>यिर्म 32:9–10</w:t>
-        </w:r>
-      </w:hyperlink>
+      <w:r>
+        <w:rPr>
+          <w:lang w:val="hi_IN" w:bidi="hi_IN"/>
+        </w:rPr>
+        <w:t>यिर्म 32:9–10</w:t>
+      </w:r>
       <w:r>
         <w:rPr>
           <w:lang w:val="hi_IN" w:bidi="hi_IN"/>
@@ -605,36 +539,24 @@
         </w:rPr>
         <w:t>चूंकि ये घटनाएँ ई.पू. दूसरी सहस्त्राब्दी के आरंभ के आसपास हुईं, "शेकेल" शब्द उस सिक्के का प्रतिनिधित्व नहीं करेगा जो बाद के कालों से परिचित है, बल्कि चाँदी के एक निश्चित वजन का प्रतिनिधित्व करेगा। बाद में यूसुफ के भाइयों ने उन्हें यात्रा करने वाले व्यापारियों को 20 शेकेल चाँदी में बेच दिया (</w:t>
       </w:r>
-      <w:hyperlink r:id="rId23">
-        <w:r>
-          <w:rPr>
-            <w:lang w:val="hi_IN" w:bidi="hi_IN"/>
-          </w:rPr>
-          <w:rPr>
-            <w:color w:val="0000EE"/>
-            <w:u w:val="single"/>
-          </w:rPr>
-          <w:t>उत 37:28</w:t>
-        </w:r>
-      </w:hyperlink>
+      <w:r>
+        <w:rPr>
+          <w:lang w:val="hi_IN" w:bidi="hi_IN"/>
+        </w:rPr>
+        <w:t>उत 37:28</w:t>
+      </w:r>
       <w:r>
         <w:rPr>
           <w:lang w:val="hi_IN" w:bidi="hi_IN"/>
         </w:rPr>
         <w:t xml:space="preserve">)। </w:t>
       </w:r>
-      <w:hyperlink r:id="rId24">
-        <w:r>
-          <w:rPr>
-            <w:lang w:val="hi_IN" w:bidi="hi_IN"/>
-          </w:rPr>
-          <w:rPr>
-            <w:color w:val="0000EE"/>
-            <w:u w:val="single"/>
-          </w:rPr>
-          <w:t>उत्पत्ति 33:19</w:t>
-        </w:r>
-      </w:hyperlink>
+      <w:r>
+        <w:rPr>
+          <w:lang w:val="hi_IN" w:bidi="hi_IN"/>
+        </w:rPr>
+        <w:t>उत्पत्ति 33:19</w:t>
+      </w:r>
       <w:r>
         <w:rPr>
           <w:lang w:val="hi_IN" w:bidi="hi_IN"/>
@@ -654,36 +576,24 @@
         </w:rPr>
         <w:t xml:space="preserve">, जो याकूब द्वारा एक खेत की खरीद के संबंध में है; यह शब्द फिर से </w:t>
       </w:r>
-      <w:hyperlink r:id="rId25">
-        <w:r>
-          <w:rPr>
-            <w:lang w:val="hi_IN" w:bidi="hi_IN"/>
-          </w:rPr>
-          <w:rPr>
-            <w:color w:val="0000EE"/>
-            <w:u w:val="single"/>
-          </w:rPr>
-          <w:t>यहोशू 24:32</w:t>
-        </w:r>
-      </w:hyperlink>
+      <w:r>
+        <w:rPr>
+          <w:lang w:val="hi_IN" w:bidi="hi_IN"/>
+        </w:rPr>
+        <w:t>यहोशू 24:32</w:t>
+      </w:r>
       <w:r>
         <w:rPr>
           <w:lang w:val="hi_IN" w:bidi="hi_IN"/>
         </w:rPr>
         <w:t xml:space="preserve"> और </w:t>
       </w:r>
-      <w:hyperlink r:id="rId26">
-        <w:r>
-          <w:rPr>
-            <w:lang w:val="hi_IN" w:bidi="hi_IN"/>
-          </w:rPr>
-          <w:rPr>
-            <w:color w:val="0000EE"/>
-            <w:u w:val="single"/>
-          </w:rPr>
-          <w:t>अय्यूब 42:11</w:t>
-        </w:r>
-      </w:hyperlink>
+      <w:r>
+        <w:rPr>
+          <w:lang w:val="hi_IN" w:bidi="hi_IN"/>
+        </w:rPr>
+        <w:t>अय्यूब 42:11</w:t>
+      </w:r>
       <w:r>
         <w:rPr>
           <w:lang w:val="hi_IN" w:bidi="hi_IN"/>
@@ -718,72 +628,48 @@
         </w:rPr>
         <w:t>वर्षों से, लेन-देन में उपयोग की जाने वाली धातुओं के लिए अपेक्षाकृत समान आकार बनाए गए थे। चाँदी को ढेर किया जा सकता था या गठ्ठरों में बांधा जा सकता था। जैसा कि प्राचीन मिस्र के उकेरे गए चित्रों में दिखाया गया है और याकूब के पुत्रों ने मिस्र से खरीद रहे अनाज की कीमत ले जाने में इसी तरह की विधि का लाभ उठाया (</w:t>
       </w:r>
-      <w:hyperlink r:id="rId27">
-        <w:r>
-          <w:rPr>
-            <w:lang w:val="hi_IN" w:bidi="hi_IN"/>
-          </w:rPr>
-          <w:rPr>
-            <w:color w:val="0000EE"/>
-            <w:u w:val="single"/>
-          </w:rPr>
-          <w:t>उत 42:35</w:t>
-        </w:r>
-      </w:hyperlink>
+      <w:r>
+        <w:rPr>
+          <w:lang w:val="hi_IN" w:bidi="hi_IN"/>
+        </w:rPr>
+        <w:t>उत 42:35</w:t>
+      </w:r>
       <w:r>
         <w:rPr>
           <w:lang w:val="hi_IN" w:bidi="hi_IN"/>
         </w:rPr>
         <w:t>)। लगभग 1500 ई.पू., धातु के टुकड़े जो पट्टिकाओं, छड़ों, जीभों या पशु के सिर के रूप में आकारित किए गए थे, वे उपयोग में थे, साथ ही सोने की डिस्क और सोने के तार के छल्ले भी। शायद सबसे लोकप्रिय और मुद्रा के रूप में स्वीकृत टुकड़े वे थे जो आभूषण के रूप में भी रूपांतरित किए गए थे। मिद्यानियों की लूट में सूचीबद्ध कीमती वस्तुओं में सोने की जंजीरें, कंगन, मुद्रिका अंगूठियां और बालियां शामिल थीं (</w:t>
       </w:r>
-      <w:hyperlink r:id="rId28">
-        <w:r>
-          <w:rPr>
-            <w:lang w:val="hi_IN" w:bidi="hi_IN"/>
-          </w:rPr>
-          <w:rPr>
-            <w:color w:val="0000EE"/>
-            <w:u w:val="single"/>
-          </w:rPr>
-          <w:t>गिन 31:50</w:t>
-        </w:r>
-      </w:hyperlink>
+      <w:r>
+        <w:rPr>
+          <w:lang w:val="hi_IN" w:bidi="hi_IN"/>
+        </w:rPr>
+        <w:t>गिन 31:50</w:t>
+      </w:r>
       <w:r>
         <w:rPr>
           <w:lang w:val="hi_IN" w:bidi="hi_IN"/>
         </w:rPr>
         <w:t>)। विशेष रूप से कंगन और अंगूठियां शायद एक मानकीकृत वजन का प्रतिनिधित्व करती थीं इसलिए उन्हें आसानी से मुद्रा के रूप में उपयोग किया जा सकता था। रिबका को उनके मंगेतर से उपहार मिले जो विशिष्ट वजन के आभूषण के रूप में थे: एक सोने की नत्थ जिसका वजन आधा तोला था और दो सोने के कंगन जिनका वजन दस तोला था (</w:t>
       </w:r>
-      <w:hyperlink r:id="rId29">
-        <w:r>
-          <w:rPr>
-            <w:lang w:val="hi_IN" w:bidi="hi_IN"/>
-          </w:rPr>
-          <w:rPr>
-            <w:color w:val="0000EE"/>
-            <w:u w:val="single"/>
-          </w:rPr>
-          <w:t>उत 24:22</w:t>
-        </w:r>
-      </w:hyperlink>
+      <w:r>
+        <w:rPr>
+          <w:lang w:val="hi_IN" w:bidi="hi_IN"/>
+        </w:rPr>
+        <w:t>उत 24:22</w:t>
+      </w:r>
       <w:r>
         <w:rPr>
           <w:lang w:val="hi_IN" w:bidi="hi_IN"/>
         </w:rPr>
         <w:t>)। अय्यूब को कई रिश्तेदारों द्वारा एक सुंदर सोने की अंगूठी दी गई थी और यह संभावना नहीं है कि वे सभी उन्हें वही उपहार देते अगर यह वास्तव में एक निश्चित मौद्रिक मूल्य का प्रतिनिधित्व नहीं करता (</w:t>
       </w:r>
-      <w:hyperlink r:id="rId26">
-        <w:r>
-          <w:rPr>
-            <w:lang w:val="hi_IN" w:bidi="hi_IN"/>
-          </w:rPr>
-          <w:rPr>
-            <w:color w:val="0000EE"/>
-            <w:u w:val="single"/>
-          </w:rPr>
-          <w:t>अय्यू 42:11</w:t>
-        </w:r>
-      </w:hyperlink>
+      <w:r>
+        <w:rPr>
+          <w:lang w:val="hi_IN" w:bidi="hi_IN"/>
+        </w:rPr>
+        <w:t>अय्यू 42:11</w:t>
+      </w:r>
       <w:r>
         <w:rPr>
           <w:lang w:val="hi_IN" w:bidi="hi_IN"/>
@@ -798,18 +684,12 @@
           <w:lang w:val="hi_IN" w:bidi="hi_IN"/>
         </w:rPr>
       </w:r>
-      <w:hyperlink r:id="rId30">
-        <w:r>
-          <w:rPr>
-            <w:lang w:val="hi_IN" w:bidi="hi_IN"/>
-          </w:rPr>
-          <w:rPr>
-            <w:color w:val="0000EE"/>
-            <w:u w:val="single"/>
-          </w:rPr>
-          <w:t>व्यवस्थाविवरण 14:25</w:t>
-        </w:r>
-      </w:hyperlink>
+      <w:r>
+        <w:rPr>
+          <w:lang w:val="hi_IN" w:bidi="hi_IN"/>
+        </w:rPr>
+        <w:t>व्यवस्थाविवरण 14:25</w:t>
+      </w:r>
       <w:r>
         <w:rPr>
           <w:lang w:val="hi_IN" w:bidi="hi_IN"/>
@@ -830,36 +710,24 @@
         </w:rPr>
         <w:t>मूसा के समय में चाँदी के वजन का मूल्य खरीदने की शक्ति के संदर्भ में सबसे अच्छी तरह समझा जा सकता है। एक मेढ़ा दो शेकेल में खरीदा जा सकता था, जबकि पचास शेकेल चार बुशल (होमेर भर) जौ की कीमत थी (</w:t>
       </w:r>
-      <w:hyperlink r:id="rId31">
-        <w:r>
-          <w:rPr>
-            <w:lang w:val="hi_IN" w:bidi="hi_IN"/>
-          </w:rPr>
-          <w:rPr>
-            <w:color w:val="0000EE"/>
-            <w:u w:val="single"/>
-          </w:rPr>
-          <w:t>लैव्य 27:16</w:t>
-        </w:r>
-      </w:hyperlink>
+      <w:r>
+        <w:rPr>
+          <w:lang w:val="hi_IN" w:bidi="hi_IN"/>
+        </w:rPr>
+        <w:t>लैव्य 27:16</w:t>
+      </w:r>
       <w:r>
         <w:rPr>
           <w:lang w:val="hi_IN" w:bidi="hi_IN"/>
         </w:rPr>
         <w:t>)। एलीशा के समय में, एक अच्छे वर्ष में, डेढ़ पेच (एक सआ) महीन आटा (मैदा) या तीन पेच (दो सआ) जौ एक शेकेल में खरीदा जा सकता था (</w:t>
       </w:r>
-      <w:hyperlink r:id="rId32">
-        <w:r>
-          <w:rPr>
-            <w:lang w:val="hi_IN" w:bidi="hi_IN"/>
-          </w:rPr>
-          <w:rPr>
-            <w:color w:val="0000EE"/>
-            <w:u w:val="single"/>
-          </w:rPr>
-          <w:t>2 रा 7:16</w:t>
-        </w:r>
-      </w:hyperlink>
+      <w:r>
+        <w:rPr>
+          <w:lang w:val="hi_IN" w:bidi="hi_IN"/>
+        </w:rPr>
+        <w:t>2 रा 7:16</w:t>
+      </w:r>
       <w:r>
         <w:rPr>
           <w:lang w:val="hi_IN" w:bidi="hi_IN"/>
@@ -974,18 +842,12 @@
         </w:rPr>
         <w:t xml:space="preserve">" है। यह शब्द, जो महान फारसी राजा दारा I (521–486 ई.पू.) के नाम से लिया गया प्रतीत होता है, व्यापक रूप से प्रचलित था और यहाँ तक कि बाइबल के उन अंशों में भी दिखाई देता है जो बाद की तारीख में लिखे गए थे लेकिन दारा के शासनकाल से पहले की अवधि का उल्लेख करते हैं (पुष्टि करें </w:t>
       </w:r>
-      <w:hyperlink r:id="rId33">
-        <w:r>
-          <w:rPr>
-            <w:lang w:val="hi_IN" w:bidi="hi_IN"/>
-          </w:rPr>
-          <w:rPr>
-            <w:color w:val="0000EE"/>
-            <w:u w:val="single"/>
-          </w:rPr>
-          <w:t>1 इति 29:7</w:t>
-        </w:r>
-      </w:hyperlink>
+      <w:r>
+        <w:rPr>
+          <w:lang w:val="hi_IN" w:bidi="hi_IN"/>
+        </w:rPr>
+        <w:t>1 इति 29:7</w:t>
+      </w:r>
       <w:r>
         <w:rPr>
           <w:lang w:val="hi_IN" w:bidi="hi_IN"/>
@@ -1116,25 +978,7 @@
         <w:rPr>
           <w:lang w:val="hi_IN" w:bidi="hi_IN"/>
         </w:rPr>
-        <w:t>जब युद्ध का भाग्य अस्थायी रूप से मक्काबियों के पक्ष में मुड़ा, तो सीरिया के राजा अन्तिओकस ने शिमोन मक्काबी को अपनी सिक्के ढालने का अधिकार दिया (</w:t>
-      </w:r>
-      <w:hyperlink r:id="rId34">
-        <w:r>
-          <w:rPr>
-            <w:lang w:val="hi_IN" w:bidi="hi_IN"/>
-          </w:rPr>
-          <w:rPr>
-            <w:color w:val="0000EE"/>
-            <w:u w:val="single"/>
-          </w:rPr>
-          <w:t>1 मक 15:6</w:t>
-        </w:r>
-      </w:hyperlink>
-      <w:r>
-        <w:rPr>
-          <w:lang w:val="hi_IN" w:bidi="hi_IN"/>
-        </w:rPr>
-        <w:t>), लेकिन इससे पहले कि वे इस स्वतंत्रता के प्रमुख प्रतीक का लाभ उठा पाते, शक्ति का संतुलन फिर से बदल गया। यहूदीया को फिर से एक करदात्री के रूप में अपना स्थान वापस मिल गया, और सिक्के ढालने की अनुमति जल्द ही वापस ले ली गई।</w:t>
+        <w:t>जब युद्ध का भाग्य अस्थायी रूप से मक्काबियों के पक्ष में मुड़ा, तो सीरिया के राजा अन्तिओकस ने शिमोन मक्काबी को अपनी सिक्के ढालने का अधिकार दिया (1 मक 15:6), लेकिन इससे पहले कि वे इस स्वतंत्रता के प्रमुख प्रतीक का लाभ उठा पाते, शक्ति का संतुलन फिर से बदल गया। यहूदीया को फिर से एक करदात्री के रूप में अपना स्थान वापस मिल गया, और सिक्के ढालने की अनुमति जल्द ही वापस ले ली गई।</w:t>
       </w:r>
     </w:p>
     <w:p>
@@ -1308,54 +1152,36 @@
         </w:rPr>
         <w:t xml:space="preserve">कुछ अंग्रेजी अनुवाद यूनानी शब्द के रूप को अंग्रेजी में संरक्षित करते हैं (किंग जेम्स संस्करण, रिवाइज्ड स्टैंडर्ड संस्करण, न्यू अमेरिकन स्टैंडर्ड बाइबल)। इस बीच, अन्य लोग इसका अनुवाद “धन” या “पैसा” शब्दों के साथ करते हैं (न्यू इंग्लिश बाइबल, टुडेज इंग्लिश संस्करण, न्यू इंटरनेशनल संस्करण, न्यू लिविंग ट्रांसलेशन)। </w:t>
       </w:r>
-      <w:hyperlink r:id="rId35">
-        <w:r>
-          <w:rPr>
-            <w:lang w:val="hi_IN" w:bidi="hi_IN"/>
-          </w:rPr>
-          <w:rPr>
-            <w:color w:val="0000EE"/>
-            <w:u w:val="single"/>
-          </w:rPr>
-          <w:t>मत्ती 6:24</w:t>
-        </w:r>
-      </w:hyperlink>
+      <w:r>
+        <w:rPr>
+          <w:lang w:val="hi_IN" w:bidi="hi_IN"/>
+        </w:rPr>
+        <w:t>मत्ती 6:24</w:t>
+      </w:r>
       <w:r>
         <w:rPr>
           <w:lang w:val="hi_IN" w:bidi="hi_IN"/>
         </w:rPr>
         <w:t xml:space="preserve"> और </w:t>
       </w:r>
-      <w:hyperlink r:id="rId36">
-        <w:r>
-          <w:rPr>
-            <w:lang w:val="hi_IN" w:bidi="hi_IN"/>
-          </w:rPr>
-          <w:rPr>
-            <w:color w:val="0000EE"/>
-            <w:u w:val="single"/>
-          </w:rPr>
-          <w:t>लूका 16:13</w:t>
-        </w:r>
-      </w:hyperlink>
+      <w:r>
+        <w:rPr>
+          <w:lang w:val="hi_IN" w:bidi="hi_IN"/>
+        </w:rPr>
+        <w:t>लूका 16:13</w:t>
+      </w:r>
       <w:r>
         <w:rPr>
           <w:lang w:val="hi_IN" w:bidi="hi_IN"/>
         </w:rPr>
         <w:t xml:space="preserve"> में, “धन” को परमेश्वर के विरुद्ध उनके शिष्यों की विश्वासयोग्यता के लिए प्रतिद्वंदी बताया गया है: वे किस स्वामी की आज्ञा मानेंगे? </w:t>
       </w:r>
-      <w:hyperlink r:id="rId37">
-        <w:r>
-          <w:rPr>
-            <w:lang w:val="hi_IN" w:bidi="hi_IN"/>
-          </w:rPr>
-          <w:rPr>
-            <w:color w:val="0000EE"/>
-            <w:u w:val="single"/>
-          </w:rPr>
-          <w:t>लूका 16:9–11</w:t>
-        </w:r>
-      </w:hyperlink>
+      <w:r>
+        <w:rPr>
+          <w:lang w:val="hi_IN" w:bidi="hi_IN"/>
+        </w:rPr>
+        <w:t>लूका 16:9–11</w:t>
+      </w:r>
       <w:r>
         <w:rPr>
           <w:lang w:val="hi_IN" w:bidi="hi_IN"/>
@@ -1433,18 +1259,12 @@
         </w:rPr>
         <w:t>कंगाल लाज़र के बारे में यीशु के दृष्टान्त में धनवान व्यक्ति का पारंपरिक नाम है (</w:t>
       </w:r>
-      <w:hyperlink r:id="rId38">
-        <w:r>
-          <w:rPr>
-            <w:lang w:val="hi_IN" w:bidi="hi_IN"/>
-          </w:rPr>
-          <w:rPr>
-            <w:color w:val="0000EE"/>
-            <w:u w:val="single"/>
-          </w:rPr>
-          <w:t>लूका 16:19–31</w:t>
-        </w:r>
-      </w:hyperlink>
+      <w:r>
+        <w:rPr>
+          <w:lang w:val="hi_IN" w:bidi="hi_IN"/>
+        </w:rPr>
+        <w:t>लूका 16:19–31</w:t>
+      </w:r>
       <w:r>
         <w:rPr>
           <w:lang w:val="hi_IN" w:bidi="hi_IN"/>
@@ -1539,36 +1359,24 @@
         </w:rPr>
         <w:t>फिलिस्तीन में उगने वाला वार्षिक सागपात है। इस पौधे के सुगंधित बीजों का उल्लेख मन्ना के वर्णन में दो बार किया गया है (</w:t>
       </w:r>
-      <w:hyperlink r:id="rId39">
-        <w:r>
-          <w:rPr>
-            <w:lang w:val="hi_IN" w:bidi="hi_IN"/>
-          </w:rPr>
-          <w:rPr>
-            <w:color w:val="0000EE"/>
-            <w:u w:val="single"/>
-          </w:rPr>
-          <w:t>निर्ग 16:31</w:t>
-        </w:r>
-      </w:hyperlink>
-      <w:r>
-        <w:rPr>
-          <w:lang w:val="hi_IN" w:bidi="hi_IN"/>
-        </w:rPr>
-        <w:t xml:space="preserve">; </w:t>
-      </w:r>
-      <w:hyperlink r:id="rId40">
-        <w:r>
-          <w:rPr>
-            <w:lang w:val="hi_IN" w:bidi="hi_IN"/>
-          </w:rPr>
-          <w:rPr>
-            <w:color w:val="0000EE"/>
-            <w:u w:val="single"/>
-          </w:rPr>
-          <w:t>गिन 11:7</w:t>
-        </w:r>
-      </w:hyperlink>
+      <w:r>
+        <w:rPr>
+          <w:lang w:val="hi_IN" w:bidi="hi_IN"/>
+        </w:rPr>
+        <w:t>निर्ग 16:31</w:t>
+      </w:r>
+      <w:r>
+        <w:rPr>
+          <w:lang w:val="hi_IN" w:bidi="hi_IN"/>
+        </w:rPr>
+        <w:t xml:space="preserve">; </w:t>
+      </w:r>
+      <w:r>
+        <w:rPr>
+          <w:lang w:val="hi_IN" w:bidi="hi_IN"/>
+        </w:rPr>
+        <w:t>गिन 11:7</w:t>
+      </w:r>
       <w:r>
         <w:rPr>
           <w:lang w:val="hi_IN" w:bidi="hi_IN"/>
@@ -1668,138 +1476,90 @@
         </w:rPr>
         <w:t>धनुर्धारी शांति और युद्ध दोनों में धनुष और बाण का उपयोग करते थे। खानाबदोश, शिकारी, हमलावर जो दूसरों से चोरी करते थे और योद्धा (</w:t>
       </w:r>
-      <w:hyperlink r:id="rId41">
-        <w:r>
-          <w:rPr>
-            <w:lang w:val="hi_IN" w:bidi="hi_IN"/>
-          </w:rPr>
-          <w:rPr>
-            <w:color w:val="0000EE"/>
-            <w:u w:val="single"/>
-          </w:rPr>
-          <w:t>उत 21:20</w:t>
-        </w:r>
-      </w:hyperlink>
-      <w:r>
-        <w:rPr>
-          <w:lang w:val="hi_IN" w:bidi="hi_IN"/>
-        </w:rPr>
-        <w:t xml:space="preserve">; </w:t>
-      </w:r>
-      <w:hyperlink r:id="rId42">
-        <w:r>
-          <w:rPr>
-            <w:lang w:val="hi_IN" w:bidi="hi_IN"/>
-          </w:rPr>
-          <w:rPr>
-            <w:color w:val="0000EE"/>
-            <w:u w:val="single"/>
-          </w:rPr>
-          <w:t>27:3</w:t>
-        </w:r>
-      </w:hyperlink>
-      <w:r>
-        <w:rPr>
-          <w:lang w:val="hi_IN" w:bidi="hi_IN"/>
-        </w:rPr>
-        <w:t xml:space="preserve">; </w:t>
-      </w:r>
-      <w:hyperlink r:id="rId43">
-        <w:r>
-          <w:rPr>
-            <w:lang w:val="hi_IN" w:bidi="hi_IN"/>
-          </w:rPr>
-          <w:rPr>
-            <w:color w:val="0000EE"/>
-            <w:u w:val="single"/>
-          </w:rPr>
-          <w:t>48:22</w:t>
-        </w:r>
-      </w:hyperlink>
+      <w:r>
+        <w:rPr>
+          <w:lang w:val="hi_IN" w:bidi="hi_IN"/>
+        </w:rPr>
+        <w:t>उत 21:20</w:t>
+      </w:r>
+      <w:r>
+        <w:rPr>
+          <w:lang w:val="hi_IN" w:bidi="hi_IN"/>
+        </w:rPr>
+        <w:t xml:space="preserve">; </w:t>
+      </w:r>
+      <w:r>
+        <w:rPr>
+          <w:lang w:val="hi_IN" w:bidi="hi_IN"/>
+        </w:rPr>
+        <w:t>27:3</w:t>
+      </w:r>
+      <w:r>
+        <w:rPr>
+          <w:lang w:val="hi_IN" w:bidi="hi_IN"/>
+        </w:rPr>
+        <w:t xml:space="preserve">; </w:t>
+      </w:r>
+      <w:r>
+        <w:rPr>
+          <w:lang w:val="hi_IN" w:bidi="hi_IN"/>
+        </w:rPr>
+        <w:t>48:22</w:t>
+      </w:r>
       <w:r>
         <w:rPr>
           <w:lang w:val="hi_IN" w:bidi="hi_IN"/>
         </w:rPr>
         <w:t>;</w:t>
       </w:r>
-      <w:hyperlink r:id="rId43">
-        <w:r>
-          <w:rPr>
-            <w:lang w:val="hi_IN" w:bidi="hi_IN"/>
-          </w:rPr>
-          <w:rPr>
-            <w:color w:val="0000EE"/>
-            <w:u w:val="single"/>
-          </w:rPr>
-          <w:t xml:space="preserve"> </w:t>
-        </w:r>
-      </w:hyperlink>
-      <w:hyperlink r:id="rId44">
-        <w:r>
-          <w:rPr>
-            <w:lang w:val="hi_IN" w:bidi="hi_IN"/>
-          </w:rPr>
-          <w:rPr>
-            <w:color w:val="0000EE"/>
-            <w:u w:val="single"/>
-          </w:rPr>
-          <w:t>यहो 24:12</w:t>
-        </w:r>
-      </w:hyperlink>
-      <w:r>
-        <w:rPr>
-          <w:lang w:val="hi_IN" w:bidi="hi_IN"/>
-        </w:rPr>
-        <w:t xml:space="preserve">; </w:t>
-      </w:r>
-      <w:hyperlink r:id="rId45">
-        <w:r>
-          <w:rPr>
-            <w:lang w:val="hi_IN" w:bidi="hi_IN"/>
-          </w:rPr>
-          <w:rPr>
-            <w:color w:val="0000EE"/>
-            <w:u w:val="single"/>
-          </w:rPr>
-          <w:t>यशा 7:24</w:t>
-        </w:r>
-      </w:hyperlink>
-      <w:r>
-        <w:rPr>
-          <w:lang w:val="hi_IN" w:bidi="hi_IN"/>
-        </w:rPr>
-        <w:t xml:space="preserve">; </w:t>
-      </w:r>
-      <w:hyperlink r:id="rId46">
-        <w:r>
-          <w:rPr>
-            <w:lang w:val="hi_IN" w:bidi="hi_IN"/>
-          </w:rPr>
-          <w:rPr>
-            <w:color w:val="0000EE"/>
-            <w:u w:val="single"/>
-          </w:rPr>
-          <w:t>यहेज 39:9</w:t>
-        </w:r>
-      </w:hyperlink>
-      <w:r>
-        <w:rPr>
-          <w:lang w:val="hi_IN" w:bidi="hi_IN"/>
-        </w:rPr>
-        <w:t xml:space="preserve">; </w:t>
-      </w:r>
-      <w:hyperlink r:id="rId47">
-        <w:r>
-          <w:rPr>
-            <w:lang w:val="hi_IN" w:bidi="hi_IN"/>
-          </w:rPr>
-          <w:rPr>
-            <w:color w:val="0000EE"/>
-            <w:u w:val="single"/>
-          </w:rPr>
-          <w:t>होश 1:7</w:t>
-        </w:r>
-      </w:hyperlink>
+      <w:r>
+        <w:rPr>
+          <w:lang w:val="hi_IN" w:bidi="hi_IN"/>
+        </w:rPr>
+        <w:t xml:space="preserve"> </w:t>
+      </w:r>
+      <w:r>
+        <w:rPr>
+          <w:lang w:val="hi_IN" w:bidi="hi_IN"/>
+        </w:rPr>
+        <w:t>यहो 24:12</w:t>
+      </w:r>
+      <w:r>
+        <w:rPr>
+          <w:lang w:val="hi_IN" w:bidi="hi_IN"/>
+        </w:rPr>
+        <w:t xml:space="preserve">; </w:t>
+      </w:r>
+      <w:r>
+        <w:rPr>
+          <w:lang w:val="hi_IN" w:bidi="hi_IN"/>
+        </w:rPr>
+        <w:t>यशा 7:24</w:t>
+      </w:r>
+      <w:r>
+        <w:rPr>
+          <w:lang w:val="hi_IN" w:bidi="hi_IN"/>
+        </w:rPr>
+        <w:t xml:space="preserve">; </w:t>
+      </w:r>
+      <w:r>
+        <w:rPr>
+          <w:lang w:val="hi_IN" w:bidi="hi_IN"/>
+        </w:rPr>
+        <w:t>यहेज 39:9</w:t>
+      </w:r>
+      <w:r>
+        <w:rPr>
+          <w:lang w:val="hi_IN" w:bidi="hi_IN"/>
+        </w:rPr>
+        <w:t xml:space="preserve">; </w:t>
+      </w:r>
+      <w:r>
+        <w:rPr>
+          <w:lang w:val="hi_IN" w:bidi="hi_IN"/>
+        </w:rPr>
+        <w:t>होश 1:7</w:t>
+      </w:r>
       <w:r>
         <w:rPr>
           <w:lang w:val="hi_IN" w:bidi="hi_IN"/>
@@ -1834,54 +1594,36 @@
         </w:rPr>
         <w:t>जब तीरंदाजों ने शिकार के लिए धनुष का उपयोग किया, तो यह हथियार युद्ध में सबसे उपयोगी था। शाऊल और योनातन ने तलवार और धनुष के साथ युद्ध किया और दाऊद की सेना में कुशल धनुर्धर शामिल थे (</w:t>
       </w:r>
-      <w:hyperlink r:id="rId48">
-        <w:r>
-          <w:rPr>
-            <w:lang w:val="hi_IN" w:bidi="hi_IN"/>
-          </w:rPr>
-          <w:rPr>
-            <w:color w:val="0000EE"/>
-            <w:u w:val="single"/>
-          </w:rPr>
-          <w:t>1 शमू 18:4</w:t>
-        </w:r>
-      </w:hyperlink>
-      <w:r>
-        <w:rPr>
-          <w:lang w:val="hi_IN" w:bidi="hi_IN"/>
-        </w:rPr>
-        <w:t xml:space="preserve">; </w:t>
-      </w:r>
-      <w:hyperlink r:id="rId49">
-        <w:r>
-          <w:rPr>
-            <w:lang w:val="hi_IN" w:bidi="hi_IN"/>
-          </w:rPr>
-          <w:rPr>
-            <w:color w:val="0000EE"/>
-            <w:u w:val="single"/>
-          </w:rPr>
-          <w:t>1 इति 12:2</w:t>
-        </w:r>
-      </w:hyperlink>
+      <w:r>
+        <w:rPr>
+          <w:lang w:val="hi_IN" w:bidi="hi_IN"/>
+        </w:rPr>
+        <w:t>1 शमू 18:4</w:t>
+      </w:r>
+      <w:r>
+        <w:rPr>
+          <w:lang w:val="hi_IN" w:bidi="hi_IN"/>
+        </w:rPr>
+        <w:t xml:space="preserve">; </w:t>
+      </w:r>
+      <w:r>
+        <w:rPr>
+          <w:lang w:val="hi_IN" w:bidi="hi_IN"/>
+        </w:rPr>
+        <w:t>1 इति 12:2</w:t>
+      </w:r>
       <w:r>
         <w:rPr>
           <w:lang w:val="hi_IN" w:bidi="hi_IN"/>
         </w:rPr>
         <w:t>)। इस्राएल के राजाओं ने सैनिकों को धनुष प्रदान किए (</w:t>
       </w:r>
-      <w:hyperlink r:id="rId50">
-        <w:r>
-          <w:rPr>
-            <w:lang w:val="hi_IN" w:bidi="hi_IN"/>
-          </w:rPr>
-          <w:rPr>
-            <w:color w:val="0000EE"/>
-            <w:u w:val="single"/>
-          </w:rPr>
-          <w:t>2 इति 17:17</w:t>
-        </w:r>
-      </w:hyperlink>
+      <w:r>
+        <w:rPr>
+          <w:lang w:val="hi_IN" w:bidi="hi_IN"/>
+        </w:rPr>
+        <w:t>2 इति 17:17</w:t>
+      </w:r>
       <w:r>
         <w:rPr>
           <w:lang w:val="hi_IN" w:bidi="hi_IN"/>
@@ -1902,108 +1644,72 @@
         </w:rPr>
         <w:t>अय्यूब ने अपनी शारीरिक पीड़ाओं को रूपक के रूप में परमेश्वर के तीरंदाजों द्वारा घेरने के रूप में वर्णित किया (</w:t>
       </w:r>
-      <w:hyperlink r:id="rId51">
-        <w:r>
-          <w:rPr>
-            <w:lang w:val="hi_IN" w:bidi="hi_IN"/>
-          </w:rPr>
-          <w:rPr>
-            <w:color w:val="0000EE"/>
-            <w:u w:val="single"/>
-          </w:rPr>
-          <w:t>अय्यू 16:13</w:t>
-        </w:r>
-      </w:hyperlink>
+      <w:r>
+        <w:rPr>
+          <w:lang w:val="hi_IN" w:bidi="hi_IN"/>
+        </w:rPr>
+        <w:t>अय्यू 16:13</w:t>
+      </w:r>
       <w:r>
         <w:rPr>
           <w:lang w:val="hi_IN" w:bidi="hi_IN"/>
         </w:rPr>
         <w:t>)। कुछ भजन तीरंदाज के धनुष को हिंसा के रूपक के रूप में संदर्भित करते हैं (</w:t>
       </w:r>
-      <w:hyperlink r:id="rId52">
-        <w:r>
-          <w:rPr>
-            <w:lang w:val="hi_IN" w:bidi="hi_IN"/>
-          </w:rPr>
-          <w:rPr>
-            <w:color w:val="0000EE"/>
-            <w:u w:val="single"/>
-          </w:rPr>
-          <w:t>भज 11:2</w:t>
-        </w:r>
-      </w:hyperlink>
-      <w:r>
-        <w:rPr>
-          <w:lang w:val="hi_IN" w:bidi="hi_IN"/>
-        </w:rPr>
-        <w:t xml:space="preserve">; </w:t>
-      </w:r>
-      <w:hyperlink r:id="rId53">
-        <w:r>
-          <w:rPr>
-            <w:lang w:val="hi_IN" w:bidi="hi_IN"/>
-          </w:rPr>
-          <w:rPr>
-            <w:color w:val="0000EE"/>
-            <w:u w:val="single"/>
-          </w:rPr>
-          <w:t>57:4</w:t>
-        </w:r>
-      </w:hyperlink>
+      <w:r>
+        <w:rPr>
+          <w:lang w:val="hi_IN" w:bidi="hi_IN"/>
+        </w:rPr>
+        <w:t>भज 11:2</w:t>
+      </w:r>
+      <w:r>
+        <w:rPr>
+          <w:lang w:val="hi_IN" w:bidi="hi_IN"/>
+        </w:rPr>
+        <w:t xml:space="preserve">; </w:t>
+      </w:r>
+      <w:r>
+        <w:rPr>
+          <w:lang w:val="hi_IN" w:bidi="hi_IN"/>
+        </w:rPr>
+        <w:t>57:4</w:t>
+      </w:r>
       <w:r>
         <w:rPr>
           <w:lang w:val="hi_IN" w:bidi="hi_IN"/>
         </w:rPr>
         <w:t>)। अन्य तीरंदाज के धनुष को दिव्य न्याय के रूपक के रूप में संदर्भित करते हैं (</w:t>
       </w:r>
-      <w:hyperlink r:id="rId54">
-        <w:r>
-          <w:rPr>
-            <w:lang w:val="hi_IN" w:bidi="hi_IN"/>
-          </w:rPr>
-          <w:rPr>
-            <w:color w:val="0000EE"/>
-            <w:u w:val="single"/>
-          </w:rPr>
-          <w:t>भज 7:13</w:t>
-        </w:r>
-      </w:hyperlink>
-      <w:r>
-        <w:rPr>
-          <w:lang w:val="hi_IN" w:bidi="hi_IN"/>
-        </w:rPr>
-        <w:t xml:space="preserve">; </w:t>
-      </w:r>
-      <w:hyperlink r:id="rId55">
-        <w:r>
-          <w:rPr>
-            <w:lang w:val="hi_IN" w:bidi="hi_IN"/>
-          </w:rPr>
-          <w:rPr>
-            <w:color w:val="0000EE"/>
-            <w:u w:val="single"/>
-          </w:rPr>
-          <w:t>38:2</w:t>
-        </w:r>
-      </w:hyperlink>
-      <w:r>
-        <w:rPr>
-          <w:lang w:val="hi_IN" w:bidi="hi_IN"/>
-        </w:rPr>
-        <w:t xml:space="preserve">; </w:t>
-      </w:r>
-      <w:hyperlink r:id="rId56">
-        <w:r>
-          <w:rPr>
-            <w:lang w:val="hi_IN" w:bidi="hi_IN"/>
-          </w:rPr>
-          <w:rPr>
-            <w:color w:val="0000EE"/>
-            <w:u w:val="single"/>
-          </w:rPr>
-          <w:t>64:7</w:t>
-        </w:r>
-      </w:hyperlink>
+      <w:r>
+        <w:rPr>
+          <w:lang w:val="hi_IN" w:bidi="hi_IN"/>
+        </w:rPr>
+        <w:t>भज 7:13</w:t>
+      </w:r>
+      <w:r>
+        <w:rPr>
+          <w:lang w:val="hi_IN" w:bidi="hi_IN"/>
+        </w:rPr>
+        <w:t xml:space="preserve">; </w:t>
+      </w:r>
+      <w:r>
+        <w:rPr>
+          <w:lang w:val="hi_IN" w:bidi="hi_IN"/>
+        </w:rPr>
+        <w:t>38:2</w:t>
+      </w:r>
+      <w:r>
+        <w:rPr>
+          <w:lang w:val="hi_IN" w:bidi="hi_IN"/>
+        </w:rPr>
+        <w:t xml:space="preserve">; </w:t>
+      </w:r>
+      <w:r>
+        <w:rPr>
+          <w:lang w:val="hi_IN" w:bidi="hi_IN"/>
+        </w:rPr>
+        <w:t>64:7</w:t>
+      </w:r>
       <w:r>
         <w:rPr>
           <w:lang w:val="hi_IN" w:bidi="hi_IN"/>
@@ -2409,54 +2115,36 @@
         </w:rPr>
         <w:t xml:space="preserve">मत्ती और लूका में "धन्य" के महत्व के कारण पारिभाषिक शब्द "धन्य वचन" का उपयोग होता है। </w:t>
       </w:r>
-      <w:hyperlink r:id="rId57">
-        <w:r>
-          <w:rPr>
-            <w:lang w:val="hi_IN" w:bidi="hi_IN"/>
-          </w:rPr>
-          <w:rPr>
-            <w:color w:val="0000EE"/>
-            <w:u w:val="single"/>
-          </w:rPr>
-          <w:t>लूका 6:20–23</w:t>
-        </w:r>
-      </w:hyperlink>
+      <w:r>
+        <w:rPr>
+          <w:lang w:val="hi_IN" w:bidi="hi_IN"/>
+        </w:rPr>
+        <w:t>लूका 6:20–23</w:t>
+      </w:r>
       <w:r>
         <w:rPr>
           <w:lang w:val="hi_IN" w:bidi="hi_IN"/>
         </w:rPr>
         <w:t xml:space="preserve"> में लूका के "मैदानी उपदेश" और </w:t>
       </w:r>
-      <w:hyperlink r:id="rId58">
-        <w:r>
-          <w:rPr>
-            <w:lang w:val="hi_IN" w:bidi="hi_IN"/>
-          </w:rPr>
-          <w:rPr>
-            <w:color w:val="0000EE"/>
-            <w:u w:val="single"/>
-          </w:rPr>
-          <w:t>मत्ती 5:3–12</w:t>
-        </w:r>
-      </w:hyperlink>
+      <w:r>
+        <w:rPr>
+          <w:lang w:val="hi_IN" w:bidi="hi_IN"/>
+        </w:rPr>
+        <w:t>मत्ती 5:3–12</w:t>
+      </w:r>
       <w:r>
         <w:rPr>
           <w:lang w:val="hi_IN" w:bidi="hi_IN"/>
         </w:rPr>
         <w:t xml:space="preserve"> में मत्ती के "पहाड़ी उपदेश" के बीच दिलचस्प अंतर है। लूका में आशीषों की घोषणा 12 शिष्यों के चुने जाने के तुरन्त बाद होती है (</w:t>
       </w:r>
-      <w:hyperlink r:id="rId59">
-        <w:r>
-          <w:rPr>
-            <w:lang w:val="hi_IN" w:bidi="hi_IN"/>
-          </w:rPr>
-          <w:rPr>
-            <w:color w:val="0000EE"/>
-            <w:u w:val="single"/>
-          </w:rPr>
-          <w:t>लूका 6:12–16</w:t>
-        </w:r>
-      </w:hyperlink>
+      <w:r>
+        <w:rPr>
+          <w:lang w:val="hi_IN" w:bidi="hi_IN"/>
+        </w:rPr>
+        <w:t>लूका 6:12–16</w:t>
+      </w:r>
       <w:r>
         <w:rPr>
           <w:lang w:val="hi_IN" w:bidi="hi_IN"/>
@@ -2477,36 +2165,24 @@
         </w:rPr>
         <w:t>मत्ती के विवरण में, राज्य का आगमन पहले ही आरम्भ हो चुका है। मत्ती इसे वर्तमान काल के उपयोग से इंगित करते हैं। यह विशेष रूप से शिष्यों को सम्बोधित किया गया है और यह एक सामान्य घोषणा नहीं है। यह उपदेश यीशु के दो कथनों के बीच रखा गया है। यीशु कहते हैं कि वह मूसा की व्यवस्था को लोप करने नहीं, परन्तु पूरा करने के लिये आए हैं (</w:t>
       </w:r>
-      <w:hyperlink r:id="rId60">
-        <w:r>
-          <w:rPr>
-            <w:lang w:val="hi_IN" w:bidi="hi_IN"/>
-          </w:rPr>
-          <w:rPr>
-            <w:color w:val="0000EE"/>
-            <w:u w:val="single"/>
-          </w:rPr>
-          <w:t>मत्ती 5:17</w:t>
-        </w:r>
-      </w:hyperlink>
+      <w:r>
+        <w:rPr>
+          <w:lang w:val="hi_IN" w:bidi="hi_IN"/>
+        </w:rPr>
+        <w:t>मत्ती 5:17</w:t>
+      </w:r>
       <w:r>
         <w:rPr>
           <w:lang w:val="hi_IN" w:bidi="hi_IN"/>
         </w:rPr>
         <w:t>)। वह यह भी कहते है कि ऐसी धार्मिकता आवश्यक है जो शास्त्रियों और फरीसियों की धार्मिकता से बढ़कर हो (</w:t>
       </w:r>
-      <w:hyperlink r:id="rId61">
-        <w:r>
-          <w:rPr>
-            <w:lang w:val="hi_IN" w:bidi="hi_IN"/>
-          </w:rPr>
-          <w:rPr>
-            <w:color w:val="0000EE"/>
-            <w:u w:val="single"/>
-          </w:rPr>
-          <w:t>मत्ती 5:20</w:t>
-        </w:r>
-      </w:hyperlink>
+      <w:r>
+        <w:rPr>
+          <w:lang w:val="hi_IN" w:bidi="hi_IN"/>
+        </w:rPr>
+        <w:t>मत्ती 5:20</w:t>
+      </w:r>
       <w:r>
         <w:rPr>
           <w:lang w:val="hi_IN" w:bidi="hi_IN"/>
@@ -2706,90 +2382,60 @@
         </w:rPr>
         <w:t>पुराने नियम में, परमेश्वर का धनयवाद ही एकमात्र ऐसी शर्त थी जिसके अंतर्गत जीवन का आनन्द लिया जा सकता था। यहूदियों के लिए, सृष्टि का प्रत्येक पहलू परमेश्वर की सम्पूर्ण जीवन पर प्रभुता का प्रमाण प्रदान करता था। यहूदी लोग जगत के प्रताप के लिए परमेश्वर का धन्यवाद करते थे (</w:t>
       </w:r>
-      <w:hyperlink r:id="rId62">
-        <w:r>
-          <w:rPr>
-            <w:lang w:val="hi_IN" w:bidi="hi_IN"/>
-          </w:rPr>
-          <w:rPr>
-            <w:color w:val="0000EE"/>
-            <w:u w:val="single"/>
-          </w:rPr>
-          <w:t>भज 19:1–4</w:t>
-        </w:r>
-      </w:hyperlink>
-      <w:r>
-        <w:rPr>
-          <w:lang w:val="hi_IN" w:bidi="hi_IN"/>
-        </w:rPr>
-        <w:t xml:space="preserve">; </w:t>
-      </w:r>
-      <w:hyperlink r:id="rId63">
-        <w:r>
-          <w:rPr>
-            <w:lang w:val="hi_IN" w:bidi="hi_IN"/>
-          </w:rPr>
-          <w:rPr>
-            <w:color w:val="0000EE"/>
-            <w:u w:val="single"/>
-          </w:rPr>
-          <w:t>33:6–9</w:t>
-        </w:r>
-      </w:hyperlink>
-      <w:r>
-        <w:rPr>
-          <w:lang w:val="hi_IN" w:bidi="hi_IN"/>
-        </w:rPr>
-        <w:t xml:space="preserve">; </w:t>
-      </w:r>
-      <w:hyperlink r:id="rId64">
-        <w:r>
-          <w:rPr>
-            <w:lang w:val="hi_IN" w:bidi="hi_IN"/>
-          </w:rPr>
-          <w:rPr>
-            <w:color w:val="0000EE"/>
-            <w:u w:val="single"/>
-          </w:rPr>
-          <w:t>104:1–24</w:t>
-        </w:r>
-      </w:hyperlink>
+      <w:r>
+        <w:rPr>
+          <w:lang w:val="hi_IN" w:bidi="hi_IN"/>
+        </w:rPr>
+        <w:t>भज 19:1–4</w:t>
+      </w:r>
+      <w:r>
+        <w:rPr>
+          <w:lang w:val="hi_IN" w:bidi="hi_IN"/>
+        </w:rPr>
+        <w:t xml:space="preserve">; </w:t>
+      </w:r>
+      <w:r>
+        <w:rPr>
+          <w:lang w:val="hi_IN" w:bidi="hi_IN"/>
+        </w:rPr>
+        <w:t>33:6–9</w:t>
+      </w:r>
+      <w:r>
+        <w:rPr>
+          <w:lang w:val="hi_IN" w:bidi="hi_IN"/>
+        </w:rPr>
+        <w:t xml:space="preserve">; </w:t>
+      </w:r>
+      <w:r>
+        <w:rPr>
+          <w:lang w:val="hi_IN" w:bidi="hi_IN"/>
+        </w:rPr>
+        <w:t>104:1–24</w:t>
+      </w:r>
       <w:r>
         <w:rPr>
           <w:lang w:val="hi_IN" w:bidi="hi_IN"/>
         </w:rPr>
         <w:t>)। जब उन्हें अच्छा समाचार मिलता, तो वे परमेश्वर की भलाई और आश्चर्यकर्मों के लिए उनका धन्यवाद करते (</w:t>
       </w:r>
-      <w:hyperlink r:id="rId65">
-        <w:r>
-          <w:rPr>
-            <w:lang w:val="hi_IN" w:bidi="hi_IN"/>
-          </w:rPr>
-          <w:rPr>
-            <w:color w:val="0000EE"/>
-            <w:u w:val="single"/>
-          </w:rPr>
-          <w:t>1 इति 16:8–12</w:t>
-        </w:r>
-      </w:hyperlink>
+      <w:r>
+        <w:rPr>
+          <w:lang w:val="hi_IN" w:bidi="hi_IN"/>
+        </w:rPr>
+        <w:t>1 इति 16:8–12</w:t>
+      </w:r>
       <w:r>
         <w:rPr>
           <w:lang w:val="hi_IN" w:bidi="hi_IN"/>
         </w:rPr>
         <w:t>)। जब उन्हें बुरा समाचार मिलता, तब भी वे धन्यवाद देते, यह विश्वास करते हुए कि वे न्यायी परमेश्वर हैं (</w:t>
       </w:r>
-      <w:hyperlink r:id="rId66">
-        <w:r>
-          <w:rPr>
-            <w:lang w:val="hi_IN" w:bidi="hi_IN"/>
-          </w:rPr>
-          <w:rPr>
-            <w:color w:val="0000EE"/>
-            <w:u w:val="single"/>
-          </w:rPr>
-          <w:t>अय्यू 1:21</w:t>
-        </w:r>
-      </w:hyperlink>
+      <w:r>
+        <w:rPr>
+          <w:lang w:val="hi_IN" w:bidi="hi_IN"/>
+        </w:rPr>
+        <w:t>अय्यू 1:21</w:t>
+      </w:r>
       <w:r>
         <w:rPr>
           <w:lang w:val="hi_IN" w:bidi="hi_IN"/>
@@ -2832,90 +2478,60 @@
         </w:rPr>
         <w:t>इस्राएलियों ने शत्रुओं से छुटकारे के लिए परमेश्वर का धन्यवाद किया (</w:t>
       </w:r>
-      <w:hyperlink r:id="rId67">
-        <w:r>
-          <w:rPr>
-            <w:lang w:val="hi_IN" w:bidi="hi_IN"/>
-          </w:rPr>
-          <w:rPr>
-            <w:color w:val="0000EE"/>
-            <w:u w:val="single"/>
-          </w:rPr>
-          <w:t>भज 18:17</w:t>
-        </w:r>
-      </w:hyperlink>
-      <w:r>
-        <w:rPr>
-          <w:lang w:val="hi_IN" w:bidi="hi_IN"/>
-        </w:rPr>
-        <w:t xml:space="preserve">; </w:t>
-      </w:r>
-      <w:hyperlink r:id="rId68">
-        <w:r>
-          <w:rPr>
-            <w:lang w:val="hi_IN" w:bidi="hi_IN"/>
-          </w:rPr>
-          <w:rPr>
-            <w:color w:val="0000EE"/>
-            <w:u w:val="single"/>
-          </w:rPr>
-          <w:t>30:1</w:t>
-        </w:r>
-      </w:hyperlink>
-      <w:r>
-        <w:rPr>
-          <w:lang w:val="hi_IN" w:bidi="hi_IN"/>
-        </w:rPr>
-        <w:t xml:space="preserve">; </w:t>
-      </w:r>
-      <w:hyperlink r:id="rId69">
-        <w:r>
-          <w:rPr>
-            <w:lang w:val="hi_IN" w:bidi="hi_IN"/>
-          </w:rPr>
-          <w:rPr>
-            <w:color w:val="0000EE"/>
-            <w:u w:val="single"/>
-          </w:rPr>
-          <w:t>44:1–8</w:t>
-        </w:r>
-      </w:hyperlink>
+      <w:r>
+        <w:rPr>
+          <w:lang w:val="hi_IN" w:bidi="hi_IN"/>
+        </w:rPr>
+        <w:t>भज 18:17</w:t>
+      </w:r>
+      <w:r>
+        <w:rPr>
+          <w:lang w:val="hi_IN" w:bidi="hi_IN"/>
+        </w:rPr>
+        <w:t xml:space="preserve">; </w:t>
+      </w:r>
+      <w:r>
+        <w:rPr>
+          <w:lang w:val="hi_IN" w:bidi="hi_IN"/>
+        </w:rPr>
+        <w:t>30:1</w:t>
+      </w:r>
+      <w:r>
+        <w:rPr>
+          <w:lang w:val="hi_IN" w:bidi="hi_IN"/>
+        </w:rPr>
+        <w:t xml:space="preserve">; </w:t>
+      </w:r>
+      <w:r>
+        <w:rPr>
+          <w:lang w:val="hi_IN" w:bidi="hi_IN"/>
+        </w:rPr>
+        <w:t>44:1–8</w:t>
+      </w:r>
       <w:r>
         <w:rPr>
           <w:lang w:val="hi_IN" w:bidi="hi_IN"/>
         </w:rPr>
         <w:t>) और मृत्यु से बचाने के लिए भी धन्यवाद किया (</w:t>
       </w:r>
-      <w:hyperlink r:id="rId70">
-        <w:r>
-          <w:rPr>
-            <w:lang w:val="hi_IN" w:bidi="hi_IN"/>
-          </w:rPr>
-          <w:rPr>
-            <w:color w:val="0000EE"/>
-            <w:u w:val="single"/>
-          </w:rPr>
-          <w:t>भज 30:8–12</w:t>
-        </w:r>
-      </w:hyperlink>
-      <w:r>
-        <w:rPr>
-          <w:lang w:val="hi_IN" w:bidi="hi_IN"/>
-        </w:rPr>
-        <w:t xml:space="preserve">; </w:t>
-      </w:r>
-      <w:hyperlink r:id="rId71">
-        <w:r>
-          <w:rPr>
-            <w:lang w:val="hi_IN" w:bidi="hi_IN"/>
-          </w:rPr>
-          <w:rPr>
-            <w:color w:val="0000EE"/>
-            <w:u w:val="single"/>
-          </w:rPr>
-          <w:t>यशा 38:18–20)</w:t>
-        </w:r>
-      </w:hyperlink>
+      <w:r>
+        <w:rPr>
+          <w:lang w:val="hi_IN" w:bidi="hi_IN"/>
+        </w:rPr>
+        <w:t>भज 30:8–12</w:t>
+      </w:r>
+      <w:r>
+        <w:rPr>
+          <w:lang w:val="hi_IN" w:bidi="hi_IN"/>
+        </w:rPr>
+        <w:t xml:space="preserve">; </w:t>
+      </w:r>
+      <w:r>
+        <w:rPr>
+          <w:lang w:val="hi_IN" w:bidi="hi_IN"/>
+        </w:rPr>
+        <w:t>यशा 38:18–20)</w:t>
+      </w:r>
       <w:r>
         <w:rPr>
           <w:lang w:val="hi_IN" w:bidi="hi_IN"/>
@@ -2940,72 +2556,48 @@
         </w:rPr>
         <w:t>इस्राएलियों ने पापों की क्षमा के लिए परमेश्वर का धन्यवाद किया (</w:t>
       </w:r>
-      <w:hyperlink r:id="rId72">
-        <w:r>
-          <w:rPr>
-            <w:lang w:val="hi_IN" w:bidi="hi_IN"/>
-          </w:rPr>
-          <w:rPr>
-            <w:color w:val="0000EE"/>
-            <w:u w:val="single"/>
-          </w:rPr>
-          <w:t>भज 32:5</w:t>
-        </w:r>
-      </w:hyperlink>
-      <w:r>
-        <w:rPr>
-          <w:lang w:val="hi_IN" w:bidi="hi_IN"/>
-        </w:rPr>
-        <w:t xml:space="preserve">; </w:t>
-      </w:r>
-      <w:hyperlink r:id="rId73">
-        <w:r>
-          <w:rPr>
-            <w:lang w:val="hi_IN" w:bidi="hi_IN"/>
-          </w:rPr>
-          <w:rPr>
-            <w:color w:val="0000EE"/>
-            <w:u w:val="single"/>
-          </w:rPr>
-          <w:t>99:8</w:t>
-        </w:r>
-      </w:hyperlink>
-      <w:r>
-        <w:rPr>
-          <w:lang w:val="hi_IN" w:bidi="hi_IN"/>
-        </w:rPr>
-        <w:t xml:space="preserve">; </w:t>
-      </w:r>
-      <w:hyperlink r:id="rId74">
-        <w:r>
-          <w:rPr>
-            <w:lang w:val="hi_IN" w:bidi="hi_IN"/>
-          </w:rPr>
-          <w:rPr>
-            <w:color w:val="0000EE"/>
-            <w:u w:val="single"/>
-          </w:rPr>
-          <w:t>103:3</w:t>
-        </w:r>
-      </w:hyperlink>
-      <w:r>
-        <w:rPr>
-          <w:lang w:val="hi_IN" w:bidi="hi_IN"/>
-        </w:rPr>
-        <w:t xml:space="preserve">; </w:t>
-      </w:r>
-      <w:hyperlink r:id="rId75">
-        <w:r>
-          <w:rPr>
-            <w:lang w:val="hi_IN" w:bidi="hi_IN"/>
-          </w:rPr>
-          <w:rPr>
-            <w:color w:val="0000EE"/>
-            <w:u w:val="single"/>
-          </w:rPr>
-          <w:t>यशा 12:1</w:t>
-        </w:r>
-      </w:hyperlink>
+      <w:r>
+        <w:rPr>
+          <w:lang w:val="hi_IN" w:bidi="hi_IN"/>
+        </w:rPr>
+        <w:t>भज 32:5</w:t>
+      </w:r>
+      <w:r>
+        <w:rPr>
+          <w:lang w:val="hi_IN" w:bidi="hi_IN"/>
+        </w:rPr>
+        <w:t xml:space="preserve">; </w:t>
+      </w:r>
+      <w:r>
+        <w:rPr>
+          <w:lang w:val="hi_IN" w:bidi="hi_IN"/>
+        </w:rPr>
+        <w:t>99:8</w:t>
+      </w:r>
+      <w:r>
+        <w:rPr>
+          <w:lang w:val="hi_IN" w:bidi="hi_IN"/>
+        </w:rPr>
+        <w:t xml:space="preserve">; </w:t>
+      </w:r>
+      <w:r>
+        <w:rPr>
+          <w:lang w:val="hi_IN" w:bidi="hi_IN"/>
+        </w:rPr>
+        <w:t>103:3</w:t>
+      </w:r>
+      <w:r>
+        <w:rPr>
+          <w:lang w:val="hi_IN" w:bidi="hi_IN"/>
+        </w:rPr>
+        <w:t xml:space="preserve">; </w:t>
+      </w:r>
+      <w:r>
+        <w:rPr>
+          <w:lang w:val="hi_IN" w:bidi="hi_IN"/>
+        </w:rPr>
+        <w:t>यशा 12:1</w:t>
+      </w:r>
       <w:r>
         <w:rPr>
           <w:lang w:val="hi_IN" w:bidi="hi_IN"/>
@@ -3030,36 +2622,24 @@
         </w:rPr>
         <w:t>इस्राएलियों की गिड़गिड़ाहट को सुनने के लिए परमेश्वर का धन्यवाद किया (</w:t>
       </w:r>
-      <w:hyperlink r:id="rId76">
-        <w:r>
-          <w:rPr>
-            <w:lang w:val="hi_IN" w:bidi="hi_IN"/>
-          </w:rPr>
-          <w:rPr>
-            <w:color w:val="0000EE"/>
-            <w:u w:val="single"/>
-          </w:rPr>
-          <w:t>भज 28:6</w:t>
-        </w:r>
-      </w:hyperlink>
-      <w:r>
-        <w:rPr>
-          <w:lang w:val="hi_IN" w:bidi="hi_IN"/>
-        </w:rPr>
-        <w:t xml:space="preserve">; </w:t>
-      </w:r>
-      <w:hyperlink r:id="rId77">
-        <w:r>
-          <w:rPr>
-            <w:lang w:val="hi_IN" w:bidi="hi_IN"/>
-          </w:rPr>
-          <w:rPr>
-            <w:color w:val="0000EE"/>
-            <w:u w:val="single"/>
-          </w:rPr>
-          <w:t>66:19</w:t>
-        </w:r>
-      </w:hyperlink>
+      <w:r>
+        <w:rPr>
+          <w:lang w:val="hi_IN" w:bidi="hi_IN"/>
+        </w:rPr>
+        <w:t>भज 28:6</w:t>
+      </w:r>
+      <w:r>
+        <w:rPr>
+          <w:lang w:val="hi_IN" w:bidi="hi_IN"/>
+        </w:rPr>
+        <w:t xml:space="preserve">; </w:t>
+      </w:r>
+      <w:r>
+        <w:rPr>
+          <w:lang w:val="hi_IN" w:bidi="hi_IN"/>
+        </w:rPr>
+        <w:t>66:19</w:t>
+      </w:r>
       <w:r>
         <w:rPr>
           <w:lang w:val="hi_IN" w:bidi="hi_IN"/>
@@ -3084,36 +2664,24 @@
         </w:rPr>
         <w:t>इस्राएलियों ने दीन और नम्र लोगों के प्रति दया के लिए परमेश्वर का धन्यवाद किया (</w:t>
       </w:r>
-      <w:hyperlink r:id="rId78">
-        <w:r>
-          <w:rPr>
-            <w:lang w:val="hi_IN" w:bidi="hi_IN"/>
-          </w:rPr>
-          <w:rPr>
-            <w:color w:val="0000EE"/>
-            <w:u w:val="single"/>
-          </w:rPr>
-          <w:t>भज 34:2</w:t>
-        </w:r>
-      </w:hyperlink>
-      <w:r>
-        <w:rPr>
-          <w:lang w:val="hi_IN" w:bidi="hi_IN"/>
-        </w:rPr>
-        <w:t xml:space="preserve">; </w:t>
-      </w:r>
-      <w:hyperlink r:id="rId79">
-        <w:r>
-          <w:rPr>
-            <w:lang w:val="hi_IN" w:bidi="hi_IN"/>
-          </w:rPr>
-          <w:rPr>
-            <w:color w:val="0000EE"/>
-            <w:u w:val="single"/>
-          </w:rPr>
-          <w:t>72:12</w:t>
-        </w:r>
-      </w:hyperlink>
+      <w:r>
+        <w:rPr>
+          <w:lang w:val="hi_IN" w:bidi="hi_IN"/>
+        </w:rPr>
+        <w:t>भज 34:2</w:t>
+      </w:r>
+      <w:r>
+        <w:rPr>
+          <w:lang w:val="hi_IN" w:bidi="hi_IN"/>
+        </w:rPr>
+        <w:t xml:space="preserve">; </w:t>
+      </w:r>
+      <w:r>
+        <w:rPr>
+          <w:lang w:val="hi_IN" w:bidi="hi_IN"/>
+        </w:rPr>
+        <w:t>72:12</w:t>
+      </w:r>
       <w:r>
         <w:rPr>
           <w:lang w:val="hi_IN" w:bidi="hi_IN"/>
@@ -3138,36 +2706,24 @@
         </w:rPr>
         <w:t>इस्राएलियों ने परमेश्वर को न्याय करने के लिए धन्यवाद दिया (</w:t>
       </w:r>
-      <w:hyperlink r:id="rId80">
-        <w:r>
-          <w:rPr>
-            <w:lang w:val="hi_IN" w:bidi="hi_IN"/>
-          </w:rPr>
-          <w:rPr>
-            <w:color w:val="0000EE"/>
-            <w:u w:val="single"/>
-          </w:rPr>
-          <w:t>व्य.वि. 32:4</w:t>
-        </w:r>
-      </w:hyperlink>
-      <w:r>
-        <w:rPr>
-          <w:lang w:val="hi_IN" w:bidi="hi_IN"/>
-        </w:rPr>
-        <w:t xml:space="preserve">; </w:t>
-      </w:r>
-      <w:hyperlink r:id="rId81">
-        <w:r>
-          <w:rPr>
-            <w:lang w:val="hi_IN" w:bidi="hi_IN"/>
-          </w:rPr>
-          <w:rPr>
-            <w:color w:val="0000EE"/>
-            <w:u w:val="single"/>
-          </w:rPr>
-          <w:t>भज 99:4</w:t>
-        </w:r>
-      </w:hyperlink>
+      <w:r>
+        <w:rPr>
+          <w:lang w:val="hi_IN" w:bidi="hi_IN"/>
+        </w:rPr>
+        <w:t>व्य.वि. 32:4</w:t>
+      </w:r>
+      <w:r>
+        <w:rPr>
+          <w:lang w:val="hi_IN" w:bidi="hi_IN"/>
+        </w:rPr>
+        <w:t xml:space="preserve">; </w:t>
+      </w:r>
+      <w:r>
+        <w:rPr>
+          <w:lang w:val="hi_IN" w:bidi="hi_IN"/>
+        </w:rPr>
+        <w:t>भज 99:4</w:t>
+      </w:r>
       <w:r>
         <w:rPr>
           <w:lang w:val="hi_IN" w:bidi="hi_IN"/>
@@ -3192,36 +2748,24 @@
         </w:rPr>
         <w:t>इस्राएलियों ने परमेश्वर का उनके निरन्तर अगुआई के लिए धन्यवाद किया (</w:t>
       </w:r>
-      <w:hyperlink r:id="rId82">
-        <w:r>
-          <w:rPr>
-            <w:lang w:val="hi_IN" w:bidi="hi_IN"/>
-          </w:rPr>
-          <w:rPr>
-            <w:color w:val="0000EE"/>
-            <w:u w:val="single"/>
-          </w:rPr>
-          <w:t>भज 32:8</w:t>
-        </w:r>
-      </w:hyperlink>
-      <w:r>
-        <w:rPr>
-          <w:lang w:val="hi_IN" w:bidi="hi_IN"/>
-        </w:rPr>
-        <w:t xml:space="preserve">; </w:t>
-      </w:r>
-      <w:hyperlink r:id="rId83">
-        <w:r>
-          <w:rPr>
-            <w:lang w:val="hi_IN" w:bidi="hi_IN"/>
-          </w:rPr>
-          <w:rPr>
-            <w:color w:val="0000EE"/>
-            <w:u w:val="single"/>
-          </w:rPr>
-          <w:t>यशा 30:20–21</w:t>
-        </w:r>
-      </w:hyperlink>
+      <w:r>
+        <w:rPr>
+          <w:lang w:val="hi_IN" w:bidi="hi_IN"/>
+        </w:rPr>
+        <w:t>भज 32:8</w:t>
+      </w:r>
+      <w:r>
+        <w:rPr>
+          <w:lang w:val="hi_IN" w:bidi="hi_IN"/>
+        </w:rPr>
+        <w:t xml:space="preserve">; </w:t>
+      </w:r>
+      <w:r>
+        <w:rPr>
+          <w:lang w:val="hi_IN" w:bidi="hi_IN"/>
+        </w:rPr>
+        <w:t>यशा 30:20–21</w:t>
+      </w:r>
       <w:r>
         <w:rPr>
           <w:lang w:val="hi_IN" w:bidi="hi_IN"/>
@@ -3242,252 +2786,168 @@
         </w:rPr>
         <w:t>धन्यवाद देना इस्राएल के धर्म का इतना महत्वपूर्ण हिस्सा था कि यह अधिकांश रीति व प्रथा और समारोहों में समाहित थी। धन्यवाद-बलि परमेश्वर से मिली आशीषों को स्वीकार करती थीं (</w:t>
       </w:r>
-      <w:hyperlink r:id="rId84">
-        <w:r>
-          <w:rPr>
-            <w:lang w:val="hi_IN" w:bidi="hi_IN"/>
-          </w:rPr>
-          <w:rPr>
-            <w:color w:val="0000EE"/>
-            <w:u w:val="single"/>
-          </w:rPr>
-          <w:t>लैव्य 7:12–13</w:t>
-        </w:r>
-      </w:hyperlink>
-      <w:r>
-        <w:rPr>
-          <w:lang w:val="hi_IN" w:bidi="hi_IN"/>
-        </w:rPr>
-        <w:t xml:space="preserve">; </w:t>
-      </w:r>
-      <w:hyperlink r:id="rId85">
-        <w:r>
-          <w:rPr>
-            <w:lang w:val="hi_IN" w:bidi="hi_IN"/>
-          </w:rPr>
-          <w:rPr>
-            <w:color w:val="0000EE"/>
-            <w:u w:val="single"/>
-          </w:rPr>
-          <w:t>22:29</w:t>
-        </w:r>
-      </w:hyperlink>
-      <w:r>
-        <w:rPr>
-          <w:lang w:val="hi_IN" w:bidi="hi_IN"/>
-        </w:rPr>
-        <w:t xml:space="preserve">; </w:t>
-      </w:r>
-      <w:hyperlink r:id="rId86">
-        <w:r>
-          <w:rPr>
-            <w:lang w:val="hi_IN" w:bidi="hi_IN"/>
-          </w:rPr>
-          <w:rPr>
-            <w:color w:val="0000EE"/>
-            <w:u w:val="single"/>
-          </w:rPr>
-          <w:t>भज 50:14</w:t>
-        </w:r>
-      </w:hyperlink>
+      <w:r>
+        <w:rPr>
+          <w:lang w:val="hi_IN" w:bidi="hi_IN"/>
+        </w:rPr>
+        <w:t>लैव्य 7:12–13</w:t>
+      </w:r>
+      <w:r>
+        <w:rPr>
+          <w:lang w:val="hi_IN" w:bidi="hi_IN"/>
+        </w:rPr>
+        <w:t xml:space="preserve">; </w:t>
+      </w:r>
+      <w:r>
+        <w:rPr>
+          <w:lang w:val="hi_IN" w:bidi="hi_IN"/>
+        </w:rPr>
+        <w:t>22:29</w:t>
+      </w:r>
+      <w:r>
+        <w:rPr>
+          <w:lang w:val="hi_IN" w:bidi="hi_IN"/>
+        </w:rPr>
+        <w:t xml:space="preserve">; </w:t>
+      </w:r>
+      <w:r>
+        <w:rPr>
+          <w:lang w:val="hi_IN" w:bidi="hi_IN"/>
+        </w:rPr>
+        <w:t>भज 50:14</w:t>
+      </w:r>
       <w:r>
         <w:rPr>
           <w:lang w:val="hi_IN" w:bidi="hi_IN"/>
         </w:rPr>
         <w:t>)। जयजयकार और धन्यवाद के साथ (</w:t>
       </w:r>
-      <w:hyperlink r:id="rId87">
-        <w:r>
-          <w:rPr>
-            <w:lang w:val="hi_IN" w:bidi="hi_IN"/>
-          </w:rPr>
-          <w:rPr>
-            <w:color w:val="0000EE"/>
-            <w:u w:val="single"/>
-          </w:rPr>
-          <w:t>भज 42:4</w:t>
-        </w:r>
-      </w:hyperlink>
+      <w:r>
+        <w:rPr>
+          <w:lang w:val="hi_IN" w:bidi="hi_IN"/>
+        </w:rPr>
+        <w:t>भज 42:4</w:t>
+      </w:r>
       <w:r>
         <w:rPr>
           <w:lang w:val="hi_IN" w:bidi="hi_IN"/>
         </w:rPr>
         <w:t>), स्तुति के गीत (</w:t>
       </w:r>
-      <w:hyperlink r:id="rId88">
-        <w:r>
-          <w:rPr>
-            <w:lang w:val="hi_IN" w:bidi="hi_IN"/>
-          </w:rPr>
-          <w:rPr>
-            <w:color w:val="0000EE"/>
-            <w:u w:val="single"/>
-          </w:rPr>
-          <w:t>भज 145:7</w:t>
-        </w:r>
-      </w:hyperlink>
-      <w:r>
-        <w:rPr>
-          <w:lang w:val="hi_IN" w:bidi="hi_IN"/>
-        </w:rPr>
-        <w:t xml:space="preserve">; </w:t>
-      </w:r>
-      <w:hyperlink r:id="rId89">
-        <w:r>
-          <w:rPr>
-            <w:lang w:val="hi_IN" w:bidi="hi_IN"/>
-          </w:rPr>
-          <w:rPr>
-            <w:color w:val="0000EE"/>
-            <w:u w:val="single"/>
-          </w:rPr>
-          <w:t>149:1</w:t>
-        </w:r>
-      </w:hyperlink>
+      <w:r>
+        <w:rPr>
+          <w:lang w:val="hi_IN" w:bidi="hi_IN"/>
+        </w:rPr>
+        <w:t>भज 145:7</w:t>
+      </w:r>
+      <w:r>
+        <w:rPr>
+          <w:lang w:val="hi_IN" w:bidi="hi_IN"/>
+        </w:rPr>
+        <w:t xml:space="preserve">; </w:t>
+      </w:r>
+      <w:r>
+        <w:rPr>
+          <w:lang w:val="hi_IN" w:bidi="hi_IN"/>
+        </w:rPr>
+        <w:t>149:1</w:t>
+      </w:r>
       <w:r>
         <w:rPr>
           <w:lang w:val="hi_IN" w:bidi="hi_IN"/>
         </w:rPr>
         <w:t>), और संगीत और नाचते हुए (</w:t>
       </w:r>
-      <w:hyperlink r:id="rId90">
-        <w:r>
-          <w:rPr>
-            <w:lang w:val="hi_IN" w:bidi="hi_IN"/>
-          </w:rPr>
-          <w:rPr>
-            <w:color w:val="0000EE"/>
-            <w:u w:val="single"/>
-          </w:rPr>
-          <w:t>भज 150:3–5</w:t>
-        </w:r>
-      </w:hyperlink>
+      <w:r>
+        <w:rPr>
+          <w:lang w:val="hi_IN" w:bidi="hi_IN"/>
+        </w:rPr>
+        <w:t>भज 150:3–5</w:t>
+      </w:r>
       <w:r>
         <w:rPr>
           <w:lang w:val="hi_IN" w:bidi="hi_IN"/>
         </w:rPr>
         <w:t>) सभी ने आराधना में धन्यवाद की भावना को बढ़ाया। पर्व और उत्सव परमेश्वर के पूरे इतिहास में उनकी अद्भुत करुणा के स्मरण में मनाए जाते थे (</w:t>
       </w:r>
-      <w:hyperlink r:id="rId91">
-        <w:r>
-          <w:rPr>
-            <w:lang w:val="hi_IN" w:bidi="hi_IN"/>
-          </w:rPr>
-          <w:rPr>
-            <w:color w:val="0000EE"/>
-            <w:u w:val="single"/>
-          </w:rPr>
-          <w:t>व्य.वि. 16:9–15</w:t>
-        </w:r>
-      </w:hyperlink>
-      <w:r>
-        <w:rPr>
-          <w:lang w:val="hi_IN" w:bidi="hi_IN"/>
-        </w:rPr>
-        <w:t xml:space="preserve">; </w:t>
-      </w:r>
-      <w:hyperlink r:id="rId92">
-        <w:r>
-          <w:rPr>
-            <w:lang w:val="hi_IN" w:bidi="hi_IN"/>
-          </w:rPr>
-          <w:rPr>
-            <w:color w:val="0000EE"/>
-            <w:u w:val="single"/>
-          </w:rPr>
-          <w:t>2 इति 30:21–22</w:t>
-        </w:r>
-      </w:hyperlink>
+      <w:r>
+        <w:rPr>
+          <w:lang w:val="hi_IN" w:bidi="hi_IN"/>
+        </w:rPr>
+        <w:t>व्य.वि. 16:9–15</w:t>
+      </w:r>
+      <w:r>
+        <w:rPr>
+          <w:lang w:val="hi_IN" w:bidi="hi_IN"/>
+        </w:rPr>
+        <w:t xml:space="preserve">; </w:t>
+      </w:r>
+      <w:r>
+        <w:rPr>
+          <w:lang w:val="hi_IN" w:bidi="hi_IN"/>
+        </w:rPr>
+        <w:t>2 इति 30:21–22</w:t>
+      </w:r>
       <w:r>
         <w:rPr>
           <w:lang w:val="hi_IN" w:bidi="hi_IN"/>
         </w:rPr>
         <w:t>)। राजा दाऊद ने लेवीय पुरोहितों को परमेश्वर का धन्यवाद करने के लिए नियुक्त किया (</w:t>
       </w:r>
-      <w:hyperlink r:id="rId93">
-        <w:r>
-          <w:rPr>
-            <w:lang w:val="hi_IN" w:bidi="hi_IN"/>
-          </w:rPr>
-          <w:rPr>
-            <w:color w:val="0000EE"/>
-            <w:u w:val="single"/>
-          </w:rPr>
-          <w:t>1 इति 16:4</w:t>
-        </w:r>
-      </w:hyperlink>
+      <w:r>
+        <w:rPr>
+          <w:lang w:val="hi_IN" w:bidi="hi_IN"/>
+        </w:rPr>
+        <w:t>1 इति 16:4</w:t>
+      </w:r>
       <w:r>
         <w:rPr>
           <w:lang w:val="hi_IN" w:bidi="hi_IN"/>
         </w:rPr>
         <w:t>)। इस प्रथा को राजा सुलैमान (</w:t>
       </w:r>
-      <w:hyperlink r:id="rId94">
-        <w:r>
-          <w:rPr>
-            <w:lang w:val="hi_IN" w:bidi="hi_IN"/>
-          </w:rPr>
-          <w:rPr>
-            <w:color w:val="0000EE"/>
-            <w:u w:val="single"/>
-          </w:rPr>
-          <w:t>2 इति 5:12–13</w:t>
-        </w:r>
-      </w:hyperlink>
+      <w:r>
+        <w:rPr>
+          <w:lang w:val="hi_IN" w:bidi="hi_IN"/>
+        </w:rPr>
+        <w:t>2 इति 5:12–13</w:t>
+      </w:r>
       <w:r>
         <w:rPr>
           <w:lang w:val="hi_IN" w:bidi="hi_IN"/>
         </w:rPr>
         <w:t>) और हिजकिय्याह (</w:t>
       </w:r>
-      <w:hyperlink r:id="rId95">
-        <w:r>
-          <w:rPr>
-            <w:lang w:val="hi_IN" w:bidi="hi_IN"/>
-          </w:rPr>
-          <w:rPr>
-            <w:color w:val="0000EE"/>
-            <w:u w:val="single"/>
-          </w:rPr>
-          <w:t>2 इति 31:2</w:t>
-        </w:r>
-      </w:hyperlink>
+      <w:r>
+        <w:rPr>
+          <w:lang w:val="hi_IN" w:bidi="hi_IN"/>
+        </w:rPr>
+        <w:t>2 इति 31:2</w:t>
+      </w:r>
       <w:r>
         <w:rPr>
           <w:lang w:val="hi_IN" w:bidi="hi_IN"/>
         </w:rPr>
         <w:t>) और बाबेल में बँधुआई से लौटने वालों द्वारा जारी रखा गया (</w:t>
       </w:r>
-      <w:hyperlink r:id="rId96">
-        <w:r>
-          <w:rPr>
-            <w:lang w:val="hi_IN" w:bidi="hi_IN"/>
-          </w:rPr>
-          <w:rPr>
-            <w:color w:val="0000EE"/>
-            <w:u w:val="single"/>
-          </w:rPr>
-          <w:t>नहे 11:17</w:t>
-        </w:r>
-      </w:hyperlink>
-      <w:r>
-        <w:rPr>
-          <w:lang w:val="hi_IN" w:bidi="hi_IN"/>
-        </w:rPr>
-        <w:t xml:space="preserve">; </w:t>
-      </w:r>
-      <w:hyperlink r:id="rId97">
-        <w:r>
-          <w:rPr>
-            <w:lang w:val="hi_IN" w:bidi="hi_IN"/>
-          </w:rPr>
-          <w:rPr>
-            <w:color w:val="0000EE"/>
-            <w:u w:val="single"/>
-          </w:rPr>
-          <w:t>12:24, 27</w:t>
-        </w:r>
-      </w:hyperlink>
+      <w:r>
+        <w:rPr>
+          <w:lang w:val="hi_IN" w:bidi="hi_IN"/>
+        </w:rPr>
+        <w:t>नहे 11:17</w:t>
+      </w:r>
+      <w:r>
+        <w:rPr>
+          <w:lang w:val="hi_IN" w:bidi="hi_IN"/>
+        </w:rPr>
+        <w:t xml:space="preserve">; </w:t>
+      </w:r>
+      <w:r>
+        <w:rPr>
+          <w:lang w:val="hi_IN" w:bidi="hi_IN"/>
+        </w:rPr>
+        <w:t>12:24, 27</w:t>
+      </w:r>
       <w:r>
         <w:rPr>
           <w:lang w:val="hi_IN" w:bidi="hi_IN"/>
@@ -3508,180 +2968,120 @@
         </w:rPr>
         <w:t>नए नियम में, धन्यवाद का उद्देश्य परमेश्वर का प्रेम है, जो मसीह के छुटकारे का कार्य में प्रकट होता है। प्रेरित पौलुस ने परमेश्वर को उस अनुग्रह के दान (</w:t>
       </w:r>
-      <w:hyperlink r:id="rId98">
-        <w:r>
-          <w:rPr>
-            <w:lang w:val="hi_IN" w:bidi="hi_IN"/>
-          </w:rPr>
-          <w:rPr>
-            <w:color w:val="0000EE"/>
-            <w:u w:val="single"/>
-          </w:rPr>
-          <w:t>1 कुरि 1:4</w:t>
-        </w:r>
-      </w:hyperlink>
-      <w:r>
-        <w:rPr>
-          <w:lang w:val="hi_IN" w:bidi="hi_IN"/>
-        </w:rPr>
-        <w:t xml:space="preserve">; </w:t>
-      </w:r>
-      <w:hyperlink r:id="rId99">
-        <w:r>
-          <w:rPr>
-            <w:lang w:val="hi_IN" w:bidi="hi_IN"/>
-          </w:rPr>
-          <w:rPr>
-            <w:color w:val="0000EE"/>
-            <w:u w:val="single"/>
-          </w:rPr>
-          <w:t>2 कुरि 9:15</w:t>
-        </w:r>
-      </w:hyperlink>
+      <w:r>
+        <w:rPr>
+          <w:lang w:val="hi_IN" w:bidi="hi_IN"/>
+        </w:rPr>
+        <w:t>1 कुरि 1:4</w:t>
+      </w:r>
+      <w:r>
+        <w:rPr>
+          <w:lang w:val="hi_IN" w:bidi="hi_IN"/>
+        </w:rPr>
+        <w:t xml:space="preserve">; </w:t>
+      </w:r>
+      <w:r>
+        <w:rPr>
+          <w:lang w:val="hi_IN" w:bidi="hi_IN"/>
+        </w:rPr>
+        <w:t>2 कुरि 9:15</w:t>
+      </w:r>
       <w:r>
         <w:rPr>
           <w:lang w:val="hi_IN" w:bidi="hi_IN"/>
         </w:rPr>
         <w:t>) और सुसमाचार प्रचार करने की योग्यता (</w:t>
       </w:r>
-      <w:hyperlink r:id="rId100">
-        <w:r>
-          <w:rPr>
-            <w:lang w:val="hi_IN" w:bidi="hi_IN"/>
-          </w:rPr>
-          <w:rPr>
-            <w:color w:val="0000EE"/>
-            <w:u w:val="single"/>
-          </w:rPr>
-          <w:t>2 कुरि 2:14</w:t>
-        </w:r>
-      </w:hyperlink>
-      <w:r>
-        <w:rPr>
-          <w:lang w:val="hi_IN" w:bidi="hi_IN"/>
-        </w:rPr>
-        <w:t xml:space="preserve">; </w:t>
-      </w:r>
-      <w:hyperlink r:id="rId101">
-        <w:r>
-          <w:rPr>
-            <w:lang w:val="hi_IN" w:bidi="hi_IN"/>
-          </w:rPr>
-          <w:rPr>
-            <w:color w:val="0000EE"/>
-            <w:u w:val="single"/>
-          </w:rPr>
-          <w:t>1 तीमु 1:12</w:t>
-        </w:r>
-      </w:hyperlink>
+      <w:r>
+        <w:rPr>
+          <w:lang w:val="hi_IN" w:bidi="hi_IN"/>
+        </w:rPr>
+        <w:t>2 कुरि 2:14</w:t>
+      </w:r>
+      <w:r>
+        <w:rPr>
+          <w:lang w:val="hi_IN" w:bidi="hi_IN"/>
+        </w:rPr>
+        <w:t xml:space="preserve">; </w:t>
+      </w:r>
+      <w:r>
+        <w:rPr>
+          <w:lang w:val="hi_IN" w:bidi="hi_IN"/>
+        </w:rPr>
+        <w:t>1 तीमु 1:12</w:t>
+      </w:r>
       <w:r>
         <w:rPr>
           <w:lang w:val="hi_IN" w:bidi="hi_IN"/>
         </w:rPr>
         <w:t>) के लिए धन्यवाद दिया। पौलुस ने आत्मिक वरदान में धन्यवादपूर्वक भाग लिया (</w:t>
       </w:r>
-      <w:hyperlink r:id="rId102">
-        <w:r>
-          <w:rPr>
-            <w:lang w:val="hi_IN" w:bidi="hi_IN"/>
-          </w:rPr>
-          <w:rPr>
-            <w:color w:val="0000EE"/>
-            <w:u w:val="single"/>
-          </w:rPr>
-          <w:t>1 कुरि 14:18</w:t>
-        </w:r>
-      </w:hyperlink>
+      <w:r>
+        <w:rPr>
+          <w:lang w:val="hi_IN" w:bidi="hi_IN"/>
+        </w:rPr>
+        <w:t>1 कुरि 14:18</w:t>
+      </w:r>
       <w:r>
         <w:rPr>
           <w:lang w:val="hi_IN" w:bidi="hi_IN"/>
         </w:rPr>
         <w:t>)। विश्वासियों के बीच प्रेम और विश्वास के लिए धन्यवाद उनके पत्रों में स्पष्ट है (</w:t>
       </w:r>
-      <w:hyperlink r:id="rId103">
-        <w:r>
-          <w:rPr>
-            <w:lang w:val="hi_IN" w:bidi="hi_IN"/>
-          </w:rPr>
-          <w:rPr>
-            <w:color w:val="0000EE"/>
-            <w:u w:val="single"/>
-          </w:rPr>
-          <w:t>रोम 6:17</w:t>
-        </w:r>
-      </w:hyperlink>
-      <w:r>
-        <w:rPr>
-          <w:lang w:val="hi_IN" w:bidi="hi_IN"/>
-        </w:rPr>
-        <w:t xml:space="preserve">; </w:t>
-      </w:r>
-      <w:hyperlink r:id="rId104">
-        <w:r>
-          <w:rPr>
-            <w:lang w:val="hi_IN" w:bidi="hi_IN"/>
-          </w:rPr>
-          <w:rPr>
-            <w:color w:val="0000EE"/>
-            <w:u w:val="single"/>
-          </w:rPr>
-          <w:t>इफि 1:15–16</w:t>
-        </w:r>
-      </w:hyperlink>
-      <w:r>
-        <w:rPr>
-          <w:lang w:val="hi_IN" w:bidi="hi_IN"/>
-        </w:rPr>
-        <w:t xml:space="preserve">; </w:t>
-      </w:r>
-      <w:hyperlink r:id="rId105">
-        <w:r>
-          <w:rPr>
-            <w:lang w:val="hi_IN" w:bidi="hi_IN"/>
-          </w:rPr>
-          <w:rPr>
-            <w:color w:val="0000EE"/>
-            <w:u w:val="single"/>
-          </w:rPr>
-          <w:t>फिलि 1:3–5</w:t>
-        </w:r>
-      </w:hyperlink>
-      <w:r>
-        <w:rPr>
-          <w:lang w:val="hi_IN" w:bidi="hi_IN"/>
-        </w:rPr>
-        <w:t xml:space="preserve">; </w:t>
-      </w:r>
-      <w:hyperlink r:id="rId106">
-        <w:r>
-          <w:rPr>
-            <w:lang w:val="hi_IN" w:bidi="hi_IN"/>
-          </w:rPr>
-          <w:rPr>
-            <w:color w:val="0000EE"/>
-            <w:u w:val="single"/>
-          </w:rPr>
-          <w:t>कुलु 1:3–4</w:t>
-        </w:r>
-      </w:hyperlink>
-      <w:r>
-        <w:rPr>
-          <w:lang w:val="hi_IN" w:bidi="hi_IN"/>
-        </w:rPr>
-        <w:t xml:space="preserve">; </w:t>
-      </w:r>
-      <w:hyperlink r:id="rId107">
-        <w:r>
-          <w:rPr>
-            <w:lang w:val="hi_IN" w:bidi="hi_IN"/>
-          </w:rPr>
-          <w:rPr>
-            <w:color w:val="0000EE"/>
-            <w:u w:val="single"/>
-          </w:rPr>
-          <w:t>1 थिस्स 1:2–3</w:t>
-        </w:r>
-      </w:hyperlink>
+      <w:r>
+        <w:rPr>
+          <w:lang w:val="hi_IN" w:bidi="hi_IN"/>
+        </w:rPr>
+        <w:t>रोम 6:17</w:t>
+      </w:r>
+      <w:r>
+        <w:rPr>
+          <w:lang w:val="hi_IN" w:bidi="hi_IN"/>
+        </w:rPr>
+        <w:t xml:space="preserve">; </w:t>
+      </w:r>
+      <w:r>
+        <w:rPr>
+          <w:lang w:val="hi_IN" w:bidi="hi_IN"/>
+        </w:rPr>
+        <w:t>इफि 1:15–16</w:t>
+      </w:r>
+      <w:r>
+        <w:rPr>
+          <w:lang w:val="hi_IN" w:bidi="hi_IN"/>
+        </w:rPr>
+        <w:t xml:space="preserve">; </w:t>
+      </w:r>
+      <w:r>
+        <w:rPr>
+          <w:lang w:val="hi_IN" w:bidi="hi_IN"/>
+        </w:rPr>
+        <w:t>फिलि 1:3–5</w:t>
+      </w:r>
+      <w:r>
+        <w:rPr>
+          <w:lang w:val="hi_IN" w:bidi="hi_IN"/>
+        </w:rPr>
+        <w:t xml:space="preserve">; </w:t>
+      </w:r>
+      <w:r>
+        <w:rPr>
+          <w:lang w:val="hi_IN" w:bidi="hi_IN"/>
+        </w:rPr>
+        <w:t>कुलु 1:3–4</w:t>
+      </w:r>
+      <w:r>
+        <w:rPr>
+          <w:lang w:val="hi_IN" w:bidi="hi_IN"/>
+        </w:rPr>
+        <w:t xml:space="preserve">; </w:t>
+      </w:r>
+      <w:r>
+        <w:rPr>
+          <w:lang w:val="hi_IN" w:bidi="hi_IN"/>
+        </w:rPr>
+        <w:t>1 थिस्स 1:2–3</w:t>
+      </w:r>
       <w:r>
         <w:rPr>
           <w:lang w:val="hi_IN" w:bidi="hi_IN"/>
@@ -3702,108 +3102,72 @@
         </w:rPr>
         <w:t>क्योंकि धन्यवाद की अभिव्यक्ति विश्वास के प्रतिक्रिया से बहुत निकटता से जुड़ी हुई है, पौलुस ने विश्वासियों को हर बात में धन्यवाद देने के लिए प्रोत्साहित किया (</w:t>
       </w:r>
-      <w:hyperlink r:id="rId108">
-        <w:r>
-          <w:rPr>
-            <w:lang w:val="hi_IN" w:bidi="hi_IN"/>
-          </w:rPr>
-          <w:rPr>
-            <w:color w:val="0000EE"/>
-            <w:u w:val="single"/>
-          </w:rPr>
-          <w:t>रोम 14:6</w:t>
-        </w:r>
-      </w:hyperlink>
-      <w:r>
-        <w:rPr>
-          <w:lang w:val="hi_IN" w:bidi="hi_IN"/>
-        </w:rPr>
-        <w:t xml:space="preserve">; </w:t>
-      </w:r>
-      <w:hyperlink r:id="rId109">
-        <w:r>
-          <w:rPr>
-            <w:lang w:val="hi_IN" w:bidi="hi_IN"/>
-          </w:rPr>
-          <w:rPr>
-            <w:color w:val="0000EE"/>
-            <w:u w:val="single"/>
-          </w:rPr>
-          <w:t>1 थिस्स 5:18</w:t>
-        </w:r>
-      </w:hyperlink>
+      <w:r>
+        <w:rPr>
+          <w:lang w:val="hi_IN" w:bidi="hi_IN"/>
+        </w:rPr>
+        <w:t>रोम 14:6</w:t>
+      </w:r>
+      <w:r>
+        <w:rPr>
+          <w:lang w:val="hi_IN" w:bidi="hi_IN"/>
+        </w:rPr>
+        <w:t xml:space="preserve">; </w:t>
+      </w:r>
+      <w:r>
+        <w:rPr>
+          <w:lang w:val="hi_IN" w:bidi="hi_IN"/>
+        </w:rPr>
+        <w:t>1 थिस्स 5:18</w:t>
+      </w:r>
       <w:r>
         <w:rPr>
           <w:lang w:val="hi_IN" w:bidi="hi_IN"/>
         </w:rPr>
         <w:t>)। उन्होंने मसीह के नाम में धन्यवाद के साथ प्रार्थना करने का निर्देश दिया (</w:t>
       </w:r>
-      <w:hyperlink r:id="rId110">
-        <w:r>
-          <w:rPr>
-            <w:lang w:val="hi_IN" w:bidi="hi_IN"/>
-          </w:rPr>
-          <w:rPr>
-            <w:color w:val="0000EE"/>
-            <w:u w:val="single"/>
-          </w:rPr>
-          <w:t>फिलि 4:6</w:t>
-        </w:r>
-      </w:hyperlink>
-      <w:r>
-        <w:rPr>
-          <w:lang w:val="hi_IN" w:bidi="hi_IN"/>
-        </w:rPr>
-        <w:t xml:space="preserve">; </w:t>
-      </w:r>
-      <w:hyperlink r:id="rId111">
-        <w:r>
-          <w:rPr>
-            <w:lang w:val="hi_IN" w:bidi="hi_IN"/>
-          </w:rPr>
-          <w:rPr>
-            <w:color w:val="0000EE"/>
-            <w:u w:val="single"/>
-          </w:rPr>
-          <w:t>कुल 4:2</w:t>
-        </w:r>
-      </w:hyperlink>
+      <w:r>
+        <w:rPr>
+          <w:lang w:val="hi_IN" w:bidi="hi_IN"/>
+        </w:rPr>
+        <w:t>फिलि 4:6</w:t>
+      </w:r>
+      <w:r>
+        <w:rPr>
+          <w:lang w:val="hi_IN" w:bidi="hi_IN"/>
+        </w:rPr>
+        <w:t xml:space="preserve">; </w:t>
+      </w:r>
+      <w:r>
+        <w:rPr>
+          <w:lang w:val="hi_IN" w:bidi="hi_IN"/>
+        </w:rPr>
+        <w:t>कुल 4:2</w:t>
+      </w:r>
       <w:r>
         <w:rPr>
           <w:lang w:val="hi_IN" w:bidi="hi_IN"/>
         </w:rPr>
         <w:t>), जिन्होंने सभी धन्यवाद को सम्भव बनाया है (</w:t>
       </w:r>
-      <w:hyperlink r:id="rId112">
-        <w:r>
-          <w:rPr>
-            <w:lang w:val="hi_IN" w:bidi="hi_IN"/>
-          </w:rPr>
-          <w:rPr>
-            <w:color w:val="0000EE"/>
-            <w:u w:val="single"/>
-          </w:rPr>
-          <w:t>इफि 5:20</w:t>
-        </w:r>
-      </w:hyperlink>
+      <w:r>
+        <w:rPr>
+          <w:lang w:val="hi_IN" w:bidi="hi_IN"/>
+        </w:rPr>
+        <w:t>इफि 5:20</w:t>
+      </w:r>
       <w:r>
         <w:rPr>
           <w:lang w:val="hi_IN" w:bidi="hi_IN"/>
         </w:rPr>
         <w:t>)। प्रभु भोज को कैसे मनाना है, इस पर अपनी शिक्षा में, पौलुस ने स्पष्ट किया कि मसीहियों को धन्यवाद देना चाहिए, जैसा कि प्रभु ने "धन्यवाद करके" दिया (</w:t>
       </w:r>
-      <w:hyperlink r:id="rId113">
-        <w:r>
-          <w:rPr>
-            <w:lang w:val="hi_IN" w:bidi="hi_IN"/>
-          </w:rPr>
-          <w:rPr>
-            <w:color w:val="0000EE"/>
-            <w:u w:val="single"/>
-          </w:rPr>
-          <w:t>1 कुरि 11:24</w:t>
-        </w:r>
-      </w:hyperlink>
+      <w:r>
+        <w:rPr>
+          <w:lang w:val="hi_IN" w:bidi="hi_IN"/>
+        </w:rPr>
+        <w:t>1 कुरि 11:24</w:t>
+      </w:r>
       <w:r>
         <w:rPr>
           <w:lang w:val="hi_IN" w:bidi="hi_IN"/>
@@ -4380,18 +3744,12 @@
         </w:rPr>
         <w:t xml:space="preserve"> है (</w:t>
       </w:r>
-      <w:hyperlink r:id="rId114">
-        <w:r>
-          <w:rPr>
-            <w:lang w:val="hi_IN" w:bidi="hi_IN"/>
-          </w:rPr>
-          <w:rPr>
-            <w:color w:val="0000EE"/>
-            <w:u w:val="single"/>
-          </w:rPr>
-          <w:t>उत 4:22</w:t>
-        </w:r>
-      </w:hyperlink>
+      <w:r>
+        <w:rPr>
+          <w:lang w:val="hi_IN" w:bidi="hi_IN"/>
+        </w:rPr>
+        <w:t>उत 4:22</w:t>
+      </w:r>
       <w:r>
         <w:rPr>
           <w:lang w:val="hi_IN" w:bidi="hi_IN"/>
@@ -4410,54 +3768,36 @@
         </w:rPr>
         <w:t xml:space="preserve"> का उल्लेख </w:t>
       </w:r>
-      <w:hyperlink r:id="rId115">
-        <w:r>
-          <w:rPr>
-            <w:lang w:val="hi_IN" w:bidi="hi_IN"/>
-          </w:rPr>
-          <w:rPr>
-            <w:color w:val="0000EE"/>
-            <w:u w:val="single"/>
-          </w:rPr>
-          <w:t>न्यायियों 17:4</w:t>
-        </w:r>
-      </w:hyperlink>
+      <w:r>
+        <w:rPr>
+          <w:lang w:val="hi_IN" w:bidi="hi_IN"/>
+        </w:rPr>
+        <w:t>न्यायियों 17:4</w:t>
+      </w:r>
       <w:r>
         <w:rPr>
           <w:lang w:val="hi_IN" w:bidi="hi_IN"/>
         </w:rPr>
         <w:t xml:space="preserve"> और </w:t>
       </w:r>
-      <w:hyperlink r:id="rId116">
-        <w:r>
-          <w:rPr>
-            <w:lang w:val="hi_IN" w:bidi="hi_IN"/>
-          </w:rPr>
-          <w:rPr>
-            <w:color w:val="0000EE"/>
-            <w:u w:val="single"/>
-          </w:rPr>
-          <w:t>प्रेरितों के काम 19:24</w:t>
-        </w:r>
-      </w:hyperlink>
+      <w:r>
+        <w:rPr>
+          <w:lang w:val="hi_IN" w:bidi="hi_IN"/>
+        </w:rPr>
+        <w:t>प्रेरितों के काम 19:24</w:t>
+      </w:r>
       <w:r>
         <w:rPr>
           <w:lang w:val="hi_IN" w:bidi="hi_IN"/>
         </w:rPr>
         <w:t xml:space="preserve"> में किया गया है। शमूएल के समय तक इस्राएल में लोहार दुर्लभ या न के बराबर थे, और इस्राएलियों को अपने लोहे के औजार तेज करवाने के लिए पलिश्ती लोहारों के पास जाना पड़ता था (</w:t>
       </w:r>
-      <w:hyperlink r:id="rId117">
-        <w:r>
-          <w:rPr>
-            <w:lang w:val="hi_IN" w:bidi="hi_IN"/>
-          </w:rPr>
-          <w:rPr>
-            <w:color w:val="0000EE"/>
-            <w:u w:val="single"/>
-          </w:rPr>
-          <w:t>1 शमू 13:19</w:t>
-        </w:r>
-      </w:hyperlink>
+      <w:r>
+        <w:rPr>
+          <w:lang w:val="hi_IN" w:bidi="hi_IN"/>
+        </w:rPr>
+        <w:t>1 शमू 13:19</w:t>
+      </w:r>
       <w:r>
         <w:rPr>
           <w:lang w:val="hi_IN" w:bidi="hi_IN"/>
@@ -4476,126 +3816,84 @@
         </w:rPr>
         <w:t xml:space="preserve"> द्वारा बंदी बना लिए गए (</w:t>
       </w:r>
-      <w:hyperlink r:id="rId118">
-        <w:r>
-          <w:rPr>
-            <w:lang w:val="hi_IN" w:bidi="hi_IN"/>
-          </w:rPr>
-          <w:rPr>
-            <w:color w:val="0000EE"/>
-            <w:u w:val="single"/>
-          </w:rPr>
-          <w:t>2 रा 24:14–16</w:t>
-        </w:r>
-      </w:hyperlink>
-      <w:r>
-        <w:rPr>
-          <w:lang w:val="hi_IN" w:bidi="hi_IN"/>
-        </w:rPr>
-        <w:t xml:space="preserve">; </w:t>
-      </w:r>
-      <w:hyperlink r:id="rId119">
-        <w:r>
-          <w:rPr>
-            <w:lang w:val="hi_IN" w:bidi="hi_IN"/>
-          </w:rPr>
-          <w:rPr>
-            <w:color w:val="0000EE"/>
-            <w:u w:val="single"/>
-          </w:rPr>
-          <w:t>यिर्म 24:1</w:t>
-        </w:r>
-      </w:hyperlink>
-      <w:r>
-        <w:rPr>
-          <w:lang w:val="hi_IN" w:bidi="hi_IN"/>
-        </w:rPr>
-        <w:t xml:space="preserve">; </w:t>
-      </w:r>
-      <w:hyperlink r:id="rId120">
-        <w:r>
-          <w:rPr>
-            <w:lang w:val="hi_IN" w:bidi="hi_IN"/>
-          </w:rPr>
-          <w:rPr>
-            <w:color w:val="0000EE"/>
-            <w:u w:val="single"/>
-          </w:rPr>
-          <w:t>29:2</w:t>
-        </w:r>
-      </w:hyperlink>
+      <w:r>
+        <w:rPr>
+          <w:lang w:val="hi_IN" w:bidi="hi_IN"/>
+        </w:rPr>
+        <w:t>2 रा 24:14–16</w:t>
+      </w:r>
+      <w:r>
+        <w:rPr>
+          <w:lang w:val="hi_IN" w:bidi="hi_IN"/>
+        </w:rPr>
+        <w:t xml:space="preserve">; </w:t>
+      </w:r>
+      <w:r>
+        <w:rPr>
+          <w:lang w:val="hi_IN" w:bidi="hi_IN"/>
+        </w:rPr>
+        <w:t>यिर्म 24:1</w:t>
+      </w:r>
+      <w:r>
+        <w:rPr>
+          <w:lang w:val="hi_IN" w:bidi="hi_IN"/>
+        </w:rPr>
+        <w:t xml:space="preserve">; </w:t>
+      </w:r>
+      <w:r>
+        <w:rPr>
+          <w:lang w:val="hi_IN" w:bidi="hi_IN"/>
+        </w:rPr>
+        <w:t>29:2</w:t>
+      </w:r>
       <w:r>
         <w:rPr>
           <w:lang w:val="hi_IN" w:bidi="hi_IN"/>
         </w:rPr>
         <w:t>)। लोहार के काम का वर्णन कई विवरणों में दिया गया है (</w:t>
       </w:r>
-      <w:hyperlink r:id="rId121">
-        <w:r>
-          <w:rPr>
-            <w:lang w:val="hi_IN" w:bidi="hi_IN"/>
-          </w:rPr>
-          <w:rPr>
-            <w:color w:val="0000EE"/>
-            <w:u w:val="single"/>
-          </w:rPr>
-          <w:t>नीति 25:4</w:t>
-        </w:r>
-      </w:hyperlink>
-      <w:r>
-        <w:rPr>
-          <w:lang w:val="hi_IN" w:bidi="hi_IN"/>
-        </w:rPr>
-        <w:t xml:space="preserve">; </w:t>
-      </w:r>
-      <w:hyperlink r:id="rId122">
-        <w:r>
-          <w:rPr>
-            <w:lang w:val="hi_IN" w:bidi="hi_IN"/>
-          </w:rPr>
-          <w:rPr>
-            <w:color w:val="0000EE"/>
-            <w:u w:val="single"/>
-          </w:rPr>
-          <w:t>यशा 44:12</w:t>
-        </w:r>
-      </w:hyperlink>
-      <w:r>
-        <w:rPr>
-          <w:lang w:val="hi_IN" w:bidi="hi_IN"/>
-        </w:rPr>
-        <w:t xml:space="preserve">; </w:t>
-      </w:r>
-      <w:hyperlink r:id="rId123">
-        <w:r>
-          <w:rPr>
-            <w:lang w:val="hi_IN" w:bidi="hi_IN"/>
-          </w:rPr>
-          <w:rPr>
-            <w:color w:val="0000EE"/>
-            <w:u w:val="single"/>
-          </w:rPr>
-          <w:t>54:16</w:t>
-        </w:r>
-      </w:hyperlink>
+      <w:r>
+        <w:rPr>
+          <w:lang w:val="hi_IN" w:bidi="hi_IN"/>
+        </w:rPr>
+        <w:t>नीति 25:4</w:t>
+      </w:r>
+      <w:r>
+        <w:rPr>
+          <w:lang w:val="hi_IN" w:bidi="hi_IN"/>
+        </w:rPr>
+        <w:t xml:space="preserve">; </w:t>
+      </w:r>
+      <w:r>
+        <w:rPr>
+          <w:lang w:val="hi_IN" w:bidi="hi_IN"/>
+        </w:rPr>
+        <w:t>यशा 44:12</w:t>
+      </w:r>
+      <w:r>
+        <w:rPr>
+          <w:lang w:val="hi_IN" w:bidi="hi_IN"/>
+        </w:rPr>
+        <w:t xml:space="preserve">; </w:t>
+      </w:r>
+      <w:r>
+        <w:rPr>
+          <w:lang w:val="hi_IN" w:bidi="hi_IN"/>
+        </w:rPr>
+        <w:t>54:16</w:t>
+      </w:r>
       <w:r>
         <w:rPr>
           <w:lang w:val="hi_IN" w:bidi="hi_IN"/>
         </w:rPr>
         <w:t xml:space="preserve">)। </w:t>
       </w:r>
-      <w:hyperlink r:id="rId124">
-        <w:r>
-          <w:rPr>
-            <w:lang w:val="hi_IN" w:bidi="hi_IN"/>
-          </w:rPr>
-          <w:rPr>
-            <w:color w:val="0000EE"/>
-            <w:u w:val="single"/>
-          </w:rPr>
-          <w:t>जकर्याह 1:20</w:t>
-        </w:r>
-      </w:hyperlink>
+      <w:r>
+        <w:rPr>
+          <w:lang w:val="hi_IN" w:bidi="hi_IN"/>
+        </w:rPr>
+        <w:t>जकर्याह 1:20</w:t>
+      </w:r>
       <w:r>
         <w:rPr>
           <w:lang w:val="hi_IN" w:bidi="hi_IN"/>
@@ -4697,36 +3995,24 @@
         </w:rPr>
         <w:t xml:space="preserve">किसी भी सम्बंध में उचित अपेक्षाओं को पूरा करना, जैसे पति-पत्नी, माता-पिता और बच्चे, देश के निवासी और सरदार, श्रमिक और नियोक्ता, व्यापारी और ग्राहक, अधिकारी और निवासी और परमेश्वर और मनुष्यों के बीच। इसे धर्म कहा जाता है। इसे धार्मिकता कहा जाता है। जब कोई इन अपेक्षाओं को पूरा करता है, तो उनके कार्य और वचन धर्मी माने जाते हैं। धर्मी का विपरीत "बुरा," "दुष्ट," या "गलत" होता है (तुलना करें </w:t>
       </w:r>
-      <w:hyperlink r:id="rId125">
-        <w:r>
-          <w:rPr>
-            <w:lang w:val="hi_IN" w:bidi="hi_IN"/>
-          </w:rPr>
-          <w:rPr>
-            <w:color w:val="0000EE"/>
-            <w:u w:val="single"/>
-          </w:rPr>
-          <w:t>भज 1:6</w:t>
-        </w:r>
-      </w:hyperlink>
-      <w:r>
-        <w:rPr>
-          <w:lang w:val="hi_IN" w:bidi="hi_IN"/>
-        </w:rPr>
-        <w:t xml:space="preserve">; </w:t>
-      </w:r>
-      <w:hyperlink r:id="rId126">
-        <w:r>
-          <w:rPr>
-            <w:lang w:val="hi_IN" w:bidi="hi_IN"/>
-          </w:rPr>
-          <w:rPr>
-            <w:color w:val="0000EE"/>
-            <w:u w:val="single"/>
-          </w:rPr>
-          <w:t>सप 3:5</w:t>
-        </w:r>
-      </w:hyperlink>
+      <w:r>
+        <w:rPr>
+          <w:lang w:val="hi_IN" w:bidi="hi_IN"/>
+        </w:rPr>
+        <w:t>भज 1:6</w:t>
+      </w:r>
+      <w:r>
+        <w:rPr>
+          <w:lang w:val="hi_IN" w:bidi="hi_IN"/>
+        </w:rPr>
+        <w:t xml:space="preserve">; </w:t>
+      </w:r>
+      <w:r>
+        <w:rPr>
+          <w:lang w:val="hi_IN" w:bidi="hi_IN"/>
+        </w:rPr>
+        <w:t>सप 3:5</w:t>
+      </w:r>
       <w:r>
         <w:rPr>
           <w:lang w:val="hi_IN" w:bidi="hi_IN"/>
@@ -4783,162 +4069,108 @@
         </w:rPr>
         <w:t>यहोवा धर्मी है (</w:t>
       </w:r>
-      <w:hyperlink r:id="rId127">
-        <w:r>
-          <w:rPr>
-            <w:lang w:val="hi_IN" w:bidi="hi_IN"/>
-          </w:rPr>
-          <w:rPr>
-            <w:color w:val="0000EE"/>
-            <w:u w:val="single"/>
-          </w:rPr>
-          <w:t>2 इति 12:6</w:t>
-        </w:r>
-      </w:hyperlink>
-      <w:r>
-        <w:rPr>
-          <w:lang w:val="hi_IN" w:bidi="hi_IN"/>
-        </w:rPr>
-        <w:t xml:space="preserve">; </w:t>
-      </w:r>
-      <w:hyperlink r:id="rId128">
-        <w:r>
-          <w:rPr>
-            <w:lang w:val="hi_IN" w:bidi="hi_IN"/>
-          </w:rPr>
-          <w:rPr>
-            <w:color w:val="0000EE"/>
-            <w:u w:val="single"/>
-          </w:rPr>
-          <w:t>भज 7:9</w:t>
-        </w:r>
-      </w:hyperlink>
-      <w:r>
-        <w:rPr>
-          <w:lang w:val="hi_IN" w:bidi="hi_IN"/>
-        </w:rPr>
-        <w:t xml:space="preserve">; </w:t>
-      </w:r>
-      <w:hyperlink r:id="rId129">
-        <w:r>
-          <w:rPr>
-            <w:lang w:val="hi_IN" w:bidi="hi_IN"/>
-          </w:rPr>
-          <w:rPr>
-            <w:color w:val="0000EE"/>
-            <w:u w:val="single"/>
-          </w:rPr>
-          <w:t>103:17</w:t>
-        </w:r>
-      </w:hyperlink>
-      <w:r>
-        <w:rPr>
-          <w:lang w:val="hi_IN" w:bidi="hi_IN"/>
-        </w:rPr>
-        <w:t xml:space="preserve">; </w:t>
-      </w:r>
-      <w:hyperlink r:id="rId126">
-        <w:r>
-          <w:rPr>
-            <w:lang w:val="hi_IN" w:bidi="hi_IN"/>
-          </w:rPr>
-          <w:rPr>
-            <w:color w:val="0000EE"/>
-            <w:u w:val="single"/>
-          </w:rPr>
-          <w:t>सप 3:5</w:t>
-        </w:r>
-      </w:hyperlink>
-      <w:r>
-        <w:rPr>
-          <w:lang w:val="hi_IN" w:bidi="hi_IN"/>
-        </w:rPr>
-        <w:t xml:space="preserve">; </w:t>
-      </w:r>
-      <w:hyperlink r:id="rId130">
-        <w:r>
-          <w:rPr>
-            <w:lang w:val="hi_IN" w:bidi="hi_IN"/>
-          </w:rPr>
-          <w:rPr>
-            <w:color w:val="0000EE"/>
-            <w:u w:val="single"/>
-          </w:rPr>
-          <w:t>जक 8:8</w:t>
-        </w:r>
-      </w:hyperlink>
+      <w:r>
+        <w:rPr>
+          <w:lang w:val="hi_IN" w:bidi="hi_IN"/>
+        </w:rPr>
+        <w:t>2 इति 12:6</w:t>
+      </w:r>
+      <w:r>
+        <w:rPr>
+          <w:lang w:val="hi_IN" w:bidi="hi_IN"/>
+        </w:rPr>
+        <w:t xml:space="preserve">; </w:t>
+      </w:r>
+      <w:r>
+        <w:rPr>
+          <w:lang w:val="hi_IN" w:bidi="hi_IN"/>
+        </w:rPr>
+        <w:t>भज 7:9</w:t>
+      </w:r>
+      <w:r>
+        <w:rPr>
+          <w:lang w:val="hi_IN" w:bidi="hi_IN"/>
+        </w:rPr>
+        <w:t xml:space="preserve">; </w:t>
+      </w:r>
+      <w:r>
+        <w:rPr>
+          <w:lang w:val="hi_IN" w:bidi="hi_IN"/>
+        </w:rPr>
+        <w:t>103:17</w:t>
+      </w:r>
+      <w:r>
+        <w:rPr>
+          <w:lang w:val="hi_IN" w:bidi="hi_IN"/>
+        </w:rPr>
+        <w:t xml:space="preserve">; </w:t>
+      </w:r>
+      <w:r>
+        <w:rPr>
+          <w:lang w:val="hi_IN" w:bidi="hi_IN"/>
+        </w:rPr>
+        <w:t>सप 3:5</w:t>
+      </w:r>
+      <w:r>
+        <w:rPr>
+          <w:lang w:val="hi_IN" w:bidi="hi_IN"/>
+        </w:rPr>
+        <w:t xml:space="preserve">; </w:t>
+      </w:r>
+      <w:r>
+        <w:rPr>
+          <w:lang w:val="hi_IN" w:bidi="hi_IN"/>
+        </w:rPr>
+        <w:t>जक 8:8</w:t>
+      </w:r>
       <w:r>
         <w:rPr>
           <w:lang w:val="hi_IN" w:bidi="hi_IN"/>
         </w:rPr>
         <w:t xml:space="preserve">)। उनकी धार्मिकता उनके लोगों के लिए उनके कामों और उनके साथ उनके संबंधों में दिखाई देती है। परमेश्वर के सभी काम धर्ममय हैं (तुलना करें </w:t>
       </w:r>
-      <w:hyperlink r:id="rId80">
-        <w:r>
-          <w:rPr>
-            <w:lang w:val="hi_IN" w:bidi="hi_IN"/>
-          </w:rPr>
-          <w:rPr>
-            <w:color w:val="0000EE"/>
-            <w:u w:val="single"/>
-          </w:rPr>
-          <w:t>व्य.वि. 32:4</w:t>
-        </w:r>
-      </w:hyperlink>
-      <w:r>
-        <w:rPr>
-          <w:lang w:val="hi_IN" w:bidi="hi_IN"/>
-        </w:rPr>
-        <w:t xml:space="preserve">; </w:t>
-      </w:r>
-      <w:hyperlink r:id="rId131">
-        <w:r>
-          <w:rPr>
-            <w:lang w:val="hi_IN" w:bidi="hi_IN"/>
-          </w:rPr>
-          <w:rPr>
-            <w:color w:val="0000EE"/>
-            <w:u w:val="single"/>
-          </w:rPr>
-          <w:t>न्या 5:11</w:t>
-        </w:r>
-      </w:hyperlink>
-      <w:r>
-        <w:rPr>
-          <w:lang w:val="hi_IN" w:bidi="hi_IN"/>
-        </w:rPr>
-        <w:t xml:space="preserve">; </w:t>
-      </w:r>
-      <w:hyperlink r:id="rId132">
-        <w:r>
-          <w:rPr>
-            <w:lang w:val="hi_IN" w:bidi="hi_IN"/>
-          </w:rPr>
-          <w:rPr>
-            <w:color w:val="0000EE"/>
-            <w:u w:val="single"/>
-          </w:rPr>
-          <w:t>भज 103:6</w:t>
-        </w:r>
-      </w:hyperlink>
+      <w:r>
+        <w:rPr>
+          <w:lang w:val="hi_IN" w:bidi="hi_IN"/>
+        </w:rPr>
+        <w:t>व्य.वि. 32:4</w:t>
+      </w:r>
+      <w:r>
+        <w:rPr>
+          <w:lang w:val="hi_IN" w:bidi="hi_IN"/>
+        </w:rPr>
+        <w:t xml:space="preserve">; </w:t>
+      </w:r>
+      <w:r>
+        <w:rPr>
+          <w:lang w:val="hi_IN" w:bidi="hi_IN"/>
+        </w:rPr>
+        <w:t>न्या 5:11</w:t>
+      </w:r>
+      <w:r>
+        <w:rPr>
+          <w:lang w:val="hi_IN" w:bidi="hi_IN"/>
+        </w:rPr>
+        <w:t xml:space="preserve">; </w:t>
+      </w:r>
+      <w:r>
+        <w:rPr>
+          <w:lang w:val="hi_IN" w:bidi="hi_IN"/>
+        </w:rPr>
+        <w:t>भज 103:6</w:t>
+      </w:r>
       <w:r>
         <w:rPr>
           <w:lang w:val="hi_IN" w:bidi="hi_IN"/>
         </w:rPr>
         <w:t>)। परमेश्वर के लोग उनके धार्मिक कामों में मगन होते थे (</w:t>
       </w:r>
-      <w:hyperlink r:id="rId133">
-        <w:r>
-          <w:rPr>
-            <w:lang w:val="hi_IN" w:bidi="hi_IN"/>
-          </w:rPr>
-          <w:rPr>
-            <w:color w:val="0000EE"/>
-            <w:u w:val="single"/>
-          </w:rPr>
-          <w:t>भज 89:16</w:t>
-        </w:r>
-      </w:hyperlink>
+      <w:r>
+        <w:rPr>
+          <w:lang w:val="hi_IN" w:bidi="hi_IN"/>
+        </w:rPr>
+        <w:t>भज 89:16</w:t>
+      </w:r>
       <w:r>
         <w:rPr>
           <w:lang w:val="hi_IN" w:bidi="hi_IN"/>
@@ -4959,90 +4191,60 @@
         </w:rPr>
         <w:t>नूह को "धर्मी" कहा जाता है क्योंकि उन्होंने परमेश्वर के साथ चलकर दूसरों की तुलना में सत्यनिष्ठा दिखाई (</w:t>
       </w:r>
-      <w:hyperlink r:id="rId134">
-        <w:r>
-          <w:rPr>
-            <w:lang w:val="hi_IN" w:bidi="hi_IN"/>
-          </w:rPr>
-          <w:rPr>
-            <w:color w:val="0000EE"/>
-            <w:u w:val="single"/>
-          </w:rPr>
-          <w:t>उत् 6:9</w:t>
-        </w:r>
-      </w:hyperlink>
+      <w:r>
+        <w:rPr>
+          <w:lang w:val="hi_IN" w:bidi="hi_IN"/>
+        </w:rPr>
+        <w:t>उत् 6:9</w:t>
+      </w:r>
       <w:r>
         <w:rPr>
           <w:lang w:val="hi_IN" w:bidi="hi_IN"/>
         </w:rPr>
         <w:t>)। मानवता के पतन के बाद—जब लोगों ने परमेश्वर की अवज्ञा की और संसार में पाप लाए, जिससे जल-प्रलय और बाबेल में फैलना हुआ—परमेश्वर ने अब्राहम और उनके वंशजों के माध्यम से लोगों के साथ अपने सम्बंध को नया किया। अब्राहम धर्मी थे क्योंकि उन्होंने परमेश्वर की प्रगट इच्छा के अनुसार जीवन जिया (</w:t>
       </w:r>
-      <w:hyperlink r:id="rId135">
-        <w:r>
-          <w:rPr>
-            <w:lang w:val="hi_IN" w:bidi="hi_IN"/>
-          </w:rPr>
-          <w:rPr>
-            <w:color w:val="0000EE"/>
-            <w:u w:val="single"/>
-          </w:rPr>
-          <w:t>उत् 15:6</w:t>
-        </w:r>
-      </w:hyperlink>
+      <w:r>
+        <w:rPr>
+          <w:lang w:val="hi_IN" w:bidi="hi_IN"/>
+        </w:rPr>
+        <w:t>उत् 15:6</w:t>
+      </w:r>
       <w:r>
         <w:rPr>
           <w:lang w:val="hi_IN" w:bidi="hi_IN"/>
         </w:rPr>
         <w:t xml:space="preserve">; तुलना करें </w:t>
       </w:r>
-      <w:hyperlink r:id="rId136">
-        <w:r>
-          <w:rPr>
-            <w:lang w:val="hi_IN" w:bidi="hi_IN"/>
-          </w:rPr>
-          <w:rPr>
-            <w:color w:val="0000EE"/>
-            <w:u w:val="single"/>
-          </w:rPr>
-          <w:t>17:1</w:t>
-        </w:r>
-      </w:hyperlink>
-      <w:r>
-        <w:rPr>
-          <w:lang w:val="hi_IN" w:bidi="hi_IN"/>
-        </w:rPr>
-        <w:t xml:space="preserve">; </w:t>
-      </w:r>
-      <w:hyperlink r:id="rId137">
-        <w:r>
-          <w:rPr>
-            <w:lang w:val="hi_IN" w:bidi="hi_IN"/>
-          </w:rPr>
-          <w:rPr>
-            <w:color w:val="0000EE"/>
-            <w:u w:val="single"/>
-          </w:rPr>
-          <w:t>18:19</w:t>
-        </w:r>
-      </w:hyperlink>
-      <w:r>
-        <w:rPr>
-          <w:lang w:val="hi_IN" w:bidi="hi_IN"/>
-        </w:rPr>
-        <w:t xml:space="preserve">; </w:t>
-      </w:r>
-      <w:hyperlink r:id="rId138">
-        <w:r>
-          <w:rPr>
-            <w:lang w:val="hi_IN" w:bidi="hi_IN"/>
-          </w:rPr>
-          <w:rPr>
-            <w:color w:val="0000EE"/>
-            <w:u w:val="single"/>
-          </w:rPr>
-          <w:t>26:5</w:t>
-        </w:r>
-      </w:hyperlink>
+      <w:r>
+        <w:rPr>
+          <w:lang w:val="hi_IN" w:bidi="hi_IN"/>
+        </w:rPr>
+        <w:t>17:1</w:t>
+      </w:r>
+      <w:r>
+        <w:rPr>
+          <w:lang w:val="hi_IN" w:bidi="hi_IN"/>
+        </w:rPr>
+        <w:t xml:space="preserve">; </w:t>
+      </w:r>
+      <w:r>
+        <w:rPr>
+          <w:lang w:val="hi_IN" w:bidi="hi_IN"/>
+        </w:rPr>
+        <w:t>18:19</w:t>
+      </w:r>
+      <w:r>
+        <w:rPr>
+          <w:lang w:val="hi_IN" w:bidi="hi_IN"/>
+        </w:rPr>
+        <w:t xml:space="preserve">; </w:t>
+      </w:r>
+      <w:r>
+        <w:rPr>
+          <w:lang w:val="hi_IN" w:bidi="hi_IN"/>
+        </w:rPr>
+        <w:t>26:5</w:t>
+      </w:r>
       <w:r>
         <w:rPr>
           <w:lang w:val="hi_IN" w:bidi="hi_IN"/>
@@ -5074,18 +4276,12 @@
         </w:rPr>
         <w:t xml:space="preserve">परमेश्वर ने इस्राएल पर प्रकट किया कि उन्हें उसके साथ और एक-दूसरे के साथ कैसा सम्बंध रखना चाहिए। व्यवस्था ने लोगों को परमेश्वर की इच्छा के अनुसार जीवन जीने और धर्मी बनने में सहायता दी। जो व्यक्ति परमेश्वर की सेवा के लिए समर्पित था, उसे धर्मी कहा जाता था (तुलना करें </w:t>
       </w:r>
-      <w:hyperlink r:id="rId139">
-        <w:r>
-          <w:rPr>
-            <w:lang w:val="hi_IN" w:bidi="hi_IN"/>
-          </w:rPr>
-          <w:rPr>
-            <w:color w:val="0000EE"/>
-            <w:u w:val="single"/>
-          </w:rPr>
-          <w:t>मला 3:18</w:t>
-        </w:r>
-      </w:hyperlink>
+      <w:r>
+        <w:rPr>
+          <w:lang w:val="hi_IN" w:bidi="hi_IN"/>
+        </w:rPr>
+        <w:t>मला 3:18</w:t>
+      </w:r>
       <w:r>
         <w:rPr>
           <w:lang w:val="hi_IN" w:bidi="hi_IN"/>
@@ -5106,54 +4302,36 @@
         </w:rPr>
         <w:t>भविष्यद्वक्ताओं ने धार्मिकता के एक भावी समय के बारे में कहा। यह वह समय होगा जब परमेश्वर के विशेष चुने हुए राजा (मसीहा) का शासन होगा। यह वह समय भी होगा जब परमेश्वर का राज्य पृथ्वी पर आएगा। भविष्यद्वक्ता यशायाह ने इसके बारे में लिखा (</w:t>
       </w:r>
-      <w:hyperlink r:id="rId140">
-        <w:r>
-          <w:rPr>
-            <w:lang w:val="hi_IN" w:bidi="hi_IN"/>
-          </w:rPr>
-          <w:rPr>
-            <w:color w:val="0000EE"/>
-            <w:u w:val="single"/>
-          </w:rPr>
-          <w:t>यशा 11:1–9</w:t>
-        </w:r>
-      </w:hyperlink>
+      <w:r>
+        <w:rPr>
+          <w:lang w:val="hi_IN" w:bidi="hi_IN"/>
+        </w:rPr>
+        <w:t>यशा 11:1–9</w:t>
+      </w:r>
       <w:r>
         <w:rPr>
           <w:lang w:val="hi_IN" w:bidi="hi_IN"/>
         </w:rPr>
         <w:t xml:space="preserve">)। उन्होंने कहा कि यह शासन देश-देश तक फैलेगा (वचन </w:t>
       </w:r>
-      <w:hyperlink r:id="rId141">
-        <w:r>
-          <w:rPr>
-            <w:lang w:val="hi_IN" w:bidi="hi_IN"/>
-          </w:rPr>
-          <w:rPr>
-            <w:color w:val="0000EE"/>
-            <w:u w:val="single"/>
-          </w:rPr>
-          <w:t>10–16</w:t>
-        </w:r>
-      </w:hyperlink>
+      <w:r>
+        <w:rPr>
+          <w:lang w:val="hi_IN" w:bidi="hi_IN"/>
+        </w:rPr>
+        <w:t>10–16</w:t>
+      </w:r>
       <w:r>
         <w:rPr>
           <w:lang w:val="hi_IN" w:bidi="hi_IN"/>
         </w:rPr>
         <w:t>)। यशायाह ने यह भी कहा कि यह सर्वदा रहेगा (</w:t>
       </w:r>
-      <w:hyperlink r:id="rId142">
-        <w:r>
-          <w:rPr>
-            <w:lang w:val="hi_IN" w:bidi="hi_IN"/>
-          </w:rPr>
-          <w:rPr>
-            <w:color w:val="0000EE"/>
-            <w:u w:val="single"/>
-          </w:rPr>
-          <w:t>यशा 9:7</w:t>
-        </w:r>
-      </w:hyperlink>
+      <w:r>
+        <w:rPr>
+          <w:lang w:val="hi_IN" w:bidi="hi_IN"/>
+        </w:rPr>
+        <w:t>यशा 9:7</w:t>
+      </w:r>
       <w:r>
         <w:rPr>
           <w:lang w:val="hi_IN" w:bidi="hi_IN"/>
@@ -5174,126 +4352,84 @@
         </w:rPr>
         <w:t>पुनःस्थापन के कार्य, जैसे इस्राएल का बँधुआई से लौटना और राज्य का अन्तिम आगमन, परमेश्वर के धर्ममय कामों को प्रगट करते हैं। वह क्षमा करते हैं, पुनःस्थापित करते हैं, विश्वासयोग्य बने रहते हैं, प्रेम करते हैं, चुनते है, और अपनी प्रजा को नया करने के लिए अपनी आत्मा भेजते हैं। वह उन्हें नई वाचा सम्बंध (परमेश्वर और उनकी प्रजा के बीच एक विशेष सन्धि) के लाभ देता है। परमेश्वर के धर्ममय काम यहूदियों और अन्यजातियों दोनों के लिए हैं (</w:t>
       </w:r>
-      <w:hyperlink r:id="rId143">
-        <w:r>
-          <w:rPr>
-            <w:lang w:val="hi_IN" w:bidi="hi_IN"/>
-          </w:rPr>
-          <w:rPr>
-            <w:color w:val="0000EE"/>
-            <w:u w:val="single"/>
-          </w:rPr>
-          <w:t>यशा 45:8, 23</w:t>
-        </w:r>
-      </w:hyperlink>
-      <w:r>
-        <w:rPr>
-          <w:lang w:val="hi_IN" w:bidi="hi_IN"/>
-        </w:rPr>
-        <w:t xml:space="preserve">; </w:t>
-      </w:r>
-      <w:hyperlink r:id="rId144">
-        <w:r>
-          <w:rPr>
-            <w:lang w:val="hi_IN" w:bidi="hi_IN"/>
-          </w:rPr>
-          <w:rPr>
-            <w:color w:val="0000EE"/>
-            <w:u w:val="single"/>
-          </w:rPr>
-          <w:t>46:13, 48:18</w:t>
-        </w:r>
-      </w:hyperlink>
-      <w:r>
-        <w:rPr>
-          <w:lang w:val="hi_IN" w:bidi="hi_IN"/>
-        </w:rPr>
-        <w:t xml:space="preserve">; </w:t>
-      </w:r>
-      <w:hyperlink r:id="rId145">
-        <w:r>
-          <w:rPr>
-            <w:lang w:val="hi_IN" w:bidi="hi_IN"/>
-          </w:rPr>
-          <w:rPr>
-            <w:color w:val="0000EE"/>
-            <w:u w:val="single"/>
-          </w:rPr>
-          <w:t>51:5, 8, 16</w:t>
-        </w:r>
-      </w:hyperlink>
-      <w:r>
-        <w:rPr>
-          <w:lang w:val="hi_IN" w:bidi="hi_IN"/>
-        </w:rPr>
-        <w:t xml:space="preserve">; </w:t>
-      </w:r>
-      <w:hyperlink r:id="rId146">
-        <w:r>
-          <w:rPr>
-            <w:lang w:val="hi_IN" w:bidi="hi_IN"/>
-          </w:rPr>
-          <w:rPr>
-            <w:color w:val="0000EE"/>
-            <w:u w:val="single"/>
-          </w:rPr>
-          <w:t>56:1</w:t>
-        </w:r>
-      </w:hyperlink>
-      <w:r>
-        <w:rPr>
-          <w:lang w:val="hi_IN" w:bidi="hi_IN"/>
-        </w:rPr>
-        <w:t xml:space="preserve">; </w:t>
-      </w:r>
-      <w:hyperlink r:id="rId147">
-        <w:r>
-          <w:rPr>
-            <w:lang w:val="hi_IN" w:bidi="hi_IN"/>
-          </w:rPr>
-          <w:rPr>
-            <w:color w:val="0000EE"/>
-            <w:u w:val="single"/>
-          </w:rPr>
-          <w:t>59:17</w:t>
-        </w:r>
-      </w:hyperlink>
-      <w:r>
-        <w:rPr>
-          <w:lang w:val="hi_IN" w:bidi="hi_IN"/>
-        </w:rPr>
-        <w:t xml:space="preserve">; </w:t>
-      </w:r>
-      <w:hyperlink r:id="rId148">
-        <w:r>
-          <w:rPr>
-            <w:lang w:val="hi_IN" w:bidi="hi_IN"/>
-          </w:rPr>
-          <w:rPr>
-            <w:color w:val="0000EE"/>
-            <w:u w:val="single"/>
-          </w:rPr>
-          <w:t>60:17</w:t>
-        </w:r>
-      </w:hyperlink>
-      <w:r>
-        <w:rPr>
-          <w:lang w:val="hi_IN" w:bidi="hi_IN"/>
-        </w:rPr>
-        <w:t xml:space="preserve">; </w:t>
-      </w:r>
-      <w:hyperlink r:id="rId149">
-        <w:r>
-          <w:rPr>
-            <w:lang w:val="hi_IN" w:bidi="hi_IN"/>
-          </w:rPr>
-          <w:rPr>
-            <w:color w:val="0000EE"/>
-            <w:u w:val="single"/>
-          </w:rPr>
-          <w:t>61:10–11</w:t>
-        </w:r>
-      </w:hyperlink>
+      <w:r>
+        <w:rPr>
+          <w:lang w:val="hi_IN" w:bidi="hi_IN"/>
+        </w:rPr>
+        <w:t>यशा 45:8, 23</w:t>
+      </w:r>
+      <w:r>
+        <w:rPr>
+          <w:lang w:val="hi_IN" w:bidi="hi_IN"/>
+        </w:rPr>
+        <w:t xml:space="preserve">; </w:t>
+      </w:r>
+      <w:r>
+        <w:rPr>
+          <w:lang w:val="hi_IN" w:bidi="hi_IN"/>
+        </w:rPr>
+        <w:t>46:13, 48:18</w:t>
+      </w:r>
+      <w:r>
+        <w:rPr>
+          <w:lang w:val="hi_IN" w:bidi="hi_IN"/>
+        </w:rPr>
+        <w:t xml:space="preserve">; </w:t>
+      </w:r>
+      <w:r>
+        <w:rPr>
+          <w:lang w:val="hi_IN" w:bidi="hi_IN"/>
+        </w:rPr>
+        <w:t>51:5, 8, 16</w:t>
+      </w:r>
+      <w:r>
+        <w:rPr>
+          <w:lang w:val="hi_IN" w:bidi="hi_IN"/>
+        </w:rPr>
+        <w:t xml:space="preserve">; </w:t>
+      </w:r>
+      <w:r>
+        <w:rPr>
+          <w:lang w:val="hi_IN" w:bidi="hi_IN"/>
+        </w:rPr>
+        <w:t>56:1</w:t>
+      </w:r>
+      <w:r>
+        <w:rPr>
+          <w:lang w:val="hi_IN" w:bidi="hi_IN"/>
+        </w:rPr>
+        <w:t xml:space="preserve">; </w:t>
+      </w:r>
+      <w:r>
+        <w:rPr>
+          <w:lang w:val="hi_IN" w:bidi="hi_IN"/>
+        </w:rPr>
+        <w:t>59:17</w:t>
+      </w:r>
+      <w:r>
+        <w:rPr>
+          <w:lang w:val="hi_IN" w:bidi="hi_IN"/>
+        </w:rPr>
+        <w:t xml:space="preserve">; </w:t>
+      </w:r>
+      <w:r>
+        <w:rPr>
+          <w:lang w:val="hi_IN" w:bidi="hi_IN"/>
+        </w:rPr>
+        <w:t>60:17</w:t>
+      </w:r>
+      <w:r>
+        <w:rPr>
+          <w:lang w:val="hi_IN" w:bidi="hi_IN"/>
+        </w:rPr>
+        <w:t xml:space="preserve">; </w:t>
+      </w:r>
+      <w:r>
+        <w:rPr>
+          <w:lang w:val="hi_IN" w:bidi="hi_IN"/>
+        </w:rPr>
+        <w:t>61:10–11</w:t>
+      </w:r>
       <w:r>
         <w:rPr>
           <w:lang w:val="hi_IN" w:bidi="hi_IN"/>
@@ -5325,72 +4461,48 @@
         </w:rPr>
         <w:t>परमेश्वर अपनी प्रजा के उद्धार और अपने अनन्त राज्य के लिए चिन्तित थे। इसलिए, परमेश्वर ने अपने पुत्र को भेजकर अपनी धार्मिकता प्रगट की । मसीह का आगमन परमेश्वर के लोगों के साथ उनके सम्बंध, वाचा, और पृथ्वी पर उनके राज्य के नवीनीकरण को दर्शाता है। पुरानी वाचा, जिसे मूसा के द्वारा स्थापित किया गया था, परमेश्वर के पुत्र के द्वारा नई की गई, जो “सब धार्मिकता को पूरा करना उचित है” के लिए आए थे (</w:t>
       </w:r>
-      <w:hyperlink r:id="rId150">
-        <w:r>
-          <w:rPr>
-            <w:lang w:val="hi_IN" w:bidi="hi_IN"/>
-          </w:rPr>
-          <w:rPr>
-            <w:color w:val="0000EE"/>
-            <w:u w:val="single"/>
-          </w:rPr>
-          <w:t>मत्ती 3:15</w:t>
-        </w:r>
-      </w:hyperlink>
+      <w:r>
+        <w:rPr>
+          <w:lang w:val="hi_IN" w:bidi="hi_IN"/>
+        </w:rPr>
+        <w:t>मत्ती 3:15</w:t>
+      </w:r>
       <w:r>
         <w:rPr>
           <w:lang w:val="hi_IN" w:bidi="hi_IN"/>
         </w:rPr>
         <w:t>)। यीशु का सन्देश पुराने नियम के साथ मेल खाता है, जो परमेश्वर के राज्य को उनकी धार्मिकता के साथ जोड़ता है (</w:t>
       </w:r>
-      <w:hyperlink r:id="rId151">
-        <w:r>
-          <w:rPr>
-            <w:lang w:val="hi_IN" w:bidi="hi_IN"/>
-          </w:rPr>
-          <w:rPr>
-            <w:color w:val="0000EE"/>
-            <w:u w:val="single"/>
-          </w:rPr>
-          <w:t>मत्ती 6:33</w:t>
-        </w:r>
-      </w:hyperlink>
-      <w:r>
-        <w:rPr>
-          <w:lang w:val="hi_IN" w:bidi="hi_IN"/>
-        </w:rPr>
-        <w:t xml:space="preserve">; </w:t>
-      </w:r>
-      <w:hyperlink r:id="rId152">
-        <w:r>
-          <w:rPr>
-            <w:lang w:val="hi_IN" w:bidi="hi_IN"/>
-          </w:rPr>
-          <w:rPr>
-            <w:color w:val="0000EE"/>
-            <w:u w:val="single"/>
-          </w:rPr>
-          <w:t>13:43</w:t>
-        </w:r>
-      </w:hyperlink>
+      <w:r>
+        <w:rPr>
+          <w:lang w:val="hi_IN" w:bidi="hi_IN"/>
+        </w:rPr>
+        <w:t>मत्ती 6:33</w:t>
+      </w:r>
+      <w:r>
+        <w:rPr>
+          <w:lang w:val="hi_IN" w:bidi="hi_IN"/>
+        </w:rPr>
+        <w:t xml:space="preserve">; </w:t>
+      </w:r>
+      <w:r>
+        <w:rPr>
+          <w:lang w:val="hi_IN" w:bidi="hi_IN"/>
+        </w:rPr>
+        <w:t>13:43</w:t>
+      </w:r>
       <w:r>
         <w:rPr>
           <w:lang w:val="hi_IN" w:bidi="hi_IN"/>
         </w:rPr>
         <w:t>)। यीशु ने सिखाया कि परमेश्वर सभी से अपेक्षा करते हैं कि वे उनकी इच्छा के साथ एक मन होकर जीवन व्यतीत करें (</w:t>
       </w:r>
-      <w:hyperlink r:id="rId153">
-        <w:r>
-          <w:rPr>
-            <w:lang w:val="hi_IN" w:bidi="hi_IN"/>
-          </w:rPr>
-          <w:rPr>
-            <w:color w:val="0000EE"/>
-            <w:u w:val="single"/>
-          </w:rPr>
-          <w:t>मत्ती 7:21</w:t>
-        </w:r>
-      </w:hyperlink>
+      <w:r>
+        <w:rPr>
+          <w:lang w:val="hi_IN" w:bidi="hi_IN"/>
+        </w:rPr>
+        <w:t>मत्ती 7:21</w:t>
+      </w:r>
       <w:r>
         <w:rPr>
           <w:lang w:val="hi_IN" w:bidi="hi_IN"/>
@@ -5422,204 +4534,132 @@
         </w:rPr>
         <w:t>व्यक्तिगत प्रयासों से इस धार्मिकता को प्राप्त नहीं किया जा सकता; यह परमेश्वर का एक दान है (</w:t>
       </w:r>
-      <w:hyperlink r:id="rId154">
-        <w:r>
-          <w:rPr>
-            <w:lang w:val="hi_IN" w:bidi="hi_IN"/>
-          </w:rPr>
-          <w:rPr>
-            <w:color w:val="0000EE"/>
-            <w:u w:val="single"/>
-          </w:rPr>
-          <w:t>रोम 3:21–5:21</w:t>
-        </w:r>
-      </w:hyperlink>
+      <w:r>
+        <w:rPr>
+          <w:lang w:val="hi_IN" w:bidi="hi_IN"/>
+        </w:rPr>
+        <w:t>रोम 3:21–5:21</w:t>
+      </w:r>
       <w:r>
         <w:rPr>
           <w:lang w:val="hi_IN" w:bidi="hi_IN"/>
         </w:rPr>
         <w:t>)। यीशु मसीह के बिना कोई धार्मिकता नहीं है। यीशु का सुसमाचार प्रगट करता है कि “विश्वास से धर्मी जन जीवित रहेगा” (</w:t>
       </w:r>
-      <w:hyperlink r:id="rId155">
-        <w:r>
-          <w:rPr>
-            <w:lang w:val="hi_IN" w:bidi="hi_IN"/>
-          </w:rPr>
-          <w:rPr>
-            <w:color w:val="0000EE"/>
-            <w:u w:val="single"/>
-          </w:rPr>
-          <w:t>रोम 1:17</w:t>
-        </w:r>
-      </w:hyperlink>
+      <w:r>
+        <w:rPr>
+          <w:lang w:val="hi_IN" w:bidi="hi_IN"/>
+        </w:rPr>
+        <w:t>रोम 1:17</w:t>
+      </w:r>
       <w:r>
         <w:rPr>
           <w:lang w:val="hi_IN" w:bidi="hi_IN"/>
         </w:rPr>
         <w:t xml:space="preserve">; तुलना करें </w:t>
       </w:r>
-      <w:hyperlink r:id="rId156">
-        <w:r>
-          <w:rPr>
-            <w:lang w:val="hi_IN" w:bidi="hi_IN"/>
-          </w:rPr>
-          <w:rPr>
-            <w:color w:val="0000EE"/>
-            <w:u w:val="single"/>
-          </w:rPr>
-          <w:t>इब्रा 2:4</w:t>
-        </w:r>
-      </w:hyperlink>
+      <w:r>
+        <w:rPr>
+          <w:lang w:val="hi_IN" w:bidi="hi_IN"/>
+        </w:rPr>
+        <w:t>इब्रा 2:4</w:t>
+      </w:r>
       <w:r>
         <w:rPr>
           <w:lang w:val="hi_IN" w:bidi="hi_IN"/>
         </w:rPr>
         <w:t>)। इसलिए, पिता अपने पुत्र की स्वीकृति की आवश्यकता व्यक्त करते हैं क्योंकि यही उनके धर्मी ठहराया जाने का माध्यम है (</w:t>
       </w:r>
-      <w:hyperlink r:id="rId157">
-        <w:r>
-          <w:rPr>
-            <w:lang w:val="hi_IN" w:bidi="hi_IN"/>
-          </w:rPr>
-          <w:rPr>
-            <w:color w:val="0000EE"/>
-            <w:u w:val="single"/>
-          </w:rPr>
-          <w:t>रोम 3:25–26</w:t>
-        </w:r>
-      </w:hyperlink>
-      <w:r>
-        <w:rPr>
-          <w:lang w:val="hi_IN" w:bidi="hi_IN"/>
-        </w:rPr>
-        <w:t xml:space="preserve">; </w:t>
-      </w:r>
-      <w:hyperlink r:id="rId158">
-        <w:r>
-          <w:rPr>
-            <w:lang w:val="hi_IN" w:bidi="hi_IN"/>
-          </w:rPr>
-          <w:rPr>
-            <w:color w:val="0000EE"/>
-            <w:u w:val="single"/>
-          </w:rPr>
-          <w:t>5:9</w:t>
-        </w:r>
-      </w:hyperlink>
+      <w:r>
+        <w:rPr>
+          <w:lang w:val="hi_IN" w:bidi="hi_IN"/>
+        </w:rPr>
+        <w:t>रोम 3:25–26</w:t>
+      </w:r>
+      <w:r>
+        <w:rPr>
+          <w:lang w:val="hi_IN" w:bidi="hi_IN"/>
+        </w:rPr>
+        <w:t xml:space="preserve">; </w:t>
+      </w:r>
+      <w:r>
+        <w:rPr>
+          <w:lang w:val="hi_IN" w:bidi="hi_IN"/>
+        </w:rPr>
+        <w:t>5:9</w:t>
+      </w:r>
       <w:r>
         <w:rPr>
           <w:lang w:val="hi_IN" w:bidi="hi_IN"/>
         </w:rPr>
         <w:t>)। धर्मी ठहराया जाना वह कार्य है जब लोग परमेश्वर के पुत्र पर विश्वास करते हैं और परमेश्वर उन लोगों को धर्मी घोषित करते हैं (</w:t>
       </w:r>
-      <w:hyperlink r:id="rId159">
-        <w:r>
-          <w:rPr>
-            <w:lang w:val="hi_IN" w:bidi="hi_IN"/>
-          </w:rPr>
-          <w:rPr>
-            <w:color w:val="0000EE"/>
-            <w:u w:val="single"/>
-          </w:rPr>
-          <w:t>रोम 8:33–34</w:t>
-        </w:r>
-      </w:hyperlink>
-      <w:r>
-        <w:rPr>
-          <w:lang w:val="hi_IN" w:bidi="hi_IN"/>
-        </w:rPr>
-        <w:t xml:space="preserve">; </w:t>
-      </w:r>
-      <w:hyperlink r:id="rId160">
-        <w:r>
-          <w:rPr>
-            <w:lang w:val="hi_IN" w:bidi="hi_IN"/>
-          </w:rPr>
-          <w:rPr>
-            <w:color w:val="0000EE"/>
-            <w:u w:val="single"/>
-          </w:rPr>
-          <w:t>2 कुरि 3:18</w:t>
-        </w:r>
-      </w:hyperlink>
-      <w:r>
-        <w:rPr>
-          <w:lang w:val="hi_IN" w:bidi="hi_IN"/>
-        </w:rPr>
-        <w:t xml:space="preserve">; </w:t>
-      </w:r>
-      <w:hyperlink r:id="rId161">
-        <w:r>
-          <w:rPr>
-            <w:lang w:val="hi_IN" w:bidi="hi_IN"/>
-          </w:rPr>
-          <w:rPr>
-            <w:color w:val="0000EE"/>
-            <w:u w:val="single"/>
-          </w:rPr>
-          <w:t>11:15</w:t>
-        </w:r>
-      </w:hyperlink>
+      <w:r>
+        <w:rPr>
+          <w:lang w:val="hi_IN" w:bidi="hi_IN"/>
+        </w:rPr>
+        <w:t>रोम 8:33–34</w:t>
+      </w:r>
+      <w:r>
+        <w:rPr>
+          <w:lang w:val="hi_IN" w:bidi="hi_IN"/>
+        </w:rPr>
+        <w:t xml:space="preserve">; </w:t>
+      </w:r>
+      <w:r>
+        <w:rPr>
+          <w:lang w:val="hi_IN" w:bidi="hi_IN"/>
+        </w:rPr>
+        <w:t>2 कुरि 3:18</w:t>
+      </w:r>
+      <w:r>
+        <w:rPr>
+          <w:lang w:val="hi_IN" w:bidi="hi_IN"/>
+        </w:rPr>
+        <w:t xml:space="preserve">; </w:t>
+      </w:r>
+      <w:r>
+        <w:rPr>
+          <w:lang w:val="hi_IN" w:bidi="hi_IN"/>
+        </w:rPr>
+        <w:t>11:15</w:t>
+      </w:r>
       <w:r>
         <w:rPr>
           <w:lang w:val="hi_IN" w:bidi="hi_IN"/>
         </w:rPr>
         <w:t>)। परमेश्वर पापों को क्षमा करते हैं, पापियों के साथ मेल-मिलाप करते हैं, और उन्हें शान्ति प्रदान करते हैं (</w:t>
       </w:r>
-      <w:hyperlink r:id="rId162">
-        <w:r>
-          <w:rPr>
-            <w:lang w:val="hi_IN" w:bidi="hi_IN"/>
-          </w:rPr>
-          <w:rPr>
-            <w:color w:val="0000EE"/>
-            <w:u w:val="single"/>
-          </w:rPr>
-          <w:t>रोम 5:1, 9</w:t>
-        </w:r>
-      </w:hyperlink>
-      <w:hyperlink r:id="rId163">
-        <w:r>
-          <w:rPr>
-            <w:lang w:val="hi_IN" w:bidi="hi_IN"/>
-          </w:rPr>
-          <w:rPr>
-            <w:color w:val="0000EE"/>
-            <w:u w:val="single"/>
-          </w:rPr>
-          <w:t>–</w:t>
-        </w:r>
-      </w:hyperlink>
-      <w:hyperlink r:id="rId162">
-        <w:r>
-          <w:rPr>
-            <w:lang w:val="hi_IN" w:bidi="hi_IN"/>
-          </w:rPr>
-          <w:rPr>
-            <w:color w:val="0000EE"/>
-            <w:u w:val="single"/>
-          </w:rPr>
-          <w:t>11</w:t>
-        </w:r>
-      </w:hyperlink>
-      <w:r>
-        <w:rPr>
-          <w:lang w:val="hi_IN" w:bidi="hi_IN"/>
-        </w:rPr>
-        <w:t xml:space="preserve">; </w:t>
-      </w:r>
-      <w:hyperlink r:id="rId164">
-        <w:r>
-          <w:rPr>
-            <w:lang w:val="hi_IN" w:bidi="hi_IN"/>
-          </w:rPr>
-          <w:rPr>
-            <w:color w:val="0000EE"/>
-            <w:u w:val="single"/>
-          </w:rPr>
-          <w:t>इफि 2:14–17</w:t>
-        </w:r>
-      </w:hyperlink>
+      <w:r>
+        <w:rPr>
+          <w:lang w:val="hi_IN" w:bidi="hi_IN"/>
+        </w:rPr>
+        <w:t>रोम 5:1, 9</w:t>
+      </w:r>
+      <w:r>
+        <w:rPr>
+          <w:lang w:val="hi_IN" w:bidi="hi_IN"/>
+        </w:rPr>
+        <w:t>–</w:t>
+      </w:r>
+      <w:r>
+        <w:rPr>
+          <w:lang w:val="hi_IN" w:bidi="hi_IN"/>
+        </w:rPr>
+        <w:t>11</w:t>
+      </w:r>
+      <w:r>
+        <w:rPr>
+          <w:lang w:val="hi_IN" w:bidi="hi_IN"/>
+        </w:rPr>
+        <w:t xml:space="preserve">; </w:t>
+      </w:r>
+      <w:r>
+        <w:rPr>
+          <w:lang w:val="hi_IN" w:bidi="hi_IN"/>
+        </w:rPr>
+        <w:t>इफि 2:14–17</w:t>
+      </w:r>
       <w:r>
         <w:rPr>
           <w:lang w:val="hi_IN" w:bidi="hi_IN"/>
@@ -5651,36 +4691,24 @@
         </w:rPr>
         <w:t>जब यीशु लौटेंगे, तो हम सच्ची धार्मिकता को पूर्ण रूप में देखेंगे। उस समय, वे सभी जिन्हें परमेश्वर ने अपने साथ धर्मी ठहराया है, वे भी महिमाय होंगे (</w:t>
       </w:r>
-      <w:hyperlink r:id="rId165">
-        <w:r>
-          <w:rPr>
-            <w:lang w:val="hi_IN" w:bidi="hi_IN"/>
-          </w:rPr>
-          <w:rPr>
-            <w:color w:val="0000EE"/>
-            <w:u w:val="single"/>
-          </w:rPr>
-          <w:t>रोम 8:30</w:t>
-        </w:r>
-      </w:hyperlink>
+      <w:r>
+        <w:rPr>
+          <w:lang w:val="hi_IN" w:bidi="hi_IN"/>
+        </w:rPr>
+        <w:t>रोम 8:30</w:t>
+      </w:r>
       <w:r>
         <w:rPr>
           <w:lang w:val="hi_IN" w:bidi="hi_IN"/>
         </w:rPr>
         <w:t>)। परमेश्वर की लोगों को बचाने की योजना एक अन्तिम लक्ष्य की ओर बढ़ रही है। यह लक्ष्य तब पूर्ण होगा जब परमेश्वर का राज्य पूरी तरह प्रगट होगा। उस समय, परमेश्वर सारी सृष्टि को "धार्मिकता" से नया करेंगे—अर्थात, नये आकाश और नई पृथ्वी में परमेश्वर के साथ धार्मिकता में वास होगा (</w:t>
       </w:r>
-      <w:hyperlink r:id="rId166">
-        <w:r>
-          <w:rPr>
-            <w:lang w:val="hi_IN" w:bidi="hi_IN"/>
-          </w:rPr>
-          <w:rPr>
-            <w:color w:val="0000EE"/>
-            <w:u w:val="single"/>
-          </w:rPr>
-          <w:t>2 पत 3:13</w:t>
-        </w:r>
-      </w:hyperlink>
+      <w:r>
+        <w:rPr>
+          <w:lang w:val="hi_IN" w:bidi="hi_IN"/>
+        </w:rPr>
+        <w:t>2 पत 3:13</w:t>
+      </w:r>
       <w:r>
         <w:rPr>
           <w:lang w:val="hi_IN" w:bidi="hi_IN"/>
@@ -5983,138 +5011,90 @@
         </w:rPr>
         <w:t>किसी कार्य या स्थिति में दृढ़ता। पुराने नियम में, इस्राएल ने उन वादों की पूर्ति के लिए पीढ़ियों तक प्रतीक्षा की, जिन्हें कई विश्वासियों ने अपने जीवनकाल में पूरा होते हुए नहीं देखा (</w:t>
       </w:r>
-      <w:hyperlink r:id="rId167">
-        <w:r>
-          <w:rPr>
-            <w:lang w:val="hi_IN" w:bidi="hi_IN"/>
-          </w:rPr>
-          <w:rPr>
-            <w:color w:val="0000EE"/>
-            <w:u w:val="single"/>
-          </w:rPr>
-          <w:t xml:space="preserve">इब्रा 11:1, </w:t>
-        </w:r>
-      </w:hyperlink>
-      <w:hyperlink r:id="rId168">
-        <w:r>
-          <w:rPr>
-            <w:lang w:val="hi_IN" w:bidi="hi_IN"/>
-          </w:rPr>
-          <w:rPr>
-            <w:color w:val="0000EE"/>
-            <w:u w:val="single"/>
-          </w:rPr>
-          <w:t>13, 21–22, 39</w:t>
-        </w:r>
-      </w:hyperlink>
+      <w:r>
+        <w:rPr>
+          <w:lang w:val="hi_IN" w:bidi="hi_IN"/>
+        </w:rPr>
+        <w:t xml:space="preserve">इब्रा 11:1, </w:t>
+      </w:r>
+      <w:r>
+        <w:rPr>
+          <w:lang w:val="hi_IN" w:bidi="hi_IN"/>
+        </w:rPr>
+        <w:t>13, 21–22, 39</w:t>
+      </w:r>
       <w:r>
         <w:rPr>
           <w:lang w:val="hi_IN" w:bidi="hi_IN"/>
         </w:rPr>
         <w:t>)। अब्राहम से किया गया वादा कनान पर अधिकार करने तक सदियों से आशा का कारण रहा था। जंगल की यात्रा का सबक, जब शुरुआती उत्साह की कमी ने लोगों को वादा किए गए देश में प्रवेश करने से रोक दिया, कभी नहीं भुलाया गया (</w:t>
       </w:r>
-      <w:hyperlink r:id="rId169">
-        <w:r>
-          <w:rPr>
-            <w:lang w:val="hi_IN" w:bidi="hi_IN"/>
-          </w:rPr>
-          <w:rPr>
-            <w:color w:val="0000EE"/>
-            <w:u w:val="single"/>
-          </w:rPr>
-          <w:t>3:16–19</w:t>
-        </w:r>
-      </w:hyperlink>
+      <w:r>
+        <w:rPr>
+          <w:lang w:val="hi_IN" w:bidi="hi_IN"/>
+        </w:rPr>
+        <w:t>3:16–19</w:t>
+      </w:r>
       <w:r>
         <w:rPr>
           <w:lang w:val="hi_IN" w:bidi="hi_IN"/>
         </w:rPr>
         <w:t>)। भविष्यवक्ताओं ने असफलता और त्रासदी से आगे देखते हुए दूर के क्षितिजों पर ध्यान केंद्रित किया और एक धीरजपूर्ण विश्वास को पोषित किया (</w:t>
       </w:r>
-      <w:hyperlink r:id="rId170">
-        <w:r>
-          <w:rPr>
-            <w:lang w:val="hi_IN" w:bidi="hi_IN"/>
-          </w:rPr>
-          <w:rPr>
-            <w:color w:val="0000EE"/>
-            <w:u w:val="single"/>
-          </w:rPr>
-          <w:t>यिर्म 32:1–15</w:t>
-        </w:r>
-      </w:hyperlink>
-      <w:r>
-        <w:rPr>
-          <w:lang w:val="hi_IN" w:bidi="hi_IN"/>
-        </w:rPr>
-        <w:t xml:space="preserve">; </w:t>
-      </w:r>
-      <w:hyperlink r:id="rId171">
-        <w:r>
-          <w:rPr>
-            <w:lang w:val="hi_IN" w:bidi="hi_IN"/>
-          </w:rPr>
-          <w:rPr>
-            <w:color w:val="0000EE"/>
-            <w:u w:val="single"/>
-          </w:rPr>
-          <w:t>होश 3:4–5</w:t>
-        </w:r>
-      </w:hyperlink>
-      <w:r>
-        <w:rPr>
-          <w:lang w:val="hi_IN" w:bidi="hi_IN"/>
-        </w:rPr>
-        <w:t xml:space="preserve">; </w:t>
-      </w:r>
-      <w:hyperlink r:id="rId172">
-        <w:r>
-          <w:rPr>
-            <w:lang w:val="hi_IN" w:bidi="hi_IN"/>
-          </w:rPr>
-          <w:rPr>
-            <w:color w:val="0000EE"/>
-            <w:u w:val="single"/>
-          </w:rPr>
-          <w:t>योए 2:28–29</w:t>
-        </w:r>
-      </w:hyperlink>
-      <w:r>
-        <w:rPr>
-          <w:lang w:val="hi_IN" w:bidi="hi_IN"/>
-        </w:rPr>
-        <w:t xml:space="preserve">; </w:t>
-      </w:r>
-      <w:hyperlink r:id="rId173">
-        <w:r>
-          <w:rPr>
-            <w:lang w:val="hi_IN" w:bidi="hi_IN"/>
-          </w:rPr>
-          <w:rPr>
-            <w:color w:val="0000EE"/>
-            <w:u w:val="single"/>
-          </w:rPr>
-          <w:t>हब 2:1–3</w:t>
-        </w:r>
-      </w:hyperlink>
-      <w:r>
-        <w:rPr>
-          <w:lang w:val="hi_IN" w:bidi="hi_IN"/>
-        </w:rPr>
-        <w:t xml:space="preserve">; </w:t>
-      </w:r>
-      <w:hyperlink r:id="rId174">
-        <w:r>
-          <w:rPr>
-            <w:lang w:val="hi_IN" w:bidi="hi_IN"/>
-          </w:rPr>
-          <w:rPr>
-            <w:color w:val="0000EE"/>
-            <w:u w:val="single"/>
-          </w:rPr>
-          <w:t>दानि 12:11–13</w:t>
-        </w:r>
-      </w:hyperlink>
+      <w:r>
+        <w:rPr>
+          <w:lang w:val="hi_IN" w:bidi="hi_IN"/>
+        </w:rPr>
+        <w:t>यिर्म 32:1–15</w:t>
+      </w:r>
+      <w:r>
+        <w:rPr>
+          <w:lang w:val="hi_IN" w:bidi="hi_IN"/>
+        </w:rPr>
+        <w:t xml:space="preserve">; </w:t>
+      </w:r>
+      <w:r>
+        <w:rPr>
+          <w:lang w:val="hi_IN" w:bidi="hi_IN"/>
+        </w:rPr>
+        <w:t>होश 3:4–5</w:t>
+      </w:r>
+      <w:r>
+        <w:rPr>
+          <w:lang w:val="hi_IN" w:bidi="hi_IN"/>
+        </w:rPr>
+        <w:t xml:space="preserve">; </w:t>
+      </w:r>
+      <w:r>
+        <w:rPr>
+          <w:lang w:val="hi_IN" w:bidi="hi_IN"/>
+        </w:rPr>
+        <w:t>योए 2:28–29</w:t>
+      </w:r>
+      <w:r>
+        <w:rPr>
+          <w:lang w:val="hi_IN" w:bidi="hi_IN"/>
+        </w:rPr>
+        <w:t xml:space="preserve">; </w:t>
+      </w:r>
+      <w:r>
+        <w:rPr>
+          <w:lang w:val="hi_IN" w:bidi="hi_IN"/>
+        </w:rPr>
+        <w:t>हब 2:1–3</w:t>
+      </w:r>
+      <w:r>
+        <w:rPr>
+          <w:lang w:val="hi_IN" w:bidi="hi_IN"/>
+        </w:rPr>
+        <w:t xml:space="preserve">; </w:t>
+      </w:r>
+      <w:r>
+        <w:rPr>
+          <w:lang w:val="hi_IN" w:bidi="hi_IN"/>
+        </w:rPr>
+        <w:t>दानि 12:11–13</w:t>
+      </w:r>
       <w:r>
         <w:rPr>
           <w:lang w:val="hi_IN" w:bidi="hi_IN"/>
@@ -6135,72 +5115,48 @@
         </w:rPr>
         <w:t>नए नियम में हर जगह इसी प्रकार के धीरज की शिक्षा दी जाती है। कई यूनानी शब्दों में से सामान्य शब्द प्रोस्कारटेरियो का मूल अर्थ है "लगातार उपस्थित रहना, दृढ़ता से टिके रहना" (</w:t>
       </w:r>
-      <w:hyperlink r:id="rId175">
-        <w:r>
-          <w:rPr>
-            <w:lang w:val="hi_IN" w:bidi="hi_IN"/>
-          </w:rPr>
-          <w:rPr>
-            <w:color w:val="0000EE"/>
-            <w:u w:val="single"/>
-          </w:rPr>
-          <w:t>मर 3:9</w:t>
-        </w:r>
-      </w:hyperlink>
-      <w:r>
-        <w:rPr>
-          <w:lang w:val="hi_IN" w:bidi="hi_IN"/>
-        </w:rPr>
-        <w:t xml:space="preserve">; </w:t>
-      </w:r>
-      <w:hyperlink r:id="rId176">
-        <w:r>
-          <w:rPr>
-            <w:lang w:val="hi_IN" w:bidi="hi_IN"/>
-          </w:rPr>
-          <w:rPr>
-            <w:color w:val="0000EE"/>
-            <w:u w:val="single"/>
-          </w:rPr>
-          <w:t>प्रेरि 8:13</w:t>
-        </w:r>
-      </w:hyperlink>
-      <w:r>
-        <w:rPr>
-          <w:lang w:val="hi_IN" w:bidi="hi_IN"/>
-        </w:rPr>
-        <w:t xml:space="preserve">; </w:t>
-      </w:r>
-      <w:hyperlink r:id="rId177">
-        <w:r>
-          <w:rPr>
-            <w:lang w:val="hi_IN" w:bidi="hi_IN"/>
-          </w:rPr>
-          <w:rPr>
-            <w:color w:val="0000EE"/>
-            <w:u w:val="single"/>
-          </w:rPr>
-          <w:t>10:7</w:t>
-        </w:r>
-      </w:hyperlink>
-      <w:r>
-        <w:rPr>
-          <w:lang w:val="hi_IN" w:bidi="hi_IN"/>
-        </w:rPr>
-        <w:t xml:space="preserve">; </w:t>
-      </w:r>
-      <w:hyperlink r:id="rId178">
-        <w:r>
-          <w:rPr>
-            <w:lang w:val="hi_IN" w:bidi="hi_IN"/>
-          </w:rPr>
-          <w:rPr>
-            <w:color w:val="0000EE"/>
-            <w:u w:val="single"/>
-          </w:rPr>
-          <w:t>रोम 13:6</w:t>
-        </w:r>
-      </w:hyperlink>
+      <w:r>
+        <w:rPr>
+          <w:lang w:val="hi_IN" w:bidi="hi_IN"/>
+        </w:rPr>
+        <w:t>मर 3:9</w:t>
+      </w:r>
+      <w:r>
+        <w:rPr>
+          <w:lang w:val="hi_IN" w:bidi="hi_IN"/>
+        </w:rPr>
+        <w:t xml:space="preserve">; </w:t>
+      </w:r>
+      <w:r>
+        <w:rPr>
+          <w:lang w:val="hi_IN" w:bidi="hi_IN"/>
+        </w:rPr>
+        <w:t>प्रेरि 8:13</w:t>
+      </w:r>
+      <w:r>
+        <w:rPr>
+          <w:lang w:val="hi_IN" w:bidi="hi_IN"/>
+        </w:rPr>
+        <w:t xml:space="preserve">; </w:t>
+      </w:r>
+      <w:r>
+        <w:rPr>
+          <w:lang w:val="hi_IN" w:bidi="hi_IN"/>
+        </w:rPr>
+        <w:t>10:7</w:t>
+      </w:r>
+      <w:r>
+        <w:rPr>
+          <w:lang w:val="hi_IN" w:bidi="hi_IN"/>
+        </w:rPr>
+        <w:t xml:space="preserve">; </w:t>
+      </w:r>
+      <w:r>
+        <w:rPr>
+          <w:lang w:val="hi_IN" w:bidi="hi_IN"/>
+        </w:rPr>
+        <w:t>रोम 13:6</w:t>
+      </w:r>
       <w:r>
         <w:rPr>
           <w:lang w:val="hi_IN" w:bidi="hi_IN"/>
@@ -6221,330 +5177,204 @@
         </w:rPr>
         <w:t>इस धीरजपूर्ण स्थिरता की प्रार्थना में (</w:t>
       </w:r>
-      <w:hyperlink r:id="rId179">
-        <w:r>
-          <w:rPr>
-            <w:lang w:val="hi_IN" w:bidi="hi_IN"/>
-          </w:rPr>
-          <w:rPr>
-            <w:color w:val="0000EE"/>
-            <w:u w:val="single"/>
-          </w:rPr>
-          <w:t>लूका 18:1–8</w:t>
-        </w:r>
-      </w:hyperlink>
-      <w:r>
-        <w:rPr>
-          <w:lang w:val="hi_IN" w:bidi="hi_IN"/>
-        </w:rPr>
-        <w:t xml:space="preserve">; </w:t>
-      </w:r>
-      <w:hyperlink r:id="rId111">
-        <w:r>
-          <w:rPr>
-            <w:lang w:val="hi_IN" w:bidi="hi_IN"/>
-          </w:rPr>
-          <w:rPr>
-            <w:color w:val="0000EE"/>
-            <w:u w:val="single"/>
-          </w:rPr>
-          <w:t>कुल 4:2</w:t>
-        </w:r>
-      </w:hyperlink>
+      <w:r>
+        <w:rPr>
+          <w:lang w:val="hi_IN" w:bidi="hi_IN"/>
+        </w:rPr>
+        <w:t>लूका 18:1–8</w:t>
+      </w:r>
+      <w:r>
+        <w:rPr>
+          <w:lang w:val="hi_IN" w:bidi="hi_IN"/>
+        </w:rPr>
+        <w:t xml:space="preserve">; </w:t>
+      </w:r>
+      <w:r>
+        <w:rPr>
+          <w:lang w:val="hi_IN" w:bidi="hi_IN"/>
+        </w:rPr>
+        <w:t>कुल 4:2</w:t>
+      </w:r>
       <w:r>
         <w:rPr>
           <w:lang w:val="hi_IN" w:bidi="hi_IN"/>
         </w:rPr>
         <w:t>); अच्छे कामों में (</w:t>
       </w:r>
-      <w:hyperlink r:id="rId180">
-        <w:r>
-          <w:rPr>
-            <w:lang w:val="hi_IN" w:bidi="hi_IN"/>
-          </w:rPr>
-          <w:rPr>
-            <w:color w:val="0000EE"/>
-            <w:u w:val="single"/>
-          </w:rPr>
-          <w:t>रोम 2:7</w:t>
-        </w:r>
-      </w:hyperlink>
-      <w:r>
-        <w:rPr>
-          <w:lang w:val="hi_IN" w:bidi="hi_IN"/>
-        </w:rPr>
-        <w:t xml:space="preserve">; </w:t>
-      </w:r>
-      <w:hyperlink r:id="rId181">
-        <w:r>
-          <w:rPr>
-            <w:lang w:val="hi_IN" w:bidi="hi_IN"/>
-          </w:rPr>
-          <w:rPr>
-            <w:color w:val="0000EE"/>
-            <w:u w:val="single"/>
-          </w:rPr>
-          <w:t>गला</w:t>
-        </w:r>
-      </w:hyperlink>
-      <w:hyperlink r:id="rId181">
-        <w:r>
-          <w:rPr>
-            <w:lang w:val="hi_IN" w:bidi="hi_IN"/>
-          </w:rPr>
-          <w:rPr>
-            <w:color w:val="0000EE"/>
-            <w:u w:val="single"/>
-          </w:rPr>
-          <w:t xml:space="preserve"> 6:9</w:t>
-        </w:r>
-      </w:hyperlink>
+      <w:r>
+        <w:rPr>
+          <w:lang w:val="hi_IN" w:bidi="hi_IN"/>
+        </w:rPr>
+        <w:t>रोम 2:7</w:t>
+      </w:r>
+      <w:r>
+        <w:rPr>
+          <w:lang w:val="hi_IN" w:bidi="hi_IN"/>
+        </w:rPr>
+        <w:t xml:space="preserve">; </w:t>
+      </w:r>
+      <w:r>
+        <w:rPr>
+          <w:lang w:val="hi_IN" w:bidi="hi_IN"/>
+        </w:rPr>
+        <w:t>गला</w:t>
+      </w:r>
+      <w:r>
+        <w:rPr>
+          <w:lang w:val="hi_IN" w:bidi="hi_IN"/>
+        </w:rPr>
+        <w:t xml:space="preserve"> 6:9</w:t>
+      </w:r>
       <w:r>
         <w:rPr>
           <w:lang w:val="hi_IN" w:bidi="hi_IN"/>
         </w:rPr>
         <w:t>); मसीही शिक्षा में (</w:t>
       </w:r>
-      <w:hyperlink r:id="rId182">
-        <w:r>
-          <w:rPr>
-            <w:lang w:val="hi_IN" w:bidi="hi_IN"/>
-          </w:rPr>
-          <w:rPr>
-            <w:color w:val="0000EE"/>
-            <w:u w:val="single"/>
-          </w:rPr>
-          <w:t>प्रेरि 2:42</w:t>
-        </w:r>
-      </w:hyperlink>
-      <w:r>
-        <w:rPr>
-          <w:lang w:val="hi_IN" w:bidi="hi_IN"/>
-        </w:rPr>
-        <w:t xml:space="preserve">; </w:t>
-      </w:r>
-      <w:hyperlink r:id="rId183">
-        <w:r>
-          <w:rPr>
-            <w:lang w:val="hi_IN" w:bidi="hi_IN"/>
-          </w:rPr>
-          <w:rPr>
-            <w:color w:val="0000EE"/>
-            <w:u w:val="single"/>
-          </w:rPr>
-          <w:t xml:space="preserve">2 </w:t>
-        </w:r>
-      </w:hyperlink>
-      <w:hyperlink r:id="rId183">
-        <w:r>
-          <w:rPr>
-            <w:lang w:val="hi_IN" w:bidi="hi_IN"/>
-          </w:rPr>
-          <w:rPr>
-            <w:color w:val="0000EE"/>
-            <w:u w:val="single"/>
-          </w:rPr>
-          <w:t>तीमु</w:t>
-        </w:r>
-      </w:hyperlink>
-      <w:hyperlink r:id="rId183">
-        <w:r>
-          <w:rPr>
-            <w:lang w:val="hi_IN" w:bidi="hi_IN"/>
-          </w:rPr>
-          <w:rPr>
-            <w:color w:val="0000EE"/>
-            <w:u w:val="single"/>
-          </w:rPr>
-          <w:t xml:space="preserve"> 3:14</w:t>
-        </w:r>
-      </w:hyperlink>
+      <w:r>
+        <w:rPr>
+          <w:lang w:val="hi_IN" w:bidi="hi_IN"/>
+        </w:rPr>
+        <w:t>प्रेरि 2:42</w:t>
+      </w:r>
+      <w:r>
+        <w:rPr>
+          <w:lang w:val="hi_IN" w:bidi="hi_IN"/>
+        </w:rPr>
+        <w:t xml:space="preserve">; </w:t>
+      </w:r>
+      <w:r>
+        <w:rPr>
+          <w:lang w:val="hi_IN" w:bidi="hi_IN"/>
+        </w:rPr>
+        <w:t xml:space="preserve">2 </w:t>
+      </w:r>
+      <w:r>
+        <w:rPr>
+          <w:lang w:val="hi_IN" w:bidi="hi_IN"/>
+        </w:rPr>
+        <w:t>तीमु</w:t>
+      </w:r>
+      <w:r>
+        <w:rPr>
+          <w:lang w:val="hi_IN" w:bidi="hi_IN"/>
+        </w:rPr>
+        <w:t xml:space="preserve"> 3:14</w:t>
+      </w:r>
       <w:r>
         <w:rPr>
           <w:lang w:val="hi_IN" w:bidi="hi_IN"/>
         </w:rPr>
         <w:t>); कष्टों में (</w:t>
       </w:r>
-      <w:hyperlink r:id="rId184">
-        <w:r>
-          <w:rPr>
-            <w:lang w:val="hi_IN" w:bidi="hi_IN"/>
-          </w:rPr>
-          <w:rPr>
-            <w:color w:val="0000EE"/>
-            <w:u w:val="single"/>
-          </w:rPr>
-          <w:t xml:space="preserve">2 </w:t>
-        </w:r>
-      </w:hyperlink>
-      <w:hyperlink r:id="rId184">
-        <w:r>
-          <w:rPr>
-            <w:lang w:val="hi_IN" w:bidi="hi_IN"/>
-          </w:rPr>
-          <w:rPr>
-            <w:color w:val="0000EE"/>
-            <w:u w:val="single"/>
-          </w:rPr>
-          <w:t>थिस्स</w:t>
-        </w:r>
-      </w:hyperlink>
-      <w:hyperlink r:id="rId184">
-        <w:r>
-          <w:rPr>
-            <w:lang w:val="hi_IN" w:bidi="hi_IN"/>
-          </w:rPr>
-          <w:rPr>
-            <w:color w:val="0000EE"/>
-            <w:u w:val="single"/>
-          </w:rPr>
-          <w:t xml:space="preserve"> 1:4</w:t>
-        </w:r>
-      </w:hyperlink>
+      <w:r>
+        <w:rPr>
+          <w:lang w:val="hi_IN" w:bidi="hi_IN"/>
+        </w:rPr>
+        <w:t xml:space="preserve">2 </w:t>
+      </w:r>
+      <w:r>
+        <w:rPr>
+          <w:lang w:val="hi_IN" w:bidi="hi_IN"/>
+        </w:rPr>
+        <w:t>थिस्स</w:t>
+      </w:r>
+      <w:r>
+        <w:rPr>
+          <w:lang w:val="hi_IN" w:bidi="hi_IN"/>
+        </w:rPr>
+        <w:t xml:space="preserve"> 1:4</w:t>
+      </w:r>
       <w:r>
         <w:rPr>
           <w:lang w:val="hi_IN" w:bidi="hi_IN"/>
         </w:rPr>
         <w:t>); अनुग्रह में (</w:t>
       </w:r>
-      <w:hyperlink r:id="rId185">
-        <w:r>
-          <w:rPr>
-            <w:lang w:val="hi_IN" w:bidi="hi_IN"/>
-          </w:rPr>
-          <w:rPr>
-            <w:color w:val="0000EE"/>
-            <w:u w:val="single"/>
-          </w:rPr>
-          <w:t>प्रेरि 13:43</w:t>
-        </w:r>
-      </w:hyperlink>
-      <w:r>
-        <w:rPr>
-          <w:lang w:val="hi_IN" w:bidi="hi_IN"/>
-        </w:rPr>
-        <w:t xml:space="preserve">; </w:t>
-      </w:r>
-      <w:hyperlink r:id="rId186">
-        <w:r>
-          <w:rPr>
-            <w:lang w:val="hi_IN" w:bidi="hi_IN"/>
-          </w:rPr>
-          <w:rPr>
-            <w:color w:val="0000EE"/>
-            <w:u w:val="single"/>
-          </w:rPr>
-          <w:t xml:space="preserve">2 </w:t>
-        </w:r>
-      </w:hyperlink>
-      <w:hyperlink r:id="rId186">
-        <w:r>
-          <w:rPr>
-            <w:lang w:val="hi_IN" w:bidi="hi_IN"/>
-          </w:rPr>
-          <w:rPr>
-            <w:color w:val="0000EE"/>
-            <w:u w:val="single"/>
-          </w:rPr>
-          <w:t>कुरि</w:t>
-        </w:r>
-      </w:hyperlink>
-      <w:hyperlink r:id="rId186">
-        <w:r>
-          <w:rPr>
-            <w:lang w:val="hi_IN" w:bidi="hi_IN"/>
-          </w:rPr>
-          <w:rPr>
-            <w:color w:val="0000EE"/>
-            <w:u w:val="single"/>
-          </w:rPr>
-          <w:t xml:space="preserve"> 6:1</w:t>
-        </w:r>
-      </w:hyperlink>
+      <w:r>
+        <w:rPr>
+          <w:lang w:val="hi_IN" w:bidi="hi_IN"/>
+        </w:rPr>
+        <w:t>प्रेरि 13:43</w:t>
+      </w:r>
+      <w:r>
+        <w:rPr>
+          <w:lang w:val="hi_IN" w:bidi="hi_IN"/>
+        </w:rPr>
+        <w:t xml:space="preserve">; </w:t>
+      </w:r>
+      <w:r>
+        <w:rPr>
+          <w:lang w:val="hi_IN" w:bidi="hi_IN"/>
+        </w:rPr>
+        <w:t xml:space="preserve">2 </w:t>
+      </w:r>
+      <w:r>
+        <w:rPr>
+          <w:lang w:val="hi_IN" w:bidi="hi_IN"/>
+        </w:rPr>
+        <w:t>कुरि</w:t>
+      </w:r>
+      <w:r>
+        <w:rPr>
+          <w:lang w:val="hi_IN" w:bidi="hi_IN"/>
+        </w:rPr>
+        <w:t xml:space="preserve"> 6:1</w:t>
+      </w:r>
       <w:r>
         <w:rPr>
           <w:lang w:val="hi_IN" w:bidi="hi_IN"/>
         </w:rPr>
         <w:t>); विश्वास में (</w:t>
       </w:r>
-      <w:hyperlink r:id="rId187">
-        <w:r>
-          <w:rPr>
-            <w:lang w:val="hi_IN" w:bidi="hi_IN"/>
-          </w:rPr>
-          <w:rPr>
-            <w:color w:val="0000EE"/>
-            <w:u w:val="single"/>
-          </w:rPr>
-          <w:t>प्रेरि 14:22</w:t>
-        </w:r>
-      </w:hyperlink>
-      <w:r>
-        <w:rPr>
-          <w:lang w:val="hi_IN" w:bidi="hi_IN"/>
-        </w:rPr>
-        <w:t xml:space="preserve">; </w:t>
-      </w:r>
-      <w:hyperlink r:id="rId188">
-        <w:r>
-          <w:rPr>
-            <w:lang w:val="hi_IN" w:bidi="hi_IN"/>
-          </w:rPr>
-          <w:rPr>
-            <w:color w:val="0000EE"/>
-            <w:u w:val="single"/>
-          </w:rPr>
-          <w:t>कुल 1:23</w:t>
-        </w:r>
-      </w:hyperlink>
+      <w:r>
+        <w:rPr>
+          <w:lang w:val="hi_IN" w:bidi="hi_IN"/>
+        </w:rPr>
+        <w:t>प्रेरि 14:22</w:t>
+      </w:r>
+      <w:r>
+        <w:rPr>
+          <w:lang w:val="hi_IN" w:bidi="hi_IN"/>
+        </w:rPr>
+        <w:t xml:space="preserve">; </w:t>
+      </w:r>
+      <w:r>
+        <w:rPr>
+          <w:lang w:val="hi_IN" w:bidi="hi_IN"/>
+        </w:rPr>
+        <w:t>कुल 1:23</w:t>
+      </w:r>
       <w:r>
         <w:rPr>
           <w:lang w:val="hi_IN" w:bidi="hi_IN"/>
         </w:rPr>
         <w:t>); परमेश्वर के प्रेम में (</w:t>
       </w:r>
-      <w:hyperlink r:id="rId189">
-        <w:r>
-          <w:rPr>
-            <w:lang w:val="hi_IN" w:bidi="hi_IN"/>
-          </w:rPr>
-          <w:rPr>
-            <w:color w:val="0000EE"/>
-            <w:u w:val="single"/>
-          </w:rPr>
-          <w:t>यूह</w:t>
-        </w:r>
-      </w:hyperlink>
-      <w:hyperlink r:id="rId189">
-        <w:r>
-          <w:rPr>
-            <w:lang w:val="hi_IN" w:bidi="hi_IN"/>
-          </w:rPr>
-          <w:rPr>
-            <w:color w:val="0000EE"/>
-            <w:u w:val="single"/>
-          </w:rPr>
-          <w:t xml:space="preserve"> 15:9</w:t>
-        </w:r>
-      </w:hyperlink>
-      <w:r>
-        <w:rPr>
-          <w:lang w:val="hi_IN" w:bidi="hi_IN"/>
-        </w:rPr>
-        <w:t xml:space="preserve">; </w:t>
-      </w:r>
-      <w:hyperlink r:id="rId190">
-        <w:r>
-          <w:rPr>
-            <w:lang w:val="hi_IN" w:bidi="hi_IN"/>
-          </w:rPr>
-          <w:rPr>
-            <w:color w:val="0000EE"/>
-            <w:u w:val="single"/>
-          </w:rPr>
-          <w:t>यहू 1:21</w:t>
-        </w:r>
-      </w:hyperlink>
+      <w:r>
+        <w:rPr>
+          <w:lang w:val="hi_IN" w:bidi="hi_IN"/>
+        </w:rPr>
+        <w:t>यूह</w:t>
+      </w:r>
+      <w:r>
+        <w:rPr>
+          <w:lang w:val="hi_IN" w:bidi="hi_IN"/>
+        </w:rPr>
+        <w:t xml:space="preserve"> 15:9</w:t>
+      </w:r>
+      <w:r>
+        <w:rPr>
+          <w:lang w:val="hi_IN" w:bidi="hi_IN"/>
+        </w:rPr>
+        <w:t xml:space="preserve">; </w:t>
+      </w:r>
+      <w:r>
+        <w:rPr>
+          <w:lang w:val="hi_IN" w:bidi="hi_IN"/>
+        </w:rPr>
+        <w:t>यहू 1:21</w:t>
+      </w:r>
       <w:r>
         <w:rPr>
           <w:lang w:val="hi_IN" w:bidi="hi_IN"/>
@@ -6563,270 +5393,162 @@
         </w:rPr>
         <w:t xml:space="preserve"> रहने में (</w:t>
       </w:r>
-      <w:hyperlink r:id="rId191">
-        <w:r>
-          <w:rPr>
-            <w:lang w:val="hi_IN" w:bidi="hi_IN"/>
-          </w:rPr>
-          <w:rPr>
-            <w:color w:val="0000EE"/>
-            <w:u w:val="single"/>
-          </w:rPr>
-          <w:t xml:space="preserve">1 </w:t>
-        </w:r>
-      </w:hyperlink>
-      <w:hyperlink r:id="rId191">
-        <w:r>
-          <w:rPr>
-            <w:lang w:val="hi_IN" w:bidi="hi_IN"/>
-          </w:rPr>
-          <w:rPr>
-            <w:color w:val="0000EE"/>
-            <w:u w:val="single"/>
-          </w:rPr>
-          <w:t>कुरि</w:t>
-        </w:r>
-      </w:hyperlink>
-      <w:hyperlink r:id="rId191">
-        <w:r>
-          <w:rPr>
-            <w:lang w:val="hi_IN" w:bidi="hi_IN"/>
-          </w:rPr>
-          <w:rPr>
-            <w:color w:val="0000EE"/>
-            <w:u w:val="single"/>
-          </w:rPr>
-          <w:t xml:space="preserve"> 16:13</w:t>
-        </w:r>
-      </w:hyperlink>
-      <w:r>
-        <w:rPr>
-          <w:lang w:val="hi_IN" w:bidi="hi_IN"/>
-        </w:rPr>
-        <w:t xml:space="preserve">; </w:t>
-      </w:r>
-      <w:hyperlink r:id="rId192">
-        <w:r>
-          <w:rPr>
-            <w:lang w:val="hi_IN" w:bidi="hi_IN"/>
-          </w:rPr>
-          <w:rPr>
-            <w:color w:val="0000EE"/>
-            <w:u w:val="single"/>
-          </w:rPr>
-          <w:t xml:space="preserve">2 </w:t>
-        </w:r>
-      </w:hyperlink>
-      <w:hyperlink r:id="rId192">
-        <w:r>
-          <w:rPr>
-            <w:lang w:val="hi_IN" w:bidi="hi_IN"/>
-          </w:rPr>
-          <w:rPr>
-            <w:color w:val="0000EE"/>
-            <w:u w:val="single"/>
-          </w:rPr>
-          <w:t>थिस्स</w:t>
-        </w:r>
-      </w:hyperlink>
-      <w:hyperlink r:id="rId192">
-        <w:r>
-          <w:rPr>
-            <w:lang w:val="hi_IN" w:bidi="hi_IN"/>
-          </w:rPr>
-          <w:rPr>
-            <w:color w:val="0000EE"/>
-            <w:u w:val="single"/>
-          </w:rPr>
-          <w:t xml:space="preserve"> 2:15</w:t>
-        </w:r>
-      </w:hyperlink>
+      <w:r>
+        <w:rPr>
+          <w:lang w:val="hi_IN" w:bidi="hi_IN"/>
+        </w:rPr>
+        <w:t xml:space="preserve">1 </w:t>
+      </w:r>
+      <w:r>
+        <w:rPr>
+          <w:lang w:val="hi_IN" w:bidi="hi_IN"/>
+        </w:rPr>
+        <w:t>कुरि</w:t>
+      </w:r>
+      <w:r>
+        <w:rPr>
+          <w:lang w:val="hi_IN" w:bidi="hi_IN"/>
+        </w:rPr>
+        <w:t xml:space="preserve"> 16:13</w:t>
+      </w:r>
+      <w:r>
+        <w:rPr>
+          <w:lang w:val="hi_IN" w:bidi="hi_IN"/>
+        </w:rPr>
+        <w:t xml:space="preserve">; </w:t>
+      </w:r>
+      <w:r>
+        <w:rPr>
+          <w:lang w:val="hi_IN" w:bidi="hi_IN"/>
+        </w:rPr>
+        <w:t xml:space="preserve">2 </w:t>
+      </w:r>
+      <w:r>
+        <w:rPr>
+          <w:lang w:val="hi_IN" w:bidi="hi_IN"/>
+        </w:rPr>
+        <w:t>थिस्स</w:t>
+      </w:r>
+      <w:r>
+        <w:rPr>
+          <w:lang w:val="hi_IN" w:bidi="hi_IN"/>
+        </w:rPr>
+        <w:t xml:space="preserve"> 2:15</w:t>
+      </w:r>
       <w:r>
         <w:rPr>
           <w:lang w:val="hi_IN" w:bidi="hi_IN"/>
         </w:rPr>
         <w:t>); मसीह में बने रहने में (</w:t>
       </w:r>
-      <w:hyperlink r:id="rId189">
-        <w:r>
-          <w:rPr>
-            <w:lang w:val="hi_IN" w:bidi="hi_IN"/>
-          </w:rPr>
-          <w:rPr>
-            <w:color w:val="0000EE"/>
-            <w:u w:val="single"/>
-          </w:rPr>
-          <w:t>यूह</w:t>
-        </w:r>
-      </w:hyperlink>
-      <w:hyperlink r:id="rId193">
-        <w:r>
-          <w:rPr>
-            <w:lang w:val="hi_IN" w:bidi="hi_IN"/>
-          </w:rPr>
-          <w:rPr>
-            <w:color w:val="0000EE"/>
-            <w:u w:val="single"/>
-          </w:rPr>
-          <w:t xml:space="preserve"> 15:4–10</w:t>
-        </w:r>
-      </w:hyperlink>
-      <w:r>
-        <w:rPr>
-          <w:lang w:val="hi_IN" w:bidi="hi_IN"/>
-        </w:rPr>
-        <w:t xml:space="preserve">; </w:t>
-      </w:r>
-      <w:hyperlink r:id="rId194">
-        <w:r>
-          <w:rPr>
-            <w:lang w:val="hi_IN" w:bidi="hi_IN"/>
-          </w:rPr>
-          <w:rPr>
-            <w:color w:val="0000EE"/>
-            <w:u w:val="single"/>
-          </w:rPr>
-          <w:t xml:space="preserve">1 </w:t>
-        </w:r>
-      </w:hyperlink>
-      <w:hyperlink r:id="rId189">
-        <w:r>
-          <w:rPr>
-            <w:lang w:val="hi_IN" w:bidi="hi_IN"/>
-          </w:rPr>
-          <w:rPr>
-            <w:color w:val="0000EE"/>
-            <w:u w:val="single"/>
-          </w:rPr>
-          <w:t>यूह</w:t>
-        </w:r>
-      </w:hyperlink>
-      <w:hyperlink r:id="rId194">
-        <w:r>
-          <w:rPr>
-            <w:lang w:val="hi_IN" w:bidi="hi_IN"/>
-          </w:rPr>
-          <w:rPr>
-            <w:color w:val="0000EE"/>
-            <w:u w:val="single"/>
-          </w:rPr>
-          <w:t xml:space="preserve"> 2:28</w:t>
-        </w:r>
-      </w:hyperlink>
+      <w:r>
+        <w:rPr>
+          <w:lang w:val="hi_IN" w:bidi="hi_IN"/>
+        </w:rPr>
+        <w:t>यूह</w:t>
+      </w:r>
+      <w:r>
+        <w:rPr>
+          <w:lang w:val="hi_IN" w:bidi="hi_IN"/>
+        </w:rPr>
+        <w:t xml:space="preserve"> 15:4–10</w:t>
+      </w:r>
+      <w:r>
+        <w:rPr>
+          <w:lang w:val="hi_IN" w:bidi="hi_IN"/>
+        </w:rPr>
+        <w:t xml:space="preserve">; </w:t>
+      </w:r>
+      <w:r>
+        <w:rPr>
+          <w:lang w:val="hi_IN" w:bidi="hi_IN"/>
+        </w:rPr>
+        <w:t xml:space="preserve">1 </w:t>
+      </w:r>
+      <w:r>
+        <w:rPr>
+          <w:lang w:val="hi_IN" w:bidi="hi_IN"/>
+        </w:rPr>
+        <w:t>यूह</w:t>
+      </w:r>
+      <w:r>
+        <w:rPr>
+          <w:lang w:val="hi_IN" w:bidi="hi_IN"/>
+        </w:rPr>
+        <w:t xml:space="preserve"> 2:28</w:t>
+      </w:r>
       <w:r>
         <w:rPr>
           <w:lang w:val="hi_IN" w:bidi="hi_IN"/>
         </w:rPr>
         <w:t>); धीरज पूर्वक दौड़ने में (</w:t>
       </w:r>
-      <w:hyperlink r:id="rId195">
-        <w:r>
-          <w:rPr>
-            <w:lang w:val="hi_IN" w:bidi="hi_IN"/>
-          </w:rPr>
-          <w:rPr>
-            <w:color w:val="0000EE"/>
-            <w:u w:val="single"/>
-          </w:rPr>
-          <w:t>इब्रा</w:t>
-        </w:r>
-      </w:hyperlink>
-      <w:hyperlink r:id="rId195">
-        <w:r>
-          <w:rPr>
-            <w:lang w:val="hi_IN" w:bidi="hi_IN"/>
-          </w:rPr>
-          <w:rPr>
-            <w:color w:val="0000EE"/>
-            <w:u w:val="single"/>
-          </w:rPr>
-          <w:t xml:space="preserve"> 6:12</w:t>
-        </w:r>
-      </w:hyperlink>
-      <w:r>
-        <w:rPr>
-          <w:lang w:val="hi_IN" w:bidi="hi_IN"/>
-        </w:rPr>
-        <w:t xml:space="preserve">; </w:t>
-      </w:r>
-      <w:hyperlink r:id="rId196">
-        <w:r>
-          <w:rPr>
-            <w:lang w:val="hi_IN" w:bidi="hi_IN"/>
-          </w:rPr>
-          <w:rPr>
-            <w:color w:val="0000EE"/>
-            <w:u w:val="single"/>
-          </w:rPr>
-          <w:t>12:1</w:t>
-        </w:r>
-      </w:hyperlink>
+      <w:r>
+        <w:rPr>
+          <w:lang w:val="hi_IN" w:bidi="hi_IN"/>
+        </w:rPr>
+        <w:t>इब्रा</w:t>
+      </w:r>
+      <w:r>
+        <w:rPr>
+          <w:lang w:val="hi_IN" w:bidi="hi_IN"/>
+        </w:rPr>
+        <w:t xml:space="preserve"> 6:12</w:t>
+      </w:r>
+      <w:r>
+        <w:rPr>
+          <w:lang w:val="hi_IN" w:bidi="hi_IN"/>
+        </w:rPr>
+        <w:t xml:space="preserve">; </w:t>
+      </w:r>
+      <w:r>
+        <w:rPr>
+          <w:lang w:val="hi_IN" w:bidi="hi_IN"/>
+        </w:rPr>
+        <w:t>12:1</w:t>
+      </w:r>
       <w:r>
         <w:rPr>
           <w:lang w:val="hi_IN" w:bidi="hi_IN"/>
         </w:rPr>
         <w:t>); गिरने से बचने में (</w:t>
       </w:r>
-      <w:hyperlink r:id="rId195">
-        <w:r>
-          <w:rPr>
-            <w:lang w:val="hi_IN" w:bidi="hi_IN"/>
-          </w:rPr>
-          <w:rPr>
-            <w:color w:val="0000EE"/>
-            <w:u w:val="single"/>
-          </w:rPr>
-          <w:t>इब्रा</w:t>
-        </w:r>
-      </w:hyperlink>
-      <w:hyperlink r:id="rId197">
-        <w:r>
-          <w:rPr>
-            <w:lang w:val="hi_IN" w:bidi="hi_IN"/>
-          </w:rPr>
-          <w:rPr>
-            <w:color w:val="0000EE"/>
-            <w:u w:val="single"/>
-          </w:rPr>
-          <w:t xml:space="preserve"> 3:12</w:t>
-        </w:r>
-      </w:hyperlink>
-      <w:r>
-        <w:rPr>
-          <w:lang w:val="hi_IN" w:bidi="hi_IN"/>
-        </w:rPr>
-        <w:t xml:space="preserve">; </w:t>
-      </w:r>
-      <w:hyperlink r:id="rId198">
-        <w:r>
-          <w:rPr>
-            <w:lang w:val="hi_IN" w:bidi="hi_IN"/>
-          </w:rPr>
-          <w:rPr>
-            <w:color w:val="0000EE"/>
-            <w:u w:val="single"/>
-          </w:rPr>
-          <w:t>4:1–10</w:t>
-        </w:r>
-      </w:hyperlink>
+      <w:r>
+        <w:rPr>
+          <w:lang w:val="hi_IN" w:bidi="hi_IN"/>
+        </w:rPr>
+        <w:t>इब्रा</w:t>
+      </w:r>
+      <w:r>
+        <w:rPr>
+          <w:lang w:val="hi_IN" w:bidi="hi_IN"/>
+        </w:rPr>
+        <w:t xml:space="preserve"> 3:12</w:t>
+      </w:r>
+      <w:r>
+        <w:rPr>
+          <w:lang w:val="hi_IN" w:bidi="hi_IN"/>
+        </w:rPr>
+        <w:t xml:space="preserve">; </w:t>
+      </w:r>
+      <w:r>
+        <w:rPr>
+          <w:lang w:val="hi_IN" w:bidi="hi_IN"/>
+        </w:rPr>
+        <w:t>4:1–10</w:t>
+      </w:r>
       <w:r>
         <w:rPr>
           <w:lang w:val="hi_IN" w:bidi="hi_IN"/>
         </w:rPr>
         <w:t>); और हमारे बुलाहट और चुनाव की पुष्टि करने में उत्साही होने में (</w:t>
       </w:r>
-      <w:hyperlink r:id="rId199">
-        <w:r>
-          <w:rPr>
-            <w:lang w:val="hi_IN" w:bidi="hi_IN"/>
-          </w:rPr>
-          <w:rPr>
-            <w:color w:val="0000EE"/>
-            <w:u w:val="single"/>
-          </w:rPr>
-          <w:t>2 पत 1:10</w:t>
-        </w:r>
-      </w:hyperlink>
+      <w:r>
+        <w:rPr>
+          <w:lang w:val="hi_IN" w:bidi="hi_IN"/>
+        </w:rPr>
+        <w:t>2 पत 1:10</w:t>
+      </w:r>
       <w:r>
         <w:rPr>
           <w:lang w:val="hi_IN" w:bidi="hi_IN"/>
@@ -6847,258 +5569,150 @@
         </w:rPr>
         <w:t>यह महत्वपूर्ण है कि यहूदा (</w:t>
       </w:r>
-      <w:hyperlink r:id="rId200">
-        <w:r>
-          <w:rPr>
-            <w:lang w:val="hi_IN" w:bidi="hi_IN"/>
-          </w:rPr>
-          <w:rPr>
-            <w:color w:val="0000EE"/>
-            <w:u w:val="single"/>
-          </w:rPr>
-          <w:t>यूह</w:t>
-        </w:r>
-      </w:hyperlink>
-      <w:hyperlink r:id="rId200">
-        <w:r>
-          <w:rPr>
-            <w:lang w:val="hi_IN" w:bidi="hi_IN"/>
-          </w:rPr>
-          <w:rPr>
-            <w:color w:val="0000EE"/>
-            <w:u w:val="single"/>
-          </w:rPr>
-          <w:t xml:space="preserve"> 6:71</w:t>
-        </w:r>
-      </w:hyperlink>
+      <w:r>
+        <w:rPr>
+          <w:lang w:val="hi_IN" w:bidi="hi_IN"/>
+        </w:rPr>
+        <w:t>यूह</w:t>
+      </w:r>
+      <w:r>
+        <w:rPr>
+          <w:lang w:val="hi_IN" w:bidi="hi_IN"/>
+        </w:rPr>
+        <w:t xml:space="preserve"> 6:71</w:t>
+      </w:r>
       <w:r>
         <w:rPr>
           <w:lang w:val="hi_IN" w:bidi="hi_IN"/>
         </w:rPr>
         <w:t>), देमास (</w:t>
       </w:r>
-      <w:hyperlink r:id="rId201">
-        <w:r>
-          <w:rPr>
-            <w:lang w:val="hi_IN" w:bidi="hi_IN"/>
-          </w:rPr>
-          <w:rPr>
-            <w:color w:val="0000EE"/>
-            <w:u w:val="single"/>
-          </w:rPr>
-          <w:t xml:space="preserve">2 </w:t>
-        </w:r>
-      </w:hyperlink>
-      <w:hyperlink r:id="rId201">
-        <w:r>
-          <w:rPr>
-            <w:lang w:val="hi_IN" w:bidi="hi_IN"/>
-          </w:rPr>
-          <w:rPr>
-            <w:color w:val="0000EE"/>
-            <w:u w:val="single"/>
-          </w:rPr>
-          <w:t>तीमु</w:t>
-        </w:r>
-      </w:hyperlink>
-      <w:hyperlink r:id="rId201">
-        <w:r>
-          <w:rPr>
-            <w:lang w:val="hi_IN" w:bidi="hi_IN"/>
-          </w:rPr>
-          <w:rPr>
-            <w:color w:val="0000EE"/>
-            <w:u w:val="single"/>
-          </w:rPr>
-          <w:t xml:space="preserve"> 4:10</w:t>
-        </w:r>
-      </w:hyperlink>
+      <w:r>
+        <w:rPr>
+          <w:lang w:val="hi_IN" w:bidi="hi_IN"/>
+        </w:rPr>
+        <w:t xml:space="preserve">2 </w:t>
+      </w:r>
+      <w:r>
+        <w:rPr>
+          <w:lang w:val="hi_IN" w:bidi="hi_IN"/>
+        </w:rPr>
+        <w:t>तीमु</w:t>
+      </w:r>
+      <w:r>
+        <w:rPr>
+          <w:lang w:val="hi_IN" w:bidi="hi_IN"/>
+        </w:rPr>
+        <w:t xml:space="preserve"> 4:10</w:t>
+      </w:r>
       <w:r>
         <w:rPr>
           <w:lang w:val="hi_IN" w:bidi="hi_IN"/>
         </w:rPr>
         <w:t>), और हुमिनयुस (</w:t>
       </w:r>
-      <w:hyperlink r:id="rId202">
-        <w:r>
-          <w:rPr>
-            <w:lang w:val="hi_IN" w:bidi="hi_IN"/>
-          </w:rPr>
-          <w:rPr>
-            <w:color w:val="0000EE"/>
-            <w:u w:val="single"/>
-          </w:rPr>
-          <w:t xml:space="preserve">2 </w:t>
-        </w:r>
-      </w:hyperlink>
-      <w:hyperlink r:id="rId201">
-        <w:r>
-          <w:rPr>
-            <w:lang w:val="hi_IN" w:bidi="hi_IN"/>
-          </w:rPr>
-          <w:rPr>
-            <w:color w:val="0000EE"/>
-            <w:u w:val="single"/>
-          </w:rPr>
-          <w:t>तीमु</w:t>
-        </w:r>
-      </w:hyperlink>
-      <w:hyperlink r:id="rId202">
-        <w:r>
-          <w:rPr>
-            <w:lang w:val="hi_IN" w:bidi="hi_IN"/>
-          </w:rPr>
-          <w:rPr>
-            <w:color w:val="0000EE"/>
-            <w:u w:val="single"/>
-          </w:rPr>
-          <w:t xml:space="preserve"> 2:17</w:t>
-        </w:r>
-      </w:hyperlink>
+      <w:r>
+        <w:rPr>
+          <w:lang w:val="hi_IN" w:bidi="hi_IN"/>
+        </w:rPr>
+        <w:t xml:space="preserve">2 </w:t>
+      </w:r>
+      <w:r>
+        <w:rPr>
+          <w:lang w:val="hi_IN" w:bidi="hi_IN"/>
+        </w:rPr>
+        <w:t>तीमु</w:t>
+      </w:r>
+      <w:r>
+        <w:rPr>
+          <w:lang w:val="hi_IN" w:bidi="hi_IN"/>
+        </w:rPr>
+        <w:t xml:space="preserve"> 2:17</w:t>
+      </w:r>
       <w:r>
         <w:rPr>
           <w:lang w:val="hi_IN" w:bidi="hi_IN"/>
         </w:rPr>
         <w:t>) की धीरज में असफलता को ध्यान में रखा जाए, साथ ही इस भयावह संभावना को भी ध्यान में रखा जाए कि इतने बड़े उद्धार की उपेक्षा करें (</w:t>
       </w:r>
-      <w:hyperlink r:id="rId203">
-        <w:r>
-          <w:rPr>
-            <w:lang w:val="hi_IN" w:bidi="hi_IN"/>
-          </w:rPr>
-          <w:rPr>
-            <w:color w:val="0000EE"/>
-            <w:u w:val="single"/>
-          </w:rPr>
-          <w:t>इब्रा</w:t>
-        </w:r>
-      </w:hyperlink>
-      <w:hyperlink r:id="rId203">
-        <w:r>
-          <w:rPr>
-            <w:lang w:val="hi_IN" w:bidi="hi_IN"/>
-          </w:rPr>
-          <w:rPr>
-            <w:color w:val="0000EE"/>
-            <w:u w:val="single"/>
-          </w:rPr>
-          <w:t xml:space="preserve"> 2:3</w:t>
-        </w:r>
-      </w:hyperlink>
+      <w:r>
+        <w:rPr>
+          <w:lang w:val="hi_IN" w:bidi="hi_IN"/>
+        </w:rPr>
+        <w:t>इब्रा</w:t>
+      </w:r>
+      <w:r>
+        <w:rPr>
+          <w:lang w:val="hi_IN" w:bidi="hi_IN"/>
+        </w:rPr>
+        <w:t xml:space="preserve"> 2:3</w:t>
+      </w:r>
       <w:r>
         <w:rPr>
           <w:lang w:val="hi_IN" w:bidi="hi_IN"/>
         </w:rPr>
         <w:t>), अयोग्य ठहरें (</w:t>
       </w:r>
-      <w:hyperlink r:id="rId204">
-        <w:r>
-          <w:rPr>
-            <w:lang w:val="hi_IN" w:bidi="hi_IN"/>
-          </w:rPr>
-          <w:rPr>
-            <w:color w:val="0000EE"/>
-            <w:u w:val="single"/>
-          </w:rPr>
-          <w:t xml:space="preserve">1 </w:t>
-        </w:r>
-      </w:hyperlink>
-      <w:hyperlink r:id="rId204">
-        <w:r>
-          <w:rPr>
-            <w:lang w:val="hi_IN" w:bidi="hi_IN"/>
-          </w:rPr>
-          <w:rPr>
-            <w:color w:val="0000EE"/>
-            <w:u w:val="single"/>
-          </w:rPr>
-          <w:t>कुरि</w:t>
-        </w:r>
-      </w:hyperlink>
-      <w:hyperlink r:id="rId204">
-        <w:r>
-          <w:rPr>
-            <w:lang w:val="hi_IN" w:bidi="hi_IN"/>
-          </w:rPr>
-          <w:rPr>
-            <w:color w:val="0000EE"/>
-            <w:u w:val="single"/>
-          </w:rPr>
-          <w:t xml:space="preserve"> 9:27</w:t>
-        </w:r>
-      </w:hyperlink>
+      <w:r>
+        <w:rPr>
+          <w:lang w:val="hi_IN" w:bidi="hi_IN"/>
+        </w:rPr>
+        <w:t xml:space="preserve">1 </w:t>
+      </w:r>
+      <w:r>
+        <w:rPr>
+          <w:lang w:val="hi_IN" w:bidi="hi_IN"/>
+        </w:rPr>
+        <w:t>कुरि</w:t>
+      </w:r>
+      <w:r>
+        <w:rPr>
+          <w:lang w:val="hi_IN" w:bidi="hi_IN"/>
+        </w:rPr>
+        <w:t xml:space="preserve"> 9:27</w:t>
+      </w:r>
       <w:r>
         <w:rPr>
           <w:lang w:val="hi_IN" w:bidi="hi_IN"/>
         </w:rPr>
         <w:t>), उस समय गिर जाएं जब हम सोचते हैं कि हम खड़े हैं (</w:t>
       </w:r>
-      <w:hyperlink r:id="rId205">
-        <w:r>
-          <w:rPr>
-            <w:lang w:val="hi_IN" w:bidi="hi_IN"/>
-          </w:rPr>
-          <w:rPr>
-            <w:color w:val="0000EE"/>
-            <w:u w:val="single"/>
-          </w:rPr>
-          <w:t xml:space="preserve">1 </w:t>
-        </w:r>
-      </w:hyperlink>
-      <w:hyperlink r:id="rId204">
-        <w:r>
-          <w:rPr>
-            <w:lang w:val="hi_IN" w:bidi="hi_IN"/>
-          </w:rPr>
-          <w:rPr>
-            <w:color w:val="0000EE"/>
-            <w:u w:val="single"/>
-          </w:rPr>
-          <w:t>कुरि</w:t>
-        </w:r>
-      </w:hyperlink>
-      <w:hyperlink r:id="rId205">
-        <w:r>
-          <w:rPr>
-            <w:lang w:val="hi_IN" w:bidi="hi_IN"/>
-          </w:rPr>
-          <w:rPr>
-            <w:color w:val="0000EE"/>
-            <w:u w:val="single"/>
-          </w:rPr>
-          <w:t xml:space="preserve"> 10:12</w:t>
-        </w:r>
-      </w:hyperlink>
+      <w:r>
+        <w:rPr>
+          <w:lang w:val="hi_IN" w:bidi="hi_IN"/>
+        </w:rPr>
+        <w:t xml:space="preserve">1 </w:t>
+      </w:r>
+      <w:r>
+        <w:rPr>
+          <w:lang w:val="hi_IN" w:bidi="hi_IN"/>
+        </w:rPr>
+        <w:t>कुरि</w:t>
+      </w:r>
+      <w:r>
+        <w:rPr>
+          <w:lang w:val="hi_IN" w:bidi="hi_IN"/>
+        </w:rPr>
+        <w:t xml:space="preserve"> 10:12</w:t>
+      </w:r>
       <w:r>
         <w:rPr>
           <w:lang w:val="hi_IN" w:bidi="hi_IN"/>
         </w:rPr>
         <w:t>), और पतन (अधर्म में गिरना) (</w:t>
       </w:r>
-      <w:hyperlink r:id="rId206">
-        <w:r>
-          <w:rPr>
-            <w:lang w:val="hi_IN" w:bidi="hi_IN"/>
-          </w:rPr>
-          <w:rPr>
-            <w:color w:val="0000EE"/>
-            <w:u w:val="single"/>
-          </w:rPr>
-          <w:t>इब्रा</w:t>
-        </w:r>
-      </w:hyperlink>
-      <w:hyperlink r:id="rId206">
-        <w:r>
-          <w:rPr>
-            <w:lang w:val="hi_IN" w:bidi="hi_IN"/>
-          </w:rPr>
-          <w:rPr>
-            <w:color w:val="0000EE"/>
-            <w:u w:val="single"/>
-          </w:rPr>
-          <w:t xml:space="preserve"> 6:1–8</w:t>
-        </w:r>
-      </w:hyperlink>
+      <w:r>
+        <w:rPr>
+          <w:lang w:val="hi_IN" w:bidi="hi_IN"/>
+        </w:rPr>
+        <w:t>इब्रा</w:t>
+      </w:r>
+      <w:r>
+        <w:rPr>
+          <w:lang w:val="hi_IN" w:bidi="hi_IN"/>
+        </w:rPr>
+        <w:t xml:space="preserve"> 6:1–8</w:t>
+      </w:r>
       <w:r>
         <w:rPr>
           <w:lang w:val="hi_IN" w:bidi="hi_IN"/>
@@ -7117,90 +5731,60 @@
         </w:rPr>
         <w:t>” (</w:t>
       </w:r>
-      <w:hyperlink r:id="rId207">
-        <w:r>
-          <w:rPr>
-            <w:lang w:val="hi_IN" w:bidi="hi_IN"/>
-          </w:rPr>
-          <w:rPr>
-            <w:color w:val="0000EE"/>
-            <w:u w:val="single"/>
-          </w:rPr>
-          <w:t>मत्ती 10:22</w:t>
-        </w:r>
-      </w:hyperlink>
-      <w:r>
-        <w:rPr>
-          <w:lang w:val="hi_IN" w:bidi="hi_IN"/>
-        </w:rPr>
-        <w:t xml:space="preserve">; </w:t>
-      </w:r>
-      <w:hyperlink r:id="rId208">
-        <w:r>
-          <w:rPr>
-            <w:lang w:val="hi_IN" w:bidi="hi_IN"/>
-          </w:rPr>
-          <w:rPr>
-            <w:color w:val="0000EE"/>
-            <w:u w:val="single"/>
-          </w:rPr>
-          <w:t>24:13</w:t>
-        </w:r>
-      </w:hyperlink>
+      <w:r>
+        <w:rPr>
+          <w:lang w:val="hi_IN" w:bidi="hi_IN"/>
+        </w:rPr>
+        <w:t>मत्ती 10:22</w:t>
+      </w:r>
+      <w:r>
+        <w:rPr>
+          <w:lang w:val="hi_IN" w:bidi="hi_IN"/>
+        </w:rPr>
+        <w:t xml:space="preserve">; </w:t>
+      </w:r>
+      <w:r>
+        <w:rPr>
+          <w:lang w:val="hi_IN" w:bidi="hi_IN"/>
+        </w:rPr>
+        <w:t>24:13</w:t>
+      </w:r>
       <w:r>
         <w:rPr>
           <w:lang w:val="hi_IN" w:bidi="hi_IN"/>
         </w:rPr>
         <w:t>)। ऐसे असाधारण ज़ोर देना संयोग नहीं है। मसीहियों के लिए यह समझना अत्यंत आवश्यक था कि अन्यजाति समाज के दबाव, सताव का खतरा, एक अद्भुत प्रारंभिक अनुभव के बाद भावनात्मक प्रतिक्रिया, और "तत्काल उद्धार" की संभावित गलतफहमी के बीच, उनके धीरज के द्वारा ही वे अनन्त उद्धार के उत्तराधिकारी बनेंगे (</w:t>
       </w:r>
-      <w:hyperlink r:id="rId209">
-        <w:r>
-          <w:rPr>
-            <w:lang w:val="hi_IN" w:bidi="hi_IN"/>
-          </w:rPr>
-          <w:rPr>
-            <w:color w:val="0000EE"/>
-            <w:u w:val="single"/>
-          </w:rPr>
-          <w:t>लूका 21:19</w:t>
-        </w:r>
-      </w:hyperlink>
-      <w:r>
-        <w:rPr>
-          <w:lang w:val="hi_IN" w:bidi="hi_IN"/>
-        </w:rPr>
-        <w:t xml:space="preserve">; </w:t>
-      </w:r>
-      <w:hyperlink r:id="rId210">
-        <w:r>
-          <w:rPr>
-            <w:lang w:val="hi_IN" w:bidi="hi_IN"/>
-          </w:rPr>
-          <w:rPr>
-            <w:color w:val="0000EE"/>
-            <w:u w:val="single"/>
-          </w:rPr>
-          <w:t>रोम 5:3</w:t>
-        </w:r>
-      </w:hyperlink>
-      <w:r>
-        <w:rPr>
-          <w:lang w:val="hi_IN" w:bidi="hi_IN"/>
-        </w:rPr>
-        <w:t xml:space="preserve">; </w:t>
-      </w:r>
-      <w:hyperlink r:id="rId211">
-        <w:r>
-          <w:rPr>
-            <w:lang w:val="hi_IN" w:bidi="hi_IN"/>
-          </w:rPr>
-          <w:rPr>
-            <w:color w:val="0000EE"/>
-            <w:u w:val="single"/>
-          </w:rPr>
-          <w:t>कुल 1:11</w:t>
-        </w:r>
-      </w:hyperlink>
+      <w:r>
+        <w:rPr>
+          <w:lang w:val="hi_IN" w:bidi="hi_IN"/>
+        </w:rPr>
+        <w:t>लूका 21:19</w:t>
+      </w:r>
+      <w:r>
+        <w:rPr>
+          <w:lang w:val="hi_IN" w:bidi="hi_IN"/>
+        </w:rPr>
+        <w:t xml:space="preserve">; </w:t>
+      </w:r>
+      <w:r>
+        <w:rPr>
+          <w:lang w:val="hi_IN" w:bidi="hi_IN"/>
+        </w:rPr>
+        <w:t>रोम 5:3</w:t>
+      </w:r>
+      <w:r>
+        <w:rPr>
+          <w:lang w:val="hi_IN" w:bidi="hi_IN"/>
+        </w:rPr>
+        <w:t xml:space="preserve">; </w:t>
+      </w:r>
+      <w:r>
+        <w:rPr>
+          <w:lang w:val="hi_IN" w:bidi="hi_IN"/>
+        </w:rPr>
+        <w:t>कुल 1:11</w:t>
+      </w:r>
       <w:r>
         <w:rPr>
           <w:lang w:val="hi_IN" w:bidi="hi_IN"/>
@@ -7221,18 +5805,12 @@
         </w:rPr>
         <w:t>फिर भी पवित्रशास्त्र कभी यह संकेत नहीं देता कि धीरज केवल मानवीय प्रयास पर निर्भर करता है। पुराने नियम में, परमेश्वर का छुटकारे का उद्देश्य अटल है; परमेश्वर की वाचा स्थिर रहती है, यद्यपि उसे नवीनीकृत करने की आवश्यकता होती है (</w:t>
       </w:r>
-      <w:hyperlink r:id="rId212">
-        <w:r>
-          <w:rPr>
-            <w:lang w:val="hi_IN" w:bidi="hi_IN"/>
-          </w:rPr>
-          <w:rPr>
-            <w:color w:val="0000EE"/>
-            <w:u w:val="single"/>
-          </w:rPr>
-          <w:t>यिर्म 31:31–34</w:t>
-        </w:r>
-      </w:hyperlink>
+      <w:r>
+        <w:rPr>
+          <w:lang w:val="hi_IN" w:bidi="hi_IN"/>
+        </w:rPr>
+        <w:t>यिर्म 31:31–34</w:t>
+      </w:r>
       <w:r>
         <w:rPr>
           <w:lang w:val="hi_IN" w:bidi="hi_IN"/>
@@ -7357,72 +5935,48 @@
         </w:rPr>
         <w:t>लम्बे और धैर्यपूर्ण सहनशीलता को दर्शाने वाला शब्द। यह एक ऐसा शब्द है जो केजेवी में पुराने नियम में चार बार उपयोग किया गया है (</w:t>
       </w:r>
-      <w:hyperlink r:id="rId213">
-        <w:r>
-          <w:rPr>
-            <w:lang w:val="hi_IN" w:bidi="hi_IN"/>
-          </w:rPr>
-          <w:rPr>
-            <w:color w:val="0000EE"/>
-            <w:u w:val="single"/>
-          </w:rPr>
-          <w:t>निर्ग 34:6</w:t>
-        </w:r>
-      </w:hyperlink>
-      <w:r>
-        <w:rPr>
-          <w:lang w:val="hi_IN" w:bidi="hi_IN"/>
-        </w:rPr>
-        <w:t xml:space="preserve">; </w:t>
-      </w:r>
-      <w:hyperlink r:id="rId214">
-        <w:r>
-          <w:rPr>
-            <w:lang w:val="hi_IN" w:bidi="hi_IN"/>
-          </w:rPr>
-          <w:rPr>
-            <w:color w:val="0000EE"/>
-            <w:u w:val="single"/>
-          </w:rPr>
-          <w:t>गिन 14:18</w:t>
-        </w:r>
-      </w:hyperlink>
-      <w:r>
-        <w:rPr>
-          <w:lang w:val="hi_IN" w:bidi="hi_IN"/>
-        </w:rPr>
-        <w:t xml:space="preserve">; </w:t>
-      </w:r>
-      <w:hyperlink r:id="rId215">
-        <w:r>
-          <w:rPr>
-            <w:lang w:val="hi_IN" w:bidi="hi_IN"/>
-          </w:rPr>
-          <w:rPr>
-            <w:color w:val="0000EE"/>
-            <w:u w:val="single"/>
-          </w:rPr>
-          <w:t>भज 86:15</w:t>
-        </w:r>
-      </w:hyperlink>
-      <w:r>
-        <w:rPr>
-          <w:lang w:val="hi_IN" w:bidi="hi_IN"/>
-        </w:rPr>
-        <w:t xml:space="preserve">; </w:t>
-      </w:r>
-      <w:hyperlink r:id="rId216">
-        <w:r>
-          <w:rPr>
-            <w:lang w:val="hi_IN" w:bidi="hi_IN"/>
-          </w:rPr>
-          <w:rPr>
-            <w:color w:val="0000EE"/>
-            <w:u w:val="single"/>
-          </w:rPr>
-          <w:t>यिर्म 15:15</w:t>
-        </w:r>
-      </w:hyperlink>
+      <w:r>
+        <w:rPr>
+          <w:lang w:val="hi_IN" w:bidi="hi_IN"/>
+        </w:rPr>
+        <w:t>निर्ग 34:6</w:t>
+      </w:r>
+      <w:r>
+        <w:rPr>
+          <w:lang w:val="hi_IN" w:bidi="hi_IN"/>
+        </w:rPr>
+        <w:t xml:space="preserve">; </w:t>
+      </w:r>
+      <w:r>
+        <w:rPr>
+          <w:lang w:val="hi_IN" w:bidi="hi_IN"/>
+        </w:rPr>
+        <w:t>गिन 14:18</w:t>
+      </w:r>
+      <w:r>
+        <w:rPr>
+          <w:lang w:val="hi_IN" w:bidi="hi_IN"/>
+        </w:rPr>
+        <w:t xml:space="preserve">; </w:t>
+      </w:r>
+      <w:r>
+        <w:rPr>
+          <w:lang w:val="hi_IN" w:bidi="hi_IN"/>
+        </w:rPr>
+        <w:t>भज 86:15</w:t>
+      </w:r>
+      <w:r>
+        <w:rPr>
+          <w:lang w:val="hi_IN" w:bidi="hi_IN"/>
+        </w:rPr>
+        <w:t xml:space="preserve">; </w:t>
+      </w:r>
+      <w:r>
+        <w:rPr>
+          <w:lang w:val="hi_IN" w:bidi="hi_IN"/>
+        </w:rPr>
+        <w:t>यिर्म 15:15</w:t>
+      </w:r>
       <w:r>
         <w:rPr>
           <w:lang w:val="hi_IN" w:bidi="hi_IN"/>
@@ -7443,72 +5997,48 @@
         </w:rPr>
         <w:t xml:space="preserve"> आमतौर पर परमेश्वर के लिए कोप करने में धीरजवन्त इस्तेमाल होता है (</w:t>
       </w:r>
-      <w:hyperlink r:id="rId217">
-        <w:r>
-          <w:rPr>
-            <w:lang w:val="hi_IN" w:bidi="hi_IN"/>
-          </w:rPr>
-          <w:rPr>
-            <w:color w:val="0000EE"/>
-            <w:u w:val="single"/>
-          </w:rPr>
-          <w:t>रोम 2:4</w:t>
-        </w:r>
-      </w:hyperlink>
+      <w:r>
+        <w:rPr>
+          <w:lang w:val="hi_IN" w:bidi="hi_IN"/>
+        </w:rPr>
+        <w:t>रोम 2:4</w:t>
+      </w:r>
       <w:r>
         <w:rPr>
           <w:lang w:val="hi_IN" w:bidi="hi_IN"/>
         </w:rPr>
         <w:t>)। एक पवित्र परमेश्वर को पाप का दण्ड देना चाहिए। फिर भी उनका प्रेमपूर्ण स्वभाव उस दण्ड को विलम्बित करता है ताकि पापियों को मन फिराने और अपने पाप से दूर होने का समय मिल सके (</w:t>
       </w:r>
-      <w:hyperlink r:id="rId218">
-        <w:r>
-          <w:rPr>
-            <w:lang w:val="hi_IN" w:bidi="hi_IN"/>
-          </w:rPr>
-          <w:rPr>
-            <w:color w:val="0000EE"/>
-            <w:u w:val="single"/>
-          </w:rPr>
-          <w:t>1 तीमु 1:16</w:t>
-        </w:r>
-      </w:hyperlink>
-      <w:r>
-        <w:rPr>
-          <w:lang w:val="hi_IN" w:bidi="hi_IN"/>
-        </w:rPr>
-        <w:t xml:space="preserve">; </w:t>
-      </w:r>
-      <w:hyperlink r:id="rId219">
-        <w:r>
-          <w:rPr>
-            <w:lang w:val="hi_IN" w:bidi="hi_IN"/>
-          </w:rPr>
-          <w:rPr>
-            <w:color w:val="0000EE"/>
-            <w:u w:val="single"/>
-          </w:rPr>
-          <w:t>1 पत 3:20</w:t>
-        </w:r>
-      </w:hyperlink>
+      <w:r>
+        <w:rPr>
+          <w:lang w:val="hi_IN" w:bidi="hi_IN"/>
+        </w:rPr>
+        <w:t>1 तीमु 1:16</w:t>
+      </w:r>
+      <w:r>
+        <w:rPr>
+          <w:lang w:val="hi_IN" w:bidi="hi_IN"/>
+        </w:rPr>
+        <w:t xml:space="preserve">; </w:t>
+      </w:r>
+      <w:r>
+        <w:rPr>
+          <w:lang w:val="hi_IN" w:bidi="hi_IN"/>
+        </w:rPr>
+        <w:t>1 पत 3:20</w:t>
+      </w:r>
       <w:r>
         <w:rPr>
           <w:lang w:val="hi_IN" w:bidi="hi_IN"/>
         </w:rPr>
         <w:t>)। धीरज एक मसीही गुण भी है, आत्मा का एक फल (</w:t>
       </w:r>
-      <w:hyperlink r:id="rId220">
-        <w:r>
-          <w:rPr>
-            <w:lang w:val="hi_IN" w:bidi="hi_IN"/>
-          </w:rPr>
-          <w:rPr>
-            <w:color w:val="0000EE"/>
-            <w:u w:val="single"/>
-          </w:rPr>
-          <w:t>गला 5:22</w:t>
-        </w:r>
-      </w:hyperlink>
+      <w:r>
+        <w:rPr>
+          <w:lang w:val="hi_IN" w:bidi="hi_IN"/>
+        </w:rPr>
+        <w:t>गला 5:22</w:t>
+      </w:r>
       <w:r>
         <w:rPr>
           <w:lang w:val="hi_IN" w:bidi="hi_IN"/>
@@ -7670,36 +6200,24 @@
         </w:rPr>
         <w:t>सुगन्ध-द्रव्य और उत्तम तेल को चाँदी और सोने के साथ मूल्यवान माना जाता था। शेबा की रानी ने सुलैमान को भेंट के रूप में मसाले दिए (</w:t>
       </w:r>
-      <w:hyperlink r:id="rId221">
-        <w:r>
-          <w:rPr>
-            <w:lang w:val="hi_IN" w:bidi="hi_IN"/>
-          </w:rPr>
-          <w:rPr>
-            <w:color w:val="0000EE"/>
-            <w:u w:val="single"/>
-          </w:rPr>
-          <w:t>1 रा 10:2</w:t>
-        </w:r>
-      </w:hyperlink>
+      <w:r>
+        <w:rPr>
+          <w:lang w:val="hi_IN" w:bidi="hi_IN"/>
+        </w:rPr>
+        <w:t>1 रा 10:2</w:t>
+      </w:r>
       <w:r>
         <w:rPr>
           <w:lang w:val="hi_IN" w:bidi="hi_IN"/>
         </w:rPr>
         <w:t>)। धूप को राज खजाने में रखा गया था (</w:t>
       </w:r>
-      <w:hyperlink r:id="rId222">
-        <w:r>
-          <w:rPr>
-            <w:lang w:val="hi_IN" w:bidi="hi_IN"/>
-          </w:rPr>
-          <w:rPr>
-            <w:color w:val="0000EE"/>
-            <w:u w:val="single"/>
-          </w:rPr>
-          <w:t>2 रा 20:13</w:t>
-        </w:r>
-      </w:hyperlink>
+      <w:r>
+        <w:rPr>
+          <w:lang w:val="hi_IN" w:bidi="hi_IN"/>
+        </w:rPr>
+        <w:t>2 रा 20:13</w:t>
+      </w:r>
       <w:r>
         <w:rPr>
           <w:lang w:val="hi_IN" w:bidi="hi_IN"/>
@@ -7720,126 +6238,84 @@
         </w:rPr>
         <w:t>इसलिए, प्रेमी कभी-कभी अपने प्रिय की तुलना "गन्धरस", "गन्धरस के पहाड़" और "लोबान की पहाड़ी" के रूप में करते थे (</w:t>
       </w:r>
-      <w:hyperlink r:id="rId223">
-        <w:r>
-          <w:rPr>
-            <w:lang w:val="hi_IN" w:bidi="hi_IN"/>
-          </w:rPr>
-          <w:rPr>
-            <w:color w:val="0000EE"/>
-            <w:u w:val="single"/>
-          </w:rPr>
-          <w:t>श्रे.गी. 1:13</w:t>
-        </w:r>
-      </w:hyperlink>
-      <w:r>
-        <w:rPr>
-          <w:lang w:val="hi_IN" w:bidi="hi_IN"/>
-        </w:rPr>
-        <w:t xml:space="preserve">; </w:t>
-      </w:r>
-      <w:hyperlink r:id="rId224">
-        <w:r>
-          <w:rPr>
-            <w:lang w:val="hi_IN" w:bidi="hi_IN"/>
-          </w:rPr>
-          <w:rPr>
-            <w:color w:val="0000EE"/>
-            <w:u w:val="single"/>
-          </w:rPr>
-          <w:t>4:6</w:t>
-        </w:r>
-      </w:hyperlink>
+      <w:r>
+        <w:rPr>
+          <w:lang w:val="hi_IN" w:bidi="hi_IN"/>
+        </w:rPr>
+        <w:t>श्रे.गी. 1:13</w:t>
+      </w:r>
+      <w:r>
+        <w:rPr>
+          <w:lang w:val="hi_IN" w:bidi="hi_IN"/>
+        </w:rPr>
+        <w:t xml:space="preserve">; </w:t>
+      </w:r>
+      <w:r>
+        <w:rPr>
+          <w:lang w:val="hi_IN" w:bidi="hi_IN"/>
+        </w:rPr>
+        <w:t>4:6</w:t>
+      </w:r>
       <w:r>
         <w:rPr>
           <w:lang w:val="hi_IN" w:bidi="hi_IN"/>
         </w:rPr>
         <w:t>)। धूप की सुगन्ध सही वातावरण बनाती है (</w:t>
       </w:r>
-      <w:hyperlink r:id="rId225">
-        <w:r>
-          <w:rPr>
-            <w:lang w:val="hi_IN" w:bidi="hi_IN"/>
-          </w:rPr>
-          <w:rPr>
-            <w:color w:val="0000EE"/>
-            <w:u w:val="single"/>
-          </w:rPr>
-          <w:t>1:12</w:t>
-        </w:r>
-      </w:hyperlink>
+      <w:r>
+        <w:rPr>
+          <w:lang w:val="hi_IN" w:bidi="hi_IN"/>
+        </w:rPr>
+        <w:t>1:12</w:t>
+      </w:r>
       <w:r>
         <w:rPr>
           <w:lang w:val="hi_IN" w:bidi="hi_IN"/>
         </w:rPr>
         <w:t>)। व्यापारी को ज्ञात हर सुगन्ध-द्रव्य की धूप सुलैमान की शय्या के पास जलाई गई (</w:t>
       </w:r>
-      <w:hyperlink r:id="rId226">
-        <w:r>
-          <w:rPr>
-            <w:lang w:val="hi_IN" w:bidi="hi_IN"/>
-          </w:rPr>
-          <w:rPr>
-            <w:color w:val="0000EE"/>
-            <w:u w:val="single"/>
-          </w:rPr>
-          <w:t>3:6</w:t>
-        </w:r>
-      </w:hyperlink>
+      <w:r>
+        <w:rPr>
+          <w:lang w:val="hi_IN" w:bidi="hi_IN"/>
+        </w:rPr>
+        <w:t>3:6</w:t>
+      </w:r>
       <w:r>
         <w:rPr>
           <w:lang w:val="hi_IN" w:bidi="hi_IN"/>
         </w:rPr>
         <w:t>)। दूल्हा अपनी प्रिय की सुगन्ध में आनन्दित होता था। वह उसकी अपनी निजी सुगन्ध की बारी थी (</w:t>
       </w:r>
-      <w:hyperlink r:id="rId227">
-        <w:r>
-          <w:rPr>
-            <w:lang w:val="hi_IN" w:bidi="hi_IN"/>
-          </w:rPr>
-          <w:rPr>
-            <w:color w:val="0000EE"/>
-            <w:u w:val="single"/>
-          </w:rPr>
-          <w:t>4:10–14</w:t>
-        </w:r>
-      </w:hyperlink>
+      <w:r>
+        <w:rPr>
+          <w:lang w:val="hi_IN" w:bidi="hi_IN"/>
+        </w:rPr>
+        <w:t>4:10–14</w:t>
+      </w:r>
       <w:r>
         <w:rPr>
           <w:lang w:val="hi_IN" w:bidi="hi_IN"/>
         </w:rPr>
         <w:t>)। यहाँ तक कि एक वेश्या भी अपने पलंग के पास धूप जलाती थी (</w:t>
       </w:r>
-      <w:hyperlink r:id="rId228">
-        <w:r>
-          <w:rPr>
-            <w:lang w:val="hi_IN" w:bidi="hi_IN"/>
-          </w:rPr>
-          <w:rPr>
-            <w:color w:val="0000EE"/>
-            <w:u w:val="single"/>
-          </w:rPr>
-          <w:t>यहेज 23:41</w:t>
-        </w:r>
-      </w:hyperlink>
+      <w:r>
+        <w:rPr>
+          <w:lang w:val="hi_IN" w:bidi="hi_IN"/>
+        </w:rPr>
+        <w:t>यहेज 23:41</w:t>
+      </w:r>
       <w:r>
         <w:rPr>
           <w:lang w:val="hi_IN" w:bidi="hi_IN"/>
         </w:rPr>
         <w:t xml:space="preserve">)। कोई आश्चर्य नहीं कि ज्ञानी पुरुष कहते थे कि "तेल और सुगन्ध से" हृदय प्रसन्न होता है और "मित्र के हृदय की मनोहर सम्मति" मन को आनन्दित करता है (उदाहरण के लिए </w:t>
       </w:r>
-      <w:hyperlink r:id="rId229">
-        <w:r>
-          <w:rPr>
-            <w:lang w:val="hi_IN" w:bidi="hi_IN"/>
-          </w:rPr>
-          <w:rPr>
-            <w:color w:val="0000EE"/>
-            <w:u w:val="single"/>
-          </w:rPr>
-          <w:t>नीति 27:9</w:t>
-        </w:r>
-      </w:hyperlink>
+      <w:r>
+        <w:rPr>
+          <w:lang w:val="hi_IN" w:bidi="hi_IN"/>
+        </w:rPr>
+        <w:t>नीति 27:9</w:t>
+      </w:r>
       <w:r>
         <w:rPr>
           <w:lang w:val="hi_IN" w:bidi="hi_IN"/>
@@ -7885,126 +6361,84 @@
         </w:rPr>
         <w:t>धूप के कई रूप होते थे। इसे कभी-कभी दानों के रूप में उपयोग किया जाता था, जिन्हें एक थैली में डालकर गले में लटकाया जाता था (</w:t>
       </w:r>
-      <w:hyperlink r:id="rId223">
-        <w:r>
-          <w:rPr>
-            <w:lang w:val="hi_IN" w:bidi="hi_IN"/>
-          </w:rPr>
-          <w:rPr>
-            <w:color w:val="0000EE"/>
-            <w:u w:val="single"/>
-          </w:rPr>
-          <w:t>श्रे.गी. 1:13</w:t>
-        </w:r>
-      </w:hyperlink>
+      <w:r>
+        <w:rPr>
+          <w:lang w:val="hi_IN" w:bidi="hi_IN"/>
+        </w:rPr>
+        <w:t>श्रे.गी. 1:13</w:t>
+      </w:r>
       <w:r>
         <w:rPr>
           <w:lang w:val="hi_IN" w:bidi="hi_IN"/>
         </w:rPr>
         <w:t>)। मुख्य रूप से, इत्र तरल रूप में होते थे, जिसे जैतून के तेल में घोल दिया जाता था। इसका एक अच्छा उदाहरण "पवित्र अभिषेक का तेल" है (</w:t>
       </w:r>
-      <w:hyperlink r:id="rId230">
-        <w:r>
-          <w:rPr>
-            <w:lang w:val="hi_IN" w:bidi="hi_IN"/>
-          </w:rPr>
-          <w:rPr>
-            <w:color w:val="0000EE"/>
-            <w:u w:val="single"/>
-          </w:rPr>
-          <w:t>निर्ग 30:31</w:t>
-        </w:r>
-      </w:hyperlink>
+      <w:r>
+        <w:rPr>
+          <w:lang w:val="hi_IN" w:bidi="hi_IN"/>
+        </w:rPr>
+        <w:t>निर्ग 30:31</w:t>
+      </w:r>
       <w:r>
         <w:rPr>
           <w:lang w:val="hi_IN" w:bidi="hi_IN"/>
         </w:rPr>
         <w:t>)। ऐसे तेलों का उपयोग इस्राएल के याजकों और राजाओं को अभिषेक करने के लिए किया जाता था। केवल याजकों को ही इन्हें तैयार करने और उपयोग करने की अनुमति थी। धूप में कच्चे मसाले होते थे, जिन्हें बारीक पीसकर नमक के साथ मिलाया जाता था ताकि वह पवित्र हो जाए। बोल, नखी, कुन्दरू और निर्मल लोबान समान मात्रा में मिलाए जाते थे और यह सब इत्र बनाने वाले की कला के अनुसार तैयार किया जाता था (</w:t>
       </w:r>
-      <w:hyperlink r:id="rId231">
-        <w:r>
-          <w:rPr>
-            <w:lang w:val="hi_IN" w:bidi="hi_IN"/>
-          </w:rPr>
-          <w:rPr>
-            <w:color w:val="0000EE"/>
-            <w:u w:val="single"/>
-          </w:rPr>
-          <w:t>निर्ग 30:34–37</w:t>
-        </w:r>
-      </w:hyperlink>
+      <w:r>
+        <w:rPr>
+          <w:lang w:val="hi_IN" w:bidi="hi_IN"/>
+        </w:rPr>
+        <w:t>निर्ग 30:34–37</w:t>
+      </w:r>
       <w:r>
         <w:rPr>
           <w:lang w:val="hi_IN" w:bidi="hi_IN"/>
         </w:rPr>
         <w:t>)। पवित्रस्थान के लिए मसाले और धूप भेंट के रूप में दान किए जाते थे (</w:t>
       </w:r>
-      <w:hyperlink r:id="rId232">
-        <w:r>
-          <w:rPr>
-            <w:lang w:val="hi_IN" w:bidi="hi_IN"/>
-          </w:rPr>
-          <w:rPr>
-            <w:color w:val="0000EE"/>
-            <w:u w:val="single"/>
-          </w:rPr>
-          <w:t>गिन 7:14–86</w:t>
-        </w:r>
-      </w:hyperlink>
-      <w:r>
-        <w:rPr>
-          <w:lang w:val="hi_IN" w:bidi="hi_IN"/>
-        </w:rPr>
-        <w:t xml:space="preserve">; </w:t>
-      </w:r>
-      <w:hyperlink r:id="rId233">
-        <w:r>
-          <w:rPr>
-            <w:lang w:val="hi_IN" w:bidi="hi_IN"/>
-          </w:rPr>
-          <w:rPr>
-            <w:color w:val="0000EE"/>
-            <w:u w:val="single"/>
-          </w:rPr>
-          <w:t>यिर्म 17:26</w:t>
-        </w:r>
-      </w:hyperlink>
-      <w:r>
-        <w:rPr>
-          <w:lang w:val="hi_IN" w:bidi="hi_IN"/>
-        </w:rPr>
-        <w:t xml:space="preserve">; </w:t>
-      </w:r>
-      <w:hyperlink r:id="rId234">
-        <w:r>
-          <w:rPr>
-            <w:lang w:val="hi_IN" w:bidi="hi_IN"/>
-          </w:rPr>
-          <w:rPr>
-            <w:color w:val="0000EE"/>
-            <w:u w:val="single"/>
-          </w:rPr>
-          <w:t>41:5</w:t>
-        </w:r>
-      </w:hyperlink>
+      <w:r>
+        <w:rPr>
+          <w:lang w:val="hi_IN" w:bidi="hi_IN"/>
+        </w:rPr>
+        <w:t>गिन 7:14–86</w:t>
+      </w:r>
+      <w:r>
+        <w:rPr>
+          <w:lang w:val="hi_IN" w:bidi="hi_IN"/>
+        </w:rPr>
+        <w:t xml:space="preserve">; </w:t>
+      </w:r>
+      <w:r>
+        <w:rPr>
+          <w:lang w:val="hi_IN" w:bidi="hi_IN"/>
+        </w:rPr>
+        <w:t>यिर्म 17:26</w:t>
+      </w:r>
+      <w:r>
+        <w:rPr>
+          <w:lang w:val="hi_IN" w:bidi="hi_IN"/>
+        </w:rPr>
+        <w:t xml:space="preserve">; </w:t>
+      </w:r>
+      <w:r>
+        <w:rPr>
+          <w:lang w:val="hi_IN" w:bidi="hi_IN"/>
+        </w:rPr>
+        <w:t>41:5</w:t>
+      </w:r>
       <w:r>
         <w:rPr>
           <w:lang w:val="hi_IN" w:bidi="hi_IN"/>
         </w:rPr>
         <w:t>) और परमेश्वर के भवन में रखे जाते थे (</w:t>
       </w:r>
-      <w:hyperlink r:id="rId235">
-        <w:r>
-          <w:rPr>
-            <w:lang w:val="hi_IN" w:bidi="hi_IN"/>
-          </w:rPr>
-          <w:rPr>
-            <w:color w:val="0000EE"/>
-            <w:u w:val="single"/>
-          </w:rPr>
-          <w:t>नहे 13:5, 9</w:t>
-        </w:r>
-      </w:hyperlink>
+      <w:r>
+        <w:rPr>
+          <w:lang w:val="hi_IN" w:bidi="hi_IN"/>
+        </w:rPr>
+        <w:t>नहे 13:5, 9</w:t>
+      </w:r>
       <w:r>
         <w:rPr>
           <w:lang w:val="hi_IN" w:bidi="hi_IN"/>
@@ -8050,36 +6484,24 @@
         </w:rPr>
         <w:t>इस्राएल की आराधना विधि में धूप चढ़ाने के विभिन्न उद्देश्य थे। धूप पवित्रता और प्रार्थना से जुड़ी थी, और यह परमेश्वर के लिए अलग किए हुए पवित्र स्थान को दर्शाती थी। कुछ सन्दर्भों में, धूप आराधना के स्थान और उसके सामान को पवित्र करने से जुड़ी थी (</w:t>
       </w:r>
-      <w:hyperlink r:id="rId236">
-        <w:r>
-          <w:rPr>
-            <w:lang w:val="hi_IN" w:bidi="hi_IN"/>
-          </w:rPr>
-          <w:rPr>
-            <w:color w:val="0000EE"/>
-            <w:u w:val="single"/>
-          </w:rPr>
-          <w:t>निर्ग</w:t>
-        </w:r>
-      </w:hyperlink>
+      <w:r>
+        <w:rPr>
+          <w:lang w:val="hi_IN" w:bidi="hi_IN"/>
+        </w:rPr>
+        <w:t>निर्ग</w:t>
+      </w:r>
       <w:r>
         <w:rPr>
           <w:lang w:val="hi_IN" w:bidi="hi_IN"/>
         </w:rPr>
         <w:t xml:space="preserve"> </w:t>
       </w:r>
-      <w:hyperlink r:id="rId236">
-        <w:r>
-          <w:rPr>
-            <w:lang w:val="hi_IN" w:bidi="hi_IN"/>
-          </w:rPr>
-          <w:rPr>
-            <w:color w:val="0000EE"/>
-            <w:u w:val="single"/>
-          </w:rPr>
-          <w:t>30:26–29</w:t>
-        </w:r>
-      </w:hyperlink>
+      <w:r>
+        <w:rPr>
+          <w:lang w:val="hi_IN" w:bidi="hi_IN"/>
+        </w:rPr>
+        <w:t>30:26–29</w:t>
+      </w:r>
       <w:r>
         <w:rPr>
           <w:lang w:val="hi_IN" w:bidi="hi_IN"/>
@@ -8114,36 +6536,24 @@
         </w:rPr>
         <w:t>कुछ मामलों में, धूप स्वयं एक बलिदान बन जाती थी। अन्य बलिदानों के पूरक के रूप में, केवल लोबान को जलाया जाता था। एक मरी को दूर करने के लिए, हारून ने धूप जलाने की विधि का पालन किया (</w:t>
       </w:r>
-      <w:hyperlink r:id="rId237">
-        <w:r>
-          <w:rPr>
-            <w:lang w:val="hi_IN" w:bidi="hi_IN"/>
-          </w:rPr>
-          <w:rPr>
-            <w:color w:val="0000EE"/>
-            <w:u w:val="single"/>
-          </w:rPr>
-          <w:t>गिन 16:46–47</w:t>
-        </w:r>
-      </w:hyperlink>
+      <w:r>
+        <w:rPr>
+          <w:lang w:val="hi_IN" w:bidi="hi_IN"/>
+        </w:rPr>
+        <w:t>गिन 16:46–47</w:t>
+      </w:r>
       <w:r>
         <w:rPr>
           <w:lang w:val="hi_IN" w:bidi="hi_IN"/>
         </w:rPr>
         <w:t>)। प्रायश्चित्त के दिन, महायाजक जलते हुए कोयले और धूप एक कढ़ाही (धूपदान) में रखकर अति पवित्रस्थान में ले जाते थे (</w:t>
       </w:r>
-      <w:hyperlink r:id="rId238">
-        <w:r>
-          <w:rPr>
-            <w:lang w:val="hi_IN" w:bidi="hi_IN"/>
-          </w:rPr>
-          <w:rPr>
-            <w:color w:val="0000EE"/>
-            <w:u w:val="single"/>
-          </w:rPr>
-          <w:t>लैव्य 16:12–13</w:t>
-        </w:r>
-      </w:hyperlink>
+      <w:r>
+        <w:rPr>
+          <w:lang w:val="hi_IN" w:bidi="hi_IN"/>
+        </w:rPr>
+        <w:t>लैव्य 16:12–13</w:t>
+      </w:r>
       <w:r>
         <w:rPr>
           <w:lang w:val="hi_IN" w:bidi="hi_IN"/>
@@ -8164,72 +6574,48 @@
         </w:rPr>
         <w:t>लोबान को अन्नबलि के लिए होमबलि की वेदी पर चढ़ाए जाने वाले अनाज के साथ मिलाया जाता था (</w:t>
       </w:r>
-      <w:hyperlink r:id="rId239">
-        <w:r>
-          <w:rPr>
-            <w:lang w:val="hi_IN" w:bidi="hi_IN"/>
-          </w:rPr>
-          <w:rPr>
-            <w:color w:val="0000EE"/>
-            <w:u w:val="single"/>
-          </w:rPr>
-          <w:t>लैव्य 2:1, 15–16</w:t>
-        </w:r>
-      </w:hyperlink>
-      <w:r>
-        <w:rPr>
-          <w:lang w:val="hi_IN" w:bidi="hi_IN"/>
-        </w:rPr>
-        <w:t xml:space="preserve">; </w:t>
-      </w:r>
-      <w:hyperlink r:id="rId240">
-        <w:r>
-          <w:rPr>
-            <w:lang w:val="hi_IN" w:bidi="hi_IN"/>
-          </w:rPr>
-          <w:rPr>
-            <w:color w:val="0000EE"/>
-            <w:u w:val="single"/>
-          </w:rPr>
-          <w:t>6:15</w:t>
-        </w:r>
-      </w:hyperlink>
+      <w:r>
+        <w:rPr>
+          <w:lang w:val="hi_IN" w:bidi="hi_IN"/>
+        </w:rPr>
+        <w:t>लैव्य 2:1, 15–16</w:t>
+      </w:r>
+      <w:r>
+        <w:rPr>
+          <w:lang w:val="hi_IN" w:bidi="hi_IN"/>
+        </w:rPr>
+        <w:t xml:space="preserve">; </w:t>
+      </w:r>
+      <w:r>
+        <w:rPr>
+          <w:lang w:val="hi_IN" w:bidi="hi_IN"/>
+        </w:rPr>
+        <w:t>6:15</w:t>
+      </w:r>
       <w:r>
         <w:rPr>
           <w:lang w:val="hi_IN" w:bidi="hi_IN"/>
         </w:rPr>
         <w:t>)। यह स्मरण दिलानेवाली रोटी (</w:t>
       </w:r>
-      <w:hyperlink r:id="rId241">
-        <w:r>
-          <w:rPr>
-            <w:lang w:val="hi_IN" w:bidi="hi_IN"/>
-          </w:rPr>
-          <w:rPr>
-            <w:color w:val="0000EE"/>
-            <w:u w:val="single"/>
-          </w:rPr>
-          <w:t>24:7</w:t>
-        </w:r>
-      </w:hyperlink>
+      <w:r>
+        <w:rPr>
+          <w:lang w:val="hi_IN" w:bidi="hi_IN"/>
+        </w:rPr>
+        <w:t>24:7</w:t>
+      </w:r>
       <w:r>
         <w:rPr>
           <w:lang w:val="hi_IN" w:bidi="hi_IN"/>
         </w:rPr>
         <w:t>) के साथ दो पात्र में भी रखा जाता था। हिजकिय्याह द्वारा किए गए सुधारों में नाश किया गया पीतल का साँप एक अपवित्र वस्तु बन गया था, जिसके लिए धूप जलाई जाती थी (</w:t>
       </w:r>
-      <w:hyperlink r:id="rId242">
-        <w:r>
-          <w:rPr>
-            <w:lang w:val="hi_IN" w:bidi="hi_IN"/>
-          </w:rPr>
-          <w:rPr>
-            <w:color w:val="0000EE"/>
-            <w:u w:val="single"/>
-          </w:rPr>
-          <w:t>2 रा 18:4</w:t>
-        </w:r>
-      </w:hyperlink>
+      <w:r>
+        <w:rPr>
+          <w:lang w:val="hi_IN" w:bidi="hi_IN"/>
+        </w:rPr>
+        <w:t>2 रा 18:4</w:t>
+      </w:r>
       <w:r>
         <w:rPr>
           <w:lang w:val="hi_IN" w:bidi="hi_IN"/>
@@ -8250,72 +6636,48 @@
         </w:rPr>
         <w:t>प्रायश्चित्त के दिन को छोड़कर धूप एक विशेष वेदी पर चढ़ाई जाती थी (</w:t>
       </w:r>
-      <w:hyperlink r:id="rId243">
-        <w:r>
-          <w:rPr>
-            <w:lang w:val="hi_IN" w:bidi="hi_IN"/>
-          </w:rPr>
-          <w:rPr>
-            <w:color w:val="0000EE"/>
-            <w:u w:val="single"/>
-          </w:rPr>
-          <w:t>लैव्य 4:7</w:t>
-        </w:r>
-      </w:hyperlink>
+      <w:r>
+        <w:rPr>
+          <w:lang w:val="hi_IN" w:bidi="hi_IN"/>
+        </w:rPr>
+        <w:t>लैव्य 4:7</w:t>
+      </w:r>
       <w:r>
         <w:rPr>
           <w:lang w:val="hi_IN" w:bidi="hi_IN"/>
         </w:rPr>
         <w:t xml:space="preserve">; पुष्टि करें </w:t>
       </w:r>
-      <w:hyperlink r:id="rId244">
-        <w:r>
-          <w:rPr>
-            <w:lang w:val="hi_IN" w:bidi="hi_IN"/>
-          </w:rPr>
-          <w:rPr>
-            <w:color w:val="0000EE"/>
-            <w:u w:val="single"/>
-          </w:rPr>
-          <w:t>निर्ग 30:9</w:t>
-        </w:r>
-      </w:hyperlink>
+      <w:r>
+        <w:rPr>
+          <w:lang w:val="hi_IN" w:bidi="hi_IN"/>
+        </w:rPr>
+        <w:t>निर्ग 30:9</w:t>
+      </w:r>
       <w:r>
         <w:rPr>
           <w:lang w:val="hi_IN" w:bidi="hi_IN"/>
         </w:rPr>
         <w:t>), जहाँ यह भोर और साँझ जलती थी और इसे "नित्य धूप" कहा जाने लगा (</w:t>
       </w:r>
-      <w:hyperlink r:id="rId245">
-        <w:r>
-          <w:rPr>
-            <w:lang w:val="hi_IN" w:bidi="hi_IN"/>
-          </w:rPr>
-          <w:rPr>
-            <w:color w:val="0000EE"/>
-            <w:u w:val="single"/>
-          </w:rPr>
-          <w:t>निर्ग 30:7–8</w:t>
-        </w:r>
-      </w:hyperlink>
+      <w:r>
+        <w:rPr>
+          <w:lang w:val="hi_IN" w:bidi="hi_IN"/>
+        </w:rPr>
+        <w:t>निर्ग 30:7–8</w:t>
+      </w:r>
       <w:r>
         <w:rPr>
           <w:lang w:val="hi_IN" w:bidi="hi_IN"/>
         </w:rPr>
         <w:t>)। सम्भवतः सुलैमान द्वारा बनाए गए परमेश्वर के भवन में सोने की वेदी (</w:t>
       </w:r>
-      <w:hyperlink r:id="rId246">
-        <w:r>
-          <w:rPr>
-            <w:lang w:val="hi_IN" w:bidi="hi_IN"/>
-          </w:rPr>
-          <w:rPr>
-            <w:color w:val="0000EE"/>
-            <w:u w:val="single"/>
-          </w:rPr>
-          <w:t>1 रा 6:20–22</w:t>
-        </w:r>
-      </w:hyperlink>
+      <w:r>
+        <w:rPr>
+          <w:lang w:val="hi_IN" w:bidi="hi_IN"/>
+        </w:rPr>
+        <w:t>1 रा 6:20–22</w:t>
+      </w:r>
       <w:r>
         <w:rPr>
           <w:lang w:val="hi_IN" w:bidi="hi_IN"/>
@@ -8336,126 +6698,84 @@
         </w:rPr>
         <w:t>धूप चढ़ाना एक पवित्र विधि थी और जो व्यक्ति इसे विधियों के प्रति अनादर के साथ चढ़ाते थे, उन्हें दोषी ठहराया गया (</w:t>
       </w:r>
-      <w:hyperlink r:id="rId247">
-        <w:r>
-          <w:rPr>
-            <w:lang w:val="hi_IN" w:bidi="hi_IN"/>
-          </w:rPr>
-          <w:rPr>
-            <w:color w:val="0000EE"/>
-            <w:u w:val="single"/>
-          </w:rPr>
-          <w:t>लैव्य 10:1–2</w:t>
-        </w:r>
-      </w:hyperlink>
-      <w:r>
-        <w:rPr>
-          <w:lang w:val="hi_IN" w:bidi="hi_IN"/>
-        </w:rPr>
-        <w:t xml:space="preserve">; </w:t>
-      </w:r>
-      <w:hyperlink r:id="rId248">
-        <w:r>
-          <w:rPr>
-            <w:lang w:val="hi_IN" w:bidi="hi_IN"/>
-          </w:rPr>
-          <w:rPr>
-            <w:color w:val="0000EE"/>
-            <w:u w:val="single"/>
-          </w:rPr>
-          <w:t>गिन 16:6–50</w:t>
-        </w:r>
-      </w:hyperlink>
+      <w:r>
+        <w:rPr>
+          <w:lang w:val="hi_IN" w:bidi="hi_IN"/>
+        </w:rPr>
+        <w:t>लैव्य 10:1–2</w:t>
+      </w:r>
+      <w:r>
+        <w:rPr>
+          <w:lang w:val="hi_IN" w:bidi="hi_IN"/>
+        </w:rPr>
+        <w:t xml:space="preserve">; </w:t>
+      </w:r>
+      <w:r>
+        <w:rPr>
+          <w:lang w:val="hi_IN" w:bidi="hi_IN"/>
+        </w:rPr>
+        <w:t>गिन 16:6–50</w:t>
+      </w:r>
       <w:r>
         <w:rPr>
           <w:lang w:val="hi_IN" w:bidi="hi_IN"/>
         </w:rPr>
         <w:t>)। यहूदा के राजा उज्जियाह कोढ़ी बन गए क्योंकि उन्होंने धूप चढ़ाने का साहस किया (</w:t>
       </w:r>
-      <w:hyperlink r:id="rId249">
-        <w:r>
-          <w:rPr>
-            <w:lang w:val="hi_IN" w:bidi="hi_IN"/>
-          </w:rPr>
-          <w:rPr>
-            <w:color w:val="0000EE"/>
-            <w:u w:val="single"/>
-          </w:rPr>
-          <w:t>2 इति 26:16–21</w:t>
-        </w:r>
-      </w:hyperlink>
+      <w:r>
+        <w:rPr>
+          <w:lang w:val="hi_IN" w:bidi="hi_IN"/>
+        </w:rPr>
+        <w:t>2 इति 26:16–21</w:t>
+      </w:r>
       <w:r>
         <w:rPr>
           <w:lang w:val="hi_IN" w:bidi="hi_IN"/>
         </w:rPr>
         <w:t xml:space="preserve">)। "ऊँचे स्थानों" पर धूप जलाने की कई बार आलोचना की जाती है (उदाहरण के लिए, </w:t>
       </w:r>
-      <w:hyperlink r:id="rId250">
-        <w:r>
-          <w:rPr>
-            <w:lang w:val="hi_IN" w:bidi="hi_IN"/>
-          </w:rPr>
-          <w:rPr>
-            <w:color w:val="0000EE"/>
-            <w:u w:val="single"/>
-          </w:rPr>
-          <w:t>1 रा 22:43</w:t>
-        </w:r>
-      </w:hyperlink>
+      <w:r>
+        <w:rPr>
+          <w:lang w:val="hi_IN" w:bidi="hi_IN"/>
+        </w:rPr>
+        <w:t>1 रा 22:43</w:t>
+      </w:r>
       <w:r>
         <w:rPr>
           <w:lang w:val="hi_IN" w:bidi="hi_IN"/>
         </w:rPr>
         <w:t>) या तो इसलिए कि वे पवित्र स्थान मूर्तिपूजक थे या इसलिए कि उनके याजक यरूशलेम के याजकों की तरह उचित देखभाल नहीं करते थे। जिन भविष्यद्वक्ताओं ने धूप चढ़ाने की आलोचना की (</w:t>
       </w:r>
-      <w:hyperlink r:id="rId251">
-        <w:r>
-          <w:rPr>
-            <w:lang w:val="hi_IN" w:bidi="hi_IN"/>
-          </w:rPr>
-          <w:rPr>
-            <w:color w:val="0000EE"/>
-            <w:u w:val="single"/>
-          </w:rPr>
-          <w:t>यशा 1:13</w:t>
-        </w:r>
-      </w:hyperlink>
-      <w:r>
-        <w:rPr>
-          <w:lang w:val="hi_IN" w:bidi="hi_IN"/>
-        </w:rPr>
-        <w:t xml:space="preserve">; </w:t>
-      </w:r>
-      <w:hyperlink r:id="rId252">
-        <w:r>
-          <w:rPr>
-            <w:lang w:val="hi_IN" w:bidi="hi_IN"/>
-          </w:rPr>
-          <w:rPr>
-            <w:color w:val="0000EE"/>
-            <w:u w:val="single"/>
-          </w:rPr>
-          <w:t>66:3</w:t>
-        </w:r>
-      </w:hyperlink>
-      <w:r>
-        <w:rPr>
-          <w:lang w:val="hi_IN" w:bidi="hi_IN"/>
-        </w:rPr>
-        <w:t xml:space="preserve">; </w:t>
-      </w:r>
-      <w:hyperlink r:id="rId253">
-        <w:r>
-          <w:rPr>
-            <w:lang w:val="hi_IN" w:bidi="hi_IN"/>
-          </w:rPr>
-          <w:rPr>
-            <w:color w:val="0000EE"/>
-            <w:u w:val="single"/>
-          </w:rPr>
-          <w:t>यिर्म 6:20</w:t>
-        </w:r>
-      </w:hyperlink>
+      <w:r>
+        <w:rPr>
+          <w:lang w:val="hi_IN" w:bidi="hi_IN"/>
+        </w:rPr>
+        <w:t>यशा 1:13</w:t>
+      </w:r>
+      <w:r>
+        <w:rPr>
+          <w:lang w:val="hi_IN" w:bidi="hi_IN"/>
+        </w:rPr>
+        <w:t xml:space="preserve">; </w:t>
+      </w:r>
+      <w:r>
+        <w:rPr>
+          <w:lang w:val="hi_IN" w:bidi="hi_IN"/>
+        </w:rPr>
+        <w:t>66:3</w:t>
+      </w:r>
+      <w:r>
+        <w:rPr>
+          <w:lang w:val="hi_IN" w:bidi="hi_IN"/>
+        </w:rPr>
+        <w:t xml:space="preserve">; </w:t>
+      </w:r>
+      <w:r>
+        <w:rPr>
+          <w:lang w:val="hi_IN" w:bidi="hi_IN"/>
+        </w:rPr>
+        <w:t>यिर्म 6:20</w:t>
+      </w:r>
       <w:r>
         <w:rPr>
           <w:lang w:val="hi_IN" w:bidi="hi_IN"/>
@@ -8487,180 +6807,120 @@
         </w:rPr>
         <w:t>चूँकि धूप एक मूल्यवान वस्तु थी, यह परमेश्वर को चढ़ाने के लिए उपयुक्त बलि थी (</w:t>
       </w:r>
-      <w:hyperlink r:id="rId254">
-        <w:r>
-          <w:rPr>
-            <w:lang w:val="hi_IN" w:bidi="hi_IN"/>
-          </w:rPr>
-          <w:rPr>
-            <w:color w:val="0000EE"/>
-            <w:u w:val="single"/>
-          </w:rPr>
-          <w:t>मला 1:11</w:t>
-        </w:r>
-      </w:hyperlink>
+      <w:r>
+        <w:rPr>
+          <w:lang w:val="hi_IN" w:bidi="hi_IN"/>
+        </w:rPr>
+        <w:t>मला 1:11</w:t>
+      </w:r>
       <w:r>
         <w:rPr>
           <w:lang w:val="hi_IN" w:bidi="hi_IN"/>
         </w:rPr>
         <w:t>)। धूप की भेंट ने लोगों को परमेश्वर की पवित्रता का वास्तविक अनुभव प्रदान किया जिससे लोग पापों के लिए प्रायश्चित का अनुभव कर सकते थे (</w:t>
       </w:r>
-      <w:hyperlink r:id="rId237">
-        <w:r>
-          <w:rPr>
-            <w:lang w:val="hi_IN" w:bidi="hi_IN"/>
-          </w:rPr>
-          <w:rPr>
-            <w:color w:val="0000EE"/>
-            <w:u w:val="single"/>
-          </w:rPr>
-          <w:t>गिन 16:46–47</w:t>
-        </w:r>
-      </w:hyperlink>
+      <w:r>
+        <w:rPr>
+          <w:lang w:val="hi_IN" w:bidi="hi_IN"/>
+        </w:rPr>
+        <w:t>गिन 16:46–47</w:t>
+      </w:r>
       <w:r>
         <w:rPr>
           <w:lang w:val="hi_IN" w:bidi="hi_IN"/>
         </w:rPr>
         <w:t>)। आकाश की ओर उठता हुआ धुआँ लोगों की प्रार्थनाओं का प्रतीक था (</w:t>
       </w:r>
-      <w:hyperlink r:id="rId255">
-        <w:r>
-          <w:rPr>
-            <w:lang w:val="hi_IN" w:bidi="hi_IN"/>
-          </w:rPr>
-          <w:rPr>
-            <w:color w:val="0000EE"/>
-            <w:u w:val="single"/>
-          </w:rPr>
-          <w:t>भज 141:2</w:t>
-        </w:r>
-      </w:hyperlink>
-      <w:r>
-        <w:rPr>
-          <w:lang w:val="hi_IN" w:bidi="hi_IN"/>
-        </w:rPr>
-        <w:t xml:space="preserve">; </w:t>
-      </w:r>
-      <w:hyperlink r:id="rId256">
-        <w:r>
-          <w:rPr>
-            <w:lang w:val="hi_IN" w:bidi="hi_IN"/>
-          </w:rPr>
-          <w:rPr>
-            <w:color w:val="0000EE"/>
-            <w:u w:val="single"/>
-          </w:rPr>
-          <w:t>लूका 1:10</w:t>
-        </w:r>
-      </w:hyperlink>
-      <w:r>
-        <w:rPr>
-          <w:lang w:val="hi_IN" w:bidi="hi_IN"/>
-        </w:rPr>
-        <w:t xml:space="preserve">; </w:t>
-      </w:r>
-      <w:hyperlink r:id="rId257">
-        <w:r>
-          <w:rPr>
-            <w:lang w:val="hi_IN" w:bidi="hi_IN"/>
-          </w:rPr>
-          <w:rPr>
-            <w:color w:val="0000EE"/>
-            <w:u w:val="single"/>
-          </w:rPr>
-          <w:t>प्रका 5:8</w:t>
-        </w:r>
-      </w:hyperlink>
-      <w:r>
-        <w:rPr>
-          <w:lang w:val="hi_IN" w:bidi="hi_IN"/>
-        </w:rPr>
-        <w:t xml:space="preserve">; </w:t>
-      </w:r>
-      <w:hyperlink r:id="rId258">
-        <w:r>
-          <w:rPr>
-            <w:lang w:val="hi_IN" w:bidi="hi_IN"/>
-          </w:rPr>
-          <w:rPr>
-            <w:color w:val="0000EE"/>
-            <w:u w:val="single"/>
-          </w:rPr>
-          <w:t>8:3–4</w:t>
-        </w:r>
-      </w:hyperlink>
+      <w:r>
+        <w:rPr>
+          <w:lang w:val="hi_IN" w:bidi="hi_IN"/>
+        </w:rPr>
+        <w:t>भज 141:2</w:t>
+      </w:r>
+      <w:r>
+        <w:rPr>
+          <w:lang w:val="hi_IN" w:bidi="hi_IN"/>
+        </w:rPr>
+        <w:t xml:space="preserve">; </w:t>
+      </w:r>
+      <w:r>
+        <w:rPr>
+          <w:lang w:val="hi_IN" w:bidi="hi_IN"/>
+        </w:rPr>
+        <w:t>लूका 1:10</w:t>
+      </w:r>
+      <w:r>
+        <w:rPr>
+          <w:lang w:val="hi_IN" w:bidi="hi_IN"/>
+        </w:rPr>
+        <w:t xml:space="preserve">; </w:t>
+      </w:r>
+      <w:r>
+        <w:rPr>
+          <w:lang w:val="hi_IN" w:bidi="hi_IN"/>
+        </w:rPr>
+        <w:t>प्रका 5:8</w:t>
+      </w:r>
+      <w:r>
+        <w:rPr>
+          <w:lang w:val="hi_IN" w:bidi="hi_IN"/>
+        </w:rPr>
+        <w:t xml:space="preserve">; </w:t>
+      </w:r>
+      <w:r>
+        <w:rPr>
+          <w:lang w:val="hi_IN" w:bidi="hi_IN"/>
+        </w:rPr>
+        <w:t>8:3–4</w:t>
+      </w:r>
       <w:r>
         <w:rPr>
           <w:lang w:val="hi_IN" w:bidi="hi_IN"/>
         </w:rPr>
         <w:t>)। साथ ही, मन्दिर में धुआँ परमेश्वर की उपस्थिति का प्रतीक था, जैसा कि जंगल में बादल द्वारा व्यक्त किया गया था (</w:t>
       </w:r>
-      <w:hyperlink r:id="rId259">
-        <w:r>
-          <w:rPr>
-            <w:lang w:val="hi_IN" w:bidi="hi_IN"/>
-          </w:rPr>
-          <w:rPr>
-            <w:color w:val="0000EE"/>
-            <w:u w:val="single"/>
-          </w:rPr>
-          <w:t>निर्ग 19:18</w:t>
-        </w:r>
-      </w:hyperlink>
-      <w:r>
-        <w:rPr>
-          <w:lang w:val="hi_IN" w:bidi="hi_IN"/>
-        </w:rPr>
-        <w:t xml:space="preserve">; </w:t>
-      </w:r>
-      <w:hyperlink r:id="rId260">
-        <w:r>
-          <w:rPr>
-            <w:lang w:val="hi_IN" w:bidi="hi_IN"/>
-          </w:rPr>
-          <w:rPr>
-            <w:color w:val="0000EE"/>
-            <w:u w:val="single"/>
-          </w:rPr>
-          <w:t>33:9–10</w:t>
-        </w:r>
-      </w:hyperlink>
-      <w:r>
-        <w:rPr>
-          <w:lang w:val="hi_IN" w:bidi="hi_IN"/>
-        </w:rPr>
-        <w:t xml:space="preserve">; </w:t>
-      </w:r>
-      <w:hyperlink r:id="rId261">
-        <w:r>
-          <w:rPr>
-            <w:lang w:val="hi_IN" w:bidi="hi_IN"/>
-          </w:rPr>
-          <w:rPr>
-            <w:color w:val="0000EE"/>
-            <w:u w:val="single"/>
-          </w:rPr>
-          <w:t>गिन 11:25</w:t>
-        </w:r>
-      </w:hyperlink>
+      <w:r>
+        <w:rPr>
+          <w:lang w:val="hi_IN" w:bidi="hi_IN"/>
+        </w:rPr>
+        <w:t>निर्ग 19:18</w:t>
+      </w:r>
+      <w:r>
+        <w:rPr>
+          <w:lang w:val="hi_IN" w:bidi="hi_IN"/>
+        </w:rPr>
+        <w:t xml:space="preserve">; </w:t>
+      </w:r>
+      <w:r>
+        <w:rPr>
+          <w:lang w:val="hi_IN" w:bidi="hi_IN"/>
+        </w:rPr>
+        <w:t>33:9–10</w:t>
+      </w:r>
+      <w:r>
+        <w:rPr>
+          <w:lang w:val="hi_IN" w:bidi="hi_IN"/>
+        </w:rPr>
+        <w:t xml:space="preserve">; </w:t>
+      </w:r>
+      <w:r>
+        <w:rPr>
+          <w:lang w:val="hi_IN" w:bidi="hi_IN"/>
+        </w:rPr>
+        <w:t>गिन 11:25</w:t>
+      </w:r>
       <w:r>
         <w:rPr>
           <w:lang w:val="hi_IN" w:bidi="hi_IN"/>
         </w:rPr>
         <w:t>)। सूर्य के तेज के साथ मिलकर, यह धुआँ परमेश्वर की महिमा के लिए एक शक्तिशाली प्रतीक प्रदान करता था (</w:t>
       </w:r>
-      <w:hyperlink r:id="rId262">
-        <w:r>
-          <w:rPr>
-            <w:lang w:val="hi_IN" w:bidi="hi_IN"/>
-          </w:rPr>
-          <w:rPr>
-            <w:color w:val="0000EE"/>
-            <w:u w:val="single"/>
-          </w:rPr>
-          <w:t>यशा 6:1–7</w:t>
-        </w:r>
-      </w:hyperlink>
+      <w:r>
+        <w:rPr>
+          <w:lang w:val="hi_IN" w:bidi="hi_IN"/>
+        </w:rPr>
+        <w:t>यशा 6:1–7</w:t>
+      </w:r>
       <w:r>
         <w:rPr>
           <w:lang w:val="hi_IN" w:bidi="hi_IN"/>
@@ -8681,72 +6941,48 @@
         </w:rPr>
         <w:t>धूप का महत्व नए नियम के सन्दर्भों से और भी अधिक स्पष्ट होता है। मसीह के बारे में मसीहियों की गवाही को धूप चढ़ाने से तुलना की जाती है (</w:t>
       </w:r>
-      <w:hyperlink r:id="rId263">
-        <w:r>
-          <w:rPr>
-            <w:lang w:val="hi_IN" w:bidi="hi_IN"/>
-          </w:rPr>
-          <w:rPr>
-            <w:color w:val="0000EE"/>
-            <w:u w:val="single"/>
-          </w:rPr>
-          <w:t>2 कुरि 2:14–15</w:t>
-        </w:r>
-      </w:hyperlink>
+      <w:r>
+        <w:rPr>
+          <w:lang w:val="hi_IN" w:bidi="hi_IN"/>
+        </w:rPr>
+        <w:t>2 कुरि 2:14–15</w:t>
+      </w:r>
       <w:r>
         <w:rPr>
           <w:lang w:val="hi_IN" w:bidi="hi_IN"/>
         </w:rPr>
         <w:t>)। सुसमाचार की सुगन्ध को मृत्यु की गन्ध से तुलना की जाती है, जो दण्ड की ओर ले जाती है। इसी तरह, फिलिप्पियों के मसीहियों से प्राप्त धन पौलुस के पास धूप की भेंट की भावना में आया (</w:t>
       </w:r>
-      <w:hyperlink r:id="rId264">
-        <w:r>
-          <w:rPr>
-            <w:lang w:val="hi_IN" w:bidi="hi_IN"/>
-          </w:rPr>
-          <w:rPr>
-            <w:color w:val="0000EE"/>
-            <w:u w:val="single"/>
-          </w:rPr>
-          <w:t>फिलि 4:18</w:t>
-        </w:r>
-      </w:hyperlink>
+      <w:r>
+        <w:rPr>
+          <w:lang w:val="hi_IN" w:bidi="hi_IN"/>
+        </w:rPr>
+        <w:t>फिलि 4:18</w:t>
+      </w:r>
       <w:r>
         <w:rPr>
           <w:lang w:val="hi_IN" w:bidi="hi_IN"/>
         </w:rPr>
         <w:t>), जो प्रेम और समर्पण की एक महँगी अभिव्यक्ति थी। अन्ततः, ऐसा लगता है कि धूप पवित्र लोगों की प्रार्थनाओं को पवित्र करती हुई उन्हें परमेश्वर की उपस्थिति में ले जाती है (</w:t>
       </w:r>
-      <w:hyperlink r:id="rId257">
-        <w:r>
-          <w:rPr>
-            <w:lang w:val="hi_IN" w:bidi="hi_IN"/>
-          </w:rPr>
-          <w:rPr>
-            <w:color w:val="0000EE"/>
-            <w:u w:val="single"/>
-          </w:rPr>
-          <w:t>प्रका 5:8</w:t>
-        </w:r>
-      </w:hyperlink>
-      <w:r>
-        <w:rPr>
-          <w:lang w:val="hi_IN" w:bidi="hi_IN"/>
-        </w:rPr>
-        <w:t xml:space="preserve">; </w:t>
-      </w:r>
-      <w:hyperlink r:id="rId258">
-        <w:r>
-          <w:rPr>
-            <w:lang w:val="hi_IN" w:bidi="hi_IN"/>
-          </w:rPr>
-          <w:rPr>
-            <w:color w:val="0000EE"/>
-            <w:u w:val="single"/>
-          </w:rPr>
-          <w:t>8:3–4</w:t>
-        </w:r>
-      </w:hyperlink>
+      <w:r>
+        <w:rPr>
+          <w:lang w:val="hi_IN" w:bidi="hi_IN"/>
+        </w:rPr>
+        <w:t>प्रका 5:8</w:t>
+      </w:r>
+      <w:r>
+        <w:rPr>
+          <w:lang w:val="hi_IN" w:bidi="hi_IN"/>
+        </w:rPr>
+        <w:t xml:space="preserve">; </w:t>
+      </w:r>
+      <w:r>
+        <w:rPr>
+          <w:lang w:val="hi_IN" w:bidi="hi_IN"/>
+        </w:rPr>
+        <w:t>8:3–4</w:t>
+      </w:r>
       <w:r>
         <w:rPr>
           <w:lang w:val="hi_IN" w:bidi="hi_IN"/>
@@ -9013,36 +7249,24 @@
         </w:rPr>
         <w:t>समय बताने के लिए उपयोग किया जाने वाला उपकरण राजा आहाज द्वारा यहूदा (735–715 ईसा पूर्व) के शाही राजभवन में यरूशलेम में स्थापित किया गया था। कुछ का सुझाव है कि यह समय संकेतक एक धूपघड़ी नहीं बल्कि एक सीढ़ी थी। दिन का समय, किसी वस्तु की छाया, सीढ़ी पर पड़ने के स्थान से निर्धारित किया जाता था। यशायाह के आदेश पर, प्रभु ने चमत्कारिक रूप से छाया को दस कदम पीछे कर दिया, जिससे राजा हिजकिय्याह को यहूदा (715–686 ईसा पूर्व) में यह दिव्य पुष्टि मिली कि वे अपनी बीमारी से उबर जाएंगे, 15 वर्ष और जीवित रहेंगे और अश्शूरी खतरे से मुक्त हो जाएंगे (</w:t>
       </w:r>
-      <w:hyperlink r:id="rId265">
-        <w:r>
-          <w:rPr>
-            <w:lang w:val="hi_IN" w:bidi="hi_IN"/>
-          </w:rPr>
-          <w:rPr>
-            <w:color w:val="0000EE"/>
-            <w:u w:val="single"/>
-          </w:rPr>
-          <w:t>2 रा 20:7–11</w:t>
-        </w:r>
-      </w:hyperlink>
-      <w:r>
-        <w:rPr>
-          <w:lang w:val="hi_IN" w:bidi="hi_IN"/>
-        </w:rPr>
-        <w:t xml:space="preserve">; </w:t>
-      </w:r>
-      <w:hyperlink r:id="rId266">
-        <w:r>
-          <w:rPr>
-            <w:lang w:val="hi_IN" w:bidi="hi_IN"/>
-          </w:rPr>
-          <w:rPr>
-            <w:color w:val="0000EE"/>
-            <w:u w:val="single"/>
-          </w:rPr>
-          <w:t>यशा 38:7–8</w:t>
-        </w:r>
-      </w:hyperlink>
+      <w:r>
+        <w:rPr>
+          <w:lang w:val="hi_IN" w:bidi="hi_IN"/>
+        </w:rPr>
+        <w:t>2 रा 20:7–11</w:t>
+      </w:r>
+      <w:r>
+        <w:rPr>
+          <w:lang w:val="hi_IN" w:bidi="hi_IN"/>
+        </w:rPr>
+        <w:t xml:space="preserve">; </w:t>
+      </w:r>
+      <w:r>
+        <w:rPr>
+          <w:lang w:val="hi_IN" w:bidi="hi_IN"/>
+        </w:rPr>
+        <w:t>यशा 38:7–8</w:t>
+      </w:r>
       <w:r>
         <w:rPr>
           <w:lang w:val="hi_IN" w:bidi="hi_IN"/>
@@ -9097,54 +7321,36 @@
         </w:rPr>
         <w:t>धूप जलाने के लिए उपयोग किया जाने वाला पात्र। प्रायश्चित्त के दिन, महायाजक को अति पवित्रस्थान में यहोवा के सम्मुख दो मुट्ठी धूप धूपदान में जलानी थी (</w:t>
       </w:r>
-      <w:hyperlink r:id="rId267">
-        <w:r>
-          <w:rPr>
-            <w:lang w:val="hi_IN" w:bidi="hi_IN"/>
-          </w:rPr>
-          <w:rPr>
-            <w:color w:val="0000EE"/>
-            <w:u w:val="single"/>
-          </w:rPr>
-          <w:t>लैव्य 16:12</w:t>
-        </w:r>
-      </w:hyperlink>
+      <w:r>
+        <w:rPr>
+          <w:lang w:val="hi_IN" w:bidi="hi_IN"/>
+        </w:rPr>
+        <w:t>लैव्य 16:12</w:t>
+      </w:r>
       <w:r>
         <w:rPr>
           <w:lang w:val="hi_IN" w:bidi="hi_IN"/>
         </w:rPr>
         <w:t>)। निवास-स्थान के धूपदान पीतल के बने होते थे (</w:t>
       </w:r>
-      <w:hyperlink r:id="rId268">
-        <w:r>
-          <w:rPr>
-            <w:lang w:val="hi_IN" w:bidi="hi_IN"/>
-          </w:rPr>
-          <w:rPr>
-            <w:color w:val="0000EE"/>
-            <w:u w:val="single"/>
-          </w:rPr>
-          <w:t>गिन 16:39</w:t>
-        </w:r>
-      </w:hyperlink>
+      <w:r>
+        <w:rPr>
+          <w:lang w:val="hi_IN" w:bidi="hi_IN"/>
+        </w:rPr>
+        <w:t>गिन 16:39</w:t>
+      </w:r>
       <w:r>
         <w:rPr>
           <w:lang w:val="hi_IN" w:bidi="hi_IN"/>
         </w:rPr>
         <w:t>); प्रकाशितवाक्य की पुस्तक में स्वर्गदूतों द्वारा उपयोग किए गए धूपदान सोने के होते थे (</w:t>
       </w:r>
-      <w:hyperlink r:id="rId269">
-        <w:r>
-          <w:rPr>
-            <w:lang w:val="hi_IN" w:bidi="hi_IN"/>
-          </w:rPr>
-          <w:rPr>
-            <w:color w:val="0000EE"/>
-            <w:u w:val="single"/>
-          </w:rPr>
-          <w:t>प्रका 8:3–5</w:t>
-        </w:r>
-      </w:hyperlink>
+      <w:r>
+        <w:rPr>
+          <w:lang w:val="hi_IN" w:bidi="hi_IN"/>
+        </w:rPr>
+        <w:t>प्रका 8:3–5</w:t>
+      </w:r>
       <w:r>
         <w:rPr>
           <w:lang w:val="hi_IN" w:bidi="hi_IN"/>
@@ -9263,18 +7469,12 @@
         </w:rPr>
         <w:t xml:space="preserve">नए यरूशलेम में एक नींव पत्थर के रूप में </w:t>
       </w:r>
-      <w:hyperlink r:id="rId270">
-        <w:r>
-          <w:rPr>
-            <w:lang w:val="hi_IN" w:bidi="hi_IN"/>
-          </w:rPr>
-          <w:rPr>
-            <w:color w:val="0000EE"/>
-            <w:u w:val="single"/>
-          </w:rPr>
-          <w:t>प्रकाशितवाक्य 21:20</w:t>
-        </w:r>
-      </w:hyperlink>
+      <w:r>
+        <w:rPr>
+          <w:lang w:val="hi_IN" w:bidi="hi_IN"/>
+        </w:rPr>
+        <w:t>प्रकाशितवाक्य 21:20</w:t>
+      </w:r>
       <w:r>
         <w:rPr>
           <w:lang w:val="hi_IN" w:bidi="hi_IN"/>
@@ -9480,18 +7680,12 @@
         </w:rPr>
         <w:t>बाइबल में धैर्य का सबसे बड़ा उदाहरण स्वयं परमेश्वर हैं। कई पद परमेश्वर का वर्णन करते हैं, अन्य अनुग्रहकारी गुणों के साथ, "क्रोध में धीमे" के रूप में। इस्राएल के बार-बार के विद्रोहों के बावजूद, परमेश्वर को क्षमाशील दिखाया गया है। वे अनुग्रहकारी, दयालु, क्रोध में धीमे, और प्रेमपूर्ण करुणा से परिपूर्ण हैं (</w:t>
       </w:r>
-      <w:hyperlink r:id="rId271">
-        <w:r>
-          <w:rPr>
-            <w:lang w:val="hi_IN" w:bidi="hi_IN"/>
-          </w:rPr>
-          <w:rPr>
-            <w:color w:val="0000EE"/>
-            <w:u w:val="single"/>
-          </w:rPr>
-          <w:t>नहे 9:17</w:t>
-        </w:r>
-      </w:hyperlink>
+      <w:r>
+        <w:rPr>
+          <w:lang w:val="hi_IN" w:bidi="hi_IN"/>
+        </w:rPr>
+        <w:t>नहे 9:17</w:t>
+      </w:r>
       <w:r>
         <w:rPr>
           <w:lang w:val="hi_IN" w:bidi="hi_IN"/>
@@ -9510,198 +7704,132 @@
         </w:rPr>
         <w:t>" (</w:t>
       </w:r>
-      <w:hyperlink r:id="rId215">
-        <w:r>
-          <w:rPr>
-            <w:lang w:val="hi_IN" w:bidi="hi_IN"/>
-          </w:rPr>
-          <w:rPr>
-            <w:color w:val="0000EE"/>
-            <w:u w:val="single"/>
-          </w:rPr>
-          <w:t>भज 86:15</w:t>
-        </w:r>
-      </w:hyperlink>
+      <w:r>
+        <w:rPr>
+          <w:lang w:val="hi_IN" w:bidi="hi_IN"/>
+        </w:rPr>
+        <w:t>भज 86:15</w:t>
+      </w:r>
       <w:r>
         <w:rPr>
           <w:lang w:val="hi_IN" w:bidi="hi_IN"/>
         </w:rPr>
         <w:t xml:space="preserve">; देखें </w:t>
       </w:r>
-      <w:hyperlink r:id="rId213">
-        <w:r>
-          <w:rPr>
-            <w:lang w:val="hi_IN" w:bidi="hi_IN"/>
-          </w:rPr>
-          <w:rPr>
-            <w:color w:val="0000EE"/>
-            <w:u w:val="single"/>
-          </w:rPr>
-          <w:t>निर्ग 34:6</w:t>
-        </w:r>
-      </w:hyperlink>
-      <w:r>
-        <w:rPr>
-          <w:lang w:val="hi_IN" w:bidi="hi_IN"/>
-        </w:rPr>
-        <w:t xml:space="preserve">; </w:t>
-      </w:r>
-      <w:hyperlink r:id="rId214">
-        <w:r>
-          <w:rPr>
-            <w:lang w:val="hi_IN" w:bidi="hi_IN"/>
-          </w:rPr>
-          <w:rPr>
-            <w:color w:val="0000EE"/>
-            <w:u w:val="single"/>
-          </w:rPr>
-          <w:t>गिन 14:18</w:t>
-        </w:r>
-      </w:hyperlink>
-      <w:r>
-        <w:rPr>
-          <w:lang w:val="hi_IN" w:bidi="hi_IN"/>
-        </w:rPr>
-        <w:t xml:space="preserve">; </w:t>
-      </w:r>
-      <w:hyperlink r:id="rId272">
-        <w:r>
-          <w:rPr>
-            <w:lang w:val="hi_IN" w:bidi="hi_IN"/>
-          </w:rPr>
-          <w:rPr>
-            <w:color w:val="0000EE"/>
-            <w:u w:val="single"/>
-          </w:rPr>
-          <w:t>भज 103:8</w:t>
-        </w:r>
-      </w:hyperlink>
-      <w:r>
-        <w:rPr>
-          <w:lang w:val="hi_IN" w:bidi="hi_IN"/>
-        </w:rPr>
-        <w:t xml:space="preserve">; </w:t>
-      </w:r>
-      <w:hyperlink r:id="rId273">
-        <w:r>
-          <w:rPr>
-            <w:lang w:val="hi_IN" w:bidi="hi_IN"/>
-          </w:rPr>
-          <w:rPr>
-            <w:color w:val="0000EE"/>
-            <w:u w:val="single"/>
-          </w:rPr>
-          <w:t>योए 2:13</w:t>
-        </w:r>
-      </w:hyperlink>
-      <w:r>
-        <w:rPr>
-          <w:lang w:val="hi_IN" w:bidi="hi_IN"/>
-        </w:rPr>
-        <w:t xml:space="preserve">; </w:t>
-      </w:r>
-      <w:hyperlink r:id="rId274">
-        <w:r>
-          <w:rPr>
-            <w:lang w:val="hi_IN" w:bidi="hi_IN"/>
-          </w:rPr>
-          <w:rPr>
-            <w:color w:val="0000EE"/>
-            <w:u w:val="single"/>
-          </w:rPr>
-          <w:t>योना 4:2</w:t>
-        </w:r>
-      </w:hyperlink>
+      <w:r>
+        <w:rPr>
+          <w:lang w:val="hi_IN" w:bidi="hi_IN"/>
+        </w:rPr>
+        <w:t>निर्ग 34:6</w:t>
+      </w:r>
+      <w:r>
+        <w:rPr>
+          <w:lang w:val="hi_IN" w:bidi="hi_IN"/>
+        </w:rPr>
+        <w:t xml:space="preserve">; </w:t>
+      </w:r>
+      <w:r>
+        <w:rPr>
+          <w:lang w:val="hi_IN" w:bidi="hi_IN"/>
+        </w:rPr>
+        <w:t>गिन 14:18</w:t>
+      </w:r>
+      <w:r>
+        <w:rPr>
+          <w:lang w:val="hi_IN" w:bidi="hi_IN"/>
+        </w:rPr>
+        <w:t xml:space="preserve">; </w:t>
+      </w:r>
+      <w:r>
+        <w:rPr>
+          <w:lang w:val="hi_IN" w:bidi="hi_IN"/>
+        </w:rPr>
+        <w:t>भज 103:8</w:t>
+      </w:r>
+      <w:r>
+        <w:rPr>
+          <w:lang w:val="hi_IN" w:bidi="hi_IN"/>
+        </w:rPr>
+        <w:t xml:space="preserve">; </w:t>
+      </w:r>
+      <w:r>
+        <w:rPr>
+          <w:lang w:val="hi_IN" w:bidi="hi_IN"/>
+        </w:rPr>
+        <w:t>योए 2:13</w:t>
+      </w:r>
+      <w:r>
+        <w:rPr>
+          <w:lang w:val="hi_IN" w:bidi="hi_IN"/>
+        </w:rPr>
+        <w:t xml:space="preserve">; </w:t>
+      </w:r>
+      <w:r>
+        <w:rPr>
+          <w:lang w:val="hi_IN" w:bidi="hi_IN"/>
+        </w:rPr>
+        <w:t>योना 4:2</w:t>
+      </w:r>
       <w:r>
         <w:rPr>
           <w:lang w:val="hi_IN" w:bidi="hi_IN"/>
         </w:rPr>
         <w:t>)। पुराना नियम विशेष रूप से नीतिवचन एक धैर्यवान आत्मा के गुण की प्रशंसा करता है (</w:t>
       </w:r>
-      <w:hyperlink r:id="rId275">
-        <w:r>
-          <w:rPr>
-            <w:lang w:val="hi_IN" w:bidi="hi_IN"/>
-          </w:rPr>
-          <w:rPr>
-            <w:color w:val="0000EE"/>
-            <w:u w:val="single"/>
-          </w:rPr>
-          <w:t>नीति 14:29</w:t>
-        </w:r>
-      </w:hyperlink>
-      <w:r>
-        <w:rPr>
-          <w:lang w:val="hi_IN" w:bidi="hi_IN"/>
-        </w:rPr>
-        <w:t xml:space="preserve">; </w:t>
-      </w:r>
-      <w:hyperlink r:id="rId276">
-        <w:r>
-          <w:rPr>
-            <w:lang w:val="hi_IN" w:bidi="hi_IN"/>
-          </w:rPr>
-          <w:rPr>
-            <w:color w:val="0000EE"/>
-            <w:u w:val="single"/>
-          </w:rPr>
-          <w:t>15:18</w:t>
-        </w:r>
-      </w:hyperlink>
-      <w:r>
-        <w:rPr>
-          <w:lang w:val="hi_IN" w:bidi="hi_IN"/>
-        </w:rPr>
-        <w:t xml:space="preserve">; </w:t>
-      </w:r>
-      <w:hyperlink r:id="rId277">
-        <w:r>
-          <w:rPr>
-            <w:lang w:val="hi_IN" w:bidi="hi_IN"/>
-          </w:rPr>
-          <w:rPr>
-            <w:color w:val="0000EE"/>
-            <w:u w:val="single"/>
-          </w:rPr>
-          <w:t>16:32</w:t>
-        </w:r>
-      </w:hyperlink>
-      <w:r>
-        <w:rPr>
-          <w:lang w:val="hi_IN" w:bidi="hi_IN"/>
-        </w:rPr>
-        <w:t xml:space="preserve">; </w:t>
-      </w:r>
-      <w:hyperlink r:id="rId278">
-        <w:r>
-          <w:rPr>
-            <w:lang w:val="hi_IN" w:bidi="hi_IN"/>
-          </w:rPr>
-          <w:rPr>
-            <w:color w:val="0000EE"/>
-            <w:u w:val="single"/>
-          </w:rPr>
-          <w:t>25:15</w:t>
-        </w:r>
-      </w:hyperlink>
+      <w:r>
+        <w:rPr>
+          <w:lang w:val="hi_IN" w:bidi="hi_IN"/>
+        </w:rPr>
+        <w:t>नीति 14:29</w:t>
+      </w:r>
+      <w:r>
+        <w:rPr>
+          <w:lang w:val="hi_IN" w:bidi="hi_IN"/>
+        </w:rPr>
+        <w:t xml:space="preserve">; </w:t>
+      </w:r>
+      <w:r>
+        <w:rPr>
+          <w:lang w:val="hi_IN" w:bidi="hi_IN"/>
+        </w:rPr>
+        <w:t>15:18</w:t>
+      </w:r>
+      <w:r>
+        <w:rPr>
+          <w:lang w:val="hi_IN" w:bidi="hi_IN"/>
+        </w:rPr>
+        <w:t xml:space="preserve">; </w:t>
+      </w:r>
+      <w:r>
+        <w:rPr>
+          <w:lang w:val="hi_IN" w:bidi="hi_IN"/>
+        </w:rPr>
+        <w:t>16:32</w:t>
+      </w:r>
+      <w:r>
+        <w:rPr>
+          <w:lang w:val="hi_IN" w:bidi="hi_IN"/>
+        </w:rPr>
+        <w:t xml:space="preserve">; </w:t>
+      </w:r>
+      <w:r>
+        <w:rPr>
+          <w:lang w:val="hi_IN" w:bidi="hi_IN"/>
+        </w:rPr>
+        <w:t>25:15</w:t>
+      </w:r>
       <w:r>
         <w:rPr>
           <w:lang w:val="hi_IN" w:bidi="hi_IN"/>
         </w:rPr>
         <w:t xml:space="preserve">; देखें </w:t>
       </w:r>
-      <w:hyperlink r:id="rId279">
-        <w:r>
-          <w:rPr>
-            <w:lang w:val="hi_IN" w:bidi="hi_IN"/>
-          </w:rPr>
-          <w:rPr>
-            <w:color w:val="0000EE"/>
-            <w:u w:val="single"/>
-          </w:rPr>
-          <w:t>सभो 7:8</w:t>
-        </w:r>
-      </w:hyperlink>
+      <w:r>
+        <w:rPr>
+          <w:lang w:val="hi_IN" w:bidi="hi_IN"/>
+        </w:rPr>
+        <w:t>सभो 7:8</w:t>
+      </w:r>
       <w:r>
         <w:rPr>
           <w:lang w:val="hi_IN" w:bidi="hi_IN"/>
@@ -9722,72 +7850,48 @@
         </w:rPr>
         <w:t>नया नियम भी प्रभु की धैर्यता पर जोर देता है। यह परमेश्वर की दयालुता, सहनशीलता, और धैर्यता है जो लोगों को पश्चाताप की ओर ले जाती है (</w:t>
       </w:r>
-      <w:hyperlink r:id="rId217">
-        <w:r>
-          <w:rPr>
-            <w:lang w:val="hi_IN" w:bidi="hi_IN"/>
-          </w:rPr>
-          <w:rPr>
-            <w:color w:val="0000EE"/>
-            <w:u w:val="single"/>
-          </w:rPr>
-          <w:t>रोम 2:4</w:t>
-        </w:r>
-      </w:hyperlink>
+      <w:r>
+        <w:rPr>
+          <w:lang w:val="hi_IN" w:bidi="hi_IN"/>
+        </w:rPr>
+        <w:t>रोम 2:4</w:t>
+      </w:r>
       <w:r>
         <w:rPr>
           <w:lang w:val="hi_IN" w:bidi="hi_IN"/>
         </w:rPr>
         <w:t>)। परमेश्वर ने नूह के समय में बाढ़ को विलम्बित करने में धैर्यता दिखाई, जब जहाज बनाया जा रहा था। इसने लोगों को मन फिराने के लिए अधिक समय दिया (</w:t>
       </w:r>
-      <w:hyperlink r:id="rId219">
-        <w:r>
-          <w:rPr>
-            <w:lang w:val="hi_IN" w:bidi="hi_IN"/>
-          </w:rPr>
-          <w:rPr>
-            <w:color w:val="0000EE"/>
-            <w:u w:val="single"/>
-          </w:rPr>
-          <w:t>1 पत 3:20</w:t>
-        </w:r>
-      </w:hyperlink>
+      <w:r>
+        <w:rPr>
+          <w:lang w:val="hi_IN" w:bidi="hi_IN"/>
+        </w:rPr>
+        <w:t>1 पत 3:20</w:t>
+      </w:r>
       <w:r>
         <w:rPr>
           <w:lang w:val="hi_IN" w:bidi="hi_IN"/>
         </w:rPr>
         <w:t xml:space="preserve">)। शायद परमेश्वर की धैर्यता का सबसे महत्वपूर्ण नया नियम सन्दर्भ </w:t>
       </w:r>
-      <w:hyperlink r:id="rId280">
-        <w:r>
-          <w:rPr>
-            <w:lang w:val="hi_IN" w:bidi="hi_IN"/>
-          </w:rPr>
-          <w:rPr>
-            <w:color w:val="0000EE"/>
-            <w:u w:val="single"/>
-          </w:rPr>
-          <w:t>2 पतरस 3:9</w:t>
-        </w:r>
-      </w:hyperlink>
+      <w:r>
+        <w:rPr>
+          <w:lang w:val="hi_IN" w:bidi="hi_IN"/>
+        </w:rPr>
+        <w:t>2 पतरस 3:9</w:t>
+      </w:r>
       <w:r>
         <w:rPr>
           <w:lang w:val="hi_IN" w:bidi="hi_IN"/>
         </w:rPr>
         <w:t xml:space="preserve"> में है। पतरस बताते हैं कि मसीह की वापसी में देरी परमेश्वर की धीमी गति के कारण नहीं है, बल्कि उनकी धैर्यता के कारण है कि वह नहीं चाहते कि कोई नष्ट हो। पौलुस भी यीशु मसीह की धैर्यता का उल्लेख करते हैं। वह कहते हैं कि मसीह ने उनके साथ व्यवहार में पूर्ण धैर्यता दिखाई (</w:t>
       </w:r>
-      <w:hyperlink r:id="rId218">
-        <w:r>
-          <w:rPr>
-            <w:lang w:val="hi_IN" w:bidi="hi_IN"/>
-          </w:rPr>
-          <w:rPr>
-            <w:color w:val="0000EE"/>
-            <w:u w:val="single"/>
-          </w:rPr>
-          <w:t>1 तीमु 1:16</w:t>
-        </w:r>
-      </w:hyperlink>
+      <w:r>
+        <w:rPr>
+          <w:lang w:val="hi_IN" w:bidi="hi_IN"/>
+        </w:rPr>
+        <w:t>1 तीमु 1:16</w:t>
+      </w:r>
       <w:r>
         <w:rPr>
           <w:lang w:val="hi_IN" w:bidi="hi_IN"/>
@@ -9808,18 +7912,12 @@
         </w:rPr>
         <w:t>धैर्य, जो परमेश्वर और यीशु मसीह का एक गुण है, हर मसीही में भी दिखाई देना चाहिए। पौलुस ने कुलुस्सियों के लिए प्रार्थना की, यह मांगते हुए कि वे इस गुण को प्रदर्शित करें (</w:t>
       </w:r>
-      <w:hyperlink r:id="rId211">
-        <w:r>
-          <w:rPr>
-            <w:lang w:val="hi_IN" w:bidi="hi_IN"/>
-          </w:rPr>
-          <w:rPr>
-            <w:color w:val="0000EE"/>
-            <w:u w:val="single"/>
-          </w:rPr>
-          <w:t>कुलु 1:11</w:t>
-        </w:r>
-      </w:hyperlink>
+      <w:r>
+        <w:rPr>
+          <w:lang w:val="hi_IN" w:bidi="hi_IN"/>
+        </w:rPr>
+        <w:t>कुलु 1:11</w:t>
+      </w:r>
       <w:r>
         <w:rPr>
           <w:lang w:val="hi_IN" w:bidi="hi_IN"/>
@@ -9844,18 +7942,12 @@
         </w:rPr>
         <w:t>आत्मा का एक फल (</w:t>
       </w:r>
-      <w:hyperlink r:id="rId220">
-        <w:r>
-          <w:rPr>
-            <w:lang w:val="hi_IN" w:bidi="hi_IN"/>
-          </w:rPr>
-          <w:rPr>
-            <w:color w:val="0000EE"/>
-            <w:u w:val="single"/>
-          </w:rPr>
-          <w:t>गला 5:22</w:t>
-        </w:r>
-      </w:hyperlink>
+      <w:r>
+        <w:rPr>
+          <w:lang w:val="hi_IN" w:bidi="hi_IN"/>
+        </w:rPr>
+        <w:t>गला 5:22</w:t>
+      </w:r>
       <w:r>
         <w:rPr>
           <w:lang w:val="hi_IN" w:bidi="hi_IN"/>
@@ -9880,18 +7972,12 @@
         </w:rPr>
         <w:t>प्रेम की एक विशेषता (</w:t>
       </w:r>
-      <w:hyperlink r:id="rId281">
-        <w:r>
-          <w:rPr>
-            <w:lang w:val="hi_IN" w:bidi="hi_IN"/>
-          </w:rPr>
-          <w:rPr>
-            <w:color w:val="0000EE"/>
-            <w:u w:val="single"/>
-          </w:rPr>
-          <w:t>1 कुरि 13:4</w:t>
-        </w:r>
-      </w:hyperlink>
+      <w:r>
+        <w:rPr>
+          <w:lang w:val="hi_IN" w:bidi="hi_IN"/>
+        </w:rPr>
+        <w:t>1 कुरि 13:4</w:t>
+      </w:r>
       <w:r>
         <w:rPr>
           <w:lang w:val="hi_IN" w:bidi="hi_IN"/>
@@ -9916,36 +8002,24 @@
         </w:rPr>
         <w:t>एक गुण (</w:t>
       </w:r>
-      <w:hyperlink r:id="rId282">
-        <w:r>
-          <w:rPr>
-            <w:lang w:val="hi_IN" w:bidi="hi_IN"/>
-          </w:rPr>
-          <w:rPr>
-            <w:color w:val="0000EE"/>
-            <w:u w:val="single"/>
-          </w:rPr>
-          <w:t>कुलु 3:12</w:t>
-        </w:r>
-      </w:hyperlink>
+      <w:r>
+        <w:rPr>
+          <w:lang w:val="hi_IN" w:bidi="hi_IN"/>
+        </w:rPr>
+        <w:t>कुलु 3:12</w:t>
+      </w:r>
       <w:r>
         <w:rPr>
           <w:lang w:val="hi_IN" w:bidi="hi_IN"/>
         </w:rPr>
         <w:t xml:space="preserve">; देखें </w:t>
       </w:r>
-      <w:hyperlink r:id="rId283">
-        <w:r>
-          <w:rPr>
-            <w:lang w:val="hi_IN" w:bidi="hi_IN"/>
-          </w:rPr>
-          <w:rPr>
-            <w:color w:val="0000EE"/>
-            <w:u w:val="single"/>
-          </w:rPr>
-          <w:t>2 तीमु 3:10</w:t>
-        </w:r>
-      </w:hyperlink>
+      <w:r>
+        <w:rPr>
+          <w:lang w:val="hi_IN" w:bidi="hi_IN"/>
+        </w:rPr>
+        <w:t>2 तीमु 3:10</w:t>
+      </w:r>
       <w:r>
         <w:rPr>
           <w:lang w:val="hi_IN" w:bidi="hi_IN"/>
@@ -9966,36 +8040,24 @@
         </w:rPr>
         <w:t>मसीहियों से धैर्य रखने का आग्रह किया जाता है (</w:t>
       </w:r>
-      <w:hyperlink r:id="rId284">
-        <w:r>
-          <w:rPr>
-            <w:lang w:val="hi_IN" w:bidi="hi_IN"/>
-          </w:rPr>
-          <w:rPr>
-            <w:color w:val="0000EE"/>
-            <w:u w:val="single"/>
-          </w:rPr>
-          <w:t>1 थिस्स 5:14</w:t>
-        </w:r>
-      </w:hyperlink>
+      <w:r>
+        <w:rPr>
+          <w:lang w:val="hi_IN" w:bidi="hi_IN"/>
+        </w:rPr>
+        <w:t>1 थिस्स 5:14</w:t>
+      </w:r>
       <w:r>
         <w:rPr>
           <w:lang w:val="hi_IN" w:bidi="hi_IN"/>
         </w:rPr>
         <w:t>)। यदि हम धैर्य नहीं रखते हैं, तो हमें यीशु की एक दृष्टांत में सेवक की तरह व्यवहार किया जा सकता है। इस सेवक ने अपने स्वामी से, जिसे वह एक बड़ा कर्जदार था, धैर्य की भीख मांगी, यह वादा करते हुए कि वह सब कुछ चुका देगा। स्वामी धैर्यवान थे और उन्होंने सारा कर्ज माफ कर दिया। लेकिन, उन्होंने पाया कि सेवक ने एक साथी सेवक को, जो उसे थोड़ी राशि का कर्जदार था, वही धैर्य दिखाने से इनकार कर दिया। (</w:t>
       </w:r>
-      <w:hyperlink r:id="rId285">
-        <w:r>
-          <w:rPr>
-            <w:lang w:val="hi_IN" w:bidi="hi_IN"/>
-          </w:rPr>
-          <w:rPr>
-            <w:color w:val="0000EE"/>
-            <w:u w:val="single"/>
-          </w:rPr>
-          <w:t>मत्ती 18:26–29</w:t>
-        </w:r>
-      </w:hyperlink>
+      <w:r>
+        <w:rPr>
+          <w:lang w:val="hi_IN" w:bidi="hi_IN"/>
+        </w:rPr>
+        <w:t>मत्ती 18:26–29</w:t>
+      </w:r>
       <w:r>
         <w:rPr>
           <w:lang w:val="hi_IN" w:bidi="hi_IN"/>
@@ -10016,72 +8078,48 @@
         </w:rPr>
         <w:t>कुछ सन्दर्भों में, "धैर्य" का अर्थ लम्बे समय तक आशा और अपेक्षा के साथ प्रतीक्षा करना भी होता है। उदाहरण के लिए, एक किसान फसलों के बढ़ने के लिए धैर्यपूर्वक प्रतीक्षा करता है (</w:t>
       </w:r>
-      <w:hyperlink r:id="rId286">
-        <w:r>
-          <w:rPr>
-            <w:lang w:val="hi_IN" w:bidi="hi_IN"/>
-          </w:rPr>
-          <w:rPr>
-            <w:color w:val="0000EE"/>
-            <w:u w:val="single"/>
-          </w:rPr>
-          <w:t>याकू 5:7b</w:t>
-        </w:r>
-      </w:hyperlink>
+      <w:r>
+        <w:rPr>
+          <w:lang w:val="hi_IN" w:bidi="hi_IN"/>
+        </w:rPr>
+        <w:t>याकू 5:7b</w:t>
+      </w:r>
       <w:r>
         <w:rPr>
           <w:lang w:val="hi_IN" w:bidi="hi_IN"/>
         </w:rPr>
         <w:t>)। अब्राहम ने परमेश्वर से कनान की भूमि देने के लिए प्रतीक्षा की। वह वादा पूरा होते देखे बिना स्वर्ग सिधार गए, लेकिन उन्होंने फिर भी विश्वास रखा (</w:t>
       </w:r>
-      <w:hyperlink r:id="rId287">
-        <w:r>
-          <w:rPr>
-            <w:lang w:val="hi_IN" w:bidi="hi_IN"/>
-          </w:rPr>
-          <w:rPr>
-            <w:color w:val="0000EE"/>
-            <w:u w:val="single"/>
-          </w:rPr>
-          <w:t>इब्रा 6:15</w:t>
-        </w:r>
-      </w:hyperlink>
-      <w:r>
-        <w:rPr>
-          <w:lang w:val="hi_IN" w:bidi="hi_IN"/>
-        </w:rPr>
-        <w:t xml:space="preserve">; </w:t>
-      </w:r>
-      <w:hyperlink r:id="rId288">
-        <w:r>
-          <w:rPr>
-            <w:lang w:val="hi_IN" w:bidi="hi_IN"/>
-          </w:rPr>
-          <w:rPr>
-            <w:color w:val="0000EE"/>
-            <w:u w:val="single"/>
-          </w:rPr>
-          <w:t>11:39</w:t>
-        </w:r>
-      </w:hyperlink>
+      <w:r>
+        <w:rPr>
+          <w:lang w:val="hi_IN" w:bidi="hi_IN"/>
+        </w:rPr>
+        <w:t>इब्रा 6:15</w:t>
+      </w:r>
+      <w:r>
+        <w:rPr>
+          <w:lang w:val="hi_IN" w:bidi="hi_IN"/>
+        </w:rPr>
+        <w:t xml:space="preserve">; </w:t>
+      </w:r>
+      <w:r>
+        <w:rPr>
+          <w:lang w:val="hi_IN" w:bidi="hi_IN"/>
+        </w:rPr>
+        <w:t>11:39</w:t>
+      </w:r>
       <w:r>
         <w:rPr>
           <w:lang w:val="hi_IN" w:bidi="hi_IN"/>
         </w:rPr>
         <w:t>)। अन्ततः, सभी मसीहियों को प्रभु की वापसी तक धैर्य रखने का आदेश दिया गया है (</w:t>
       </w:r>
-      <w:hyperlink r:id="rId286">
-        <w:r>
-          <w:rPr>
-            <w:lang w:val="hi_IN" w:bidi="hi_IN"/>
-          </w:rPr>
-          <w:rPr>
-            <w:color w:val="0000EE"/>
-            <w:u w:val="single"/>
-          </w:rPr>
-          <w:t>याकू 5:7a</w:t>
-        </w:r>
-      </w:hyperlink>
+      <w:r>
+        <w:rPr>
+          <w:lang w:val="hi_IN" w:bidi="hi_IN"/>
+        </w:rPr>
+        <w:t>याकू 5:7a</w:t>
+      </w:r>
       <w:r>
         <w:rPr>
           <w:lang w:val="hi_IN" w:bidi="hi_IN"/>
@@ -10136,108 +8174,72 @@
         </w:rPr>
         <w:t>यरूशलेम के बाहर स्थित एक स्थान, जो एक सोते या जलकुण्ड से एक बाँध या नाली द्वारा जुड़ा हुआ था (</w:t>
       </w:r>
-      <w:hyperlink r:id="rId289">
-        <w:r>
-          <w:rPr>
-            <w:lang w:val="hi_IN" w:bidi="hi_IN"/>
-          </w:rPr>
-          <w:rPr>
-            <w:color w:val="0000EE"/>
-            <w:u w:val="single"/>
-          </w:rPr>
-          <w:t>2 रा 18:17</w:t>
-        </w:r>
-      </w:hyperlink>
-      <w:r>
-        <w:rPr>
-          <w:lang w:val="hi_IN" w:bidi="hi_IN"/>
-        </w:rPr>
-        <w:t xml:space="preserve">; </w:t>
-      </w:r>
-      <w:hyperlink r:id="rId290">
-        <w:r>
-          <w:rPr>
-            <w:lang w:val="hi_IN" w:bidi="hi_IN"/>
-          </w:rPr>
-          <w:rPr>
-            <w:color w:val="0000EE"/>
-            <w:u w:val="single"/>
-          </w:rPr>
-          <w:t>यशा 7:3</w:t>
-        </w:r>
-      </w:hyperlink>
-      <w:r>
-        <w:rPr>
-          <w:lang w:val="hi_IN" w:bidi="hi_IN"/>
-        </w:rPr>
-        <w:t xml:space="preserve">; </w:t>
-      </w:r>
-      <w:hyperlink r:id="rId291">
-        <w:r>
-          <w:rPr>
-            <w:lang w:val="hi_IN" w:bidi="hi_IN"/>
-          </w:rPr>
-          <w:rPr>
-            <w:color w:val="0000EE"/>
-            <w:u w:val="single"/>
-          </w:rPr>
-          <w:t>36:2</w:t>
-        </w:r>
-      </w:hyperlink>
+      <w:r>
+        <w:rPr>
+          <w:lang w:val="hi_IN" w:bidi="hi_IN"/>
+        </w:rPr>
+        <w:t>2 रा 18:17</w:t>
+      </w:r>
+      <w:r>
+        <w:rPr>
+          <w:lang w:val="hi_IN" w:bidi="hi_IN"/>
+        </w:rPr>
+        <w:t xml:space="preserve">; </w:t>
+      </w:r>
+      <w:r>
+        <w:rPr>
+          <w:lang w:val="hi_IN" w:bidi="hi_IN"/>
+        </w:rPr>
+        <w:t>यशा 7:3</w:t>
+      </w:r>
+      <w:r>
+        <w:rPr>
+          <w:lang w:val="hi_IN" w:bidi="hi_IN"/>
+        </w:rPr>
+        <w:t xml:space="preserve">; </w:t>
+      </w:r>
+      <w:r>
+        <w:rPr>
+          <w:lang w:val="hi_IN" w:bidi="hi_IN"/>
+        </w:rPr>
+        <w:t>36:2</w:t>
+      </w:r>
       <w:r>
         <w:rPr>
           <w:lang w:val="hi_IN" w:bidi="hi_IN"/>
         </w:rPr>
         <w:t>)। इसे सामान्यतः एनरोगेल (“धोबी का सोता”) के निकट के स्थान से पहचाना जाता है। यह सोता यरूशलेम के दक्षिण में किद्रोन तराई में स्थित था। यह मूल रूप से यहूदा और बिन्यामीन के बीच गोत्र की सीमा थी (</w:t>
       </w:r>
-      <w:hyperlink r:id="rId292">
-        <w:r>
-          <w:rPr>
-            <w:lang w:val="hi_IN" w:bidi="hi_IN"/>
-          </w:rPr>
-          <w:rPr>
-            <w:color w:val="0000EE"/>
-            <w:u w:val="single"/>
-          </w:rPr>
-          <w:t>यहो 15:7</w:t>
-        </w:r>
-      </w:hyperlink>
-      <w:r>
-        <w:rPr>
-          <w:lang w:val="hi_IN" w:bidi="hi_IN"/>
-        </w:rPr>
-        <w:t xml:space="preserve">; </w:t>
-      </w:r>
-      <w:hyperlink r:id="rId293">
-        <w:r>
-          <w:rPr>
-            <w:lang w:val="hi_IN" w:bidi="hi_IN"/>
-          </w:rPr>
-          <w:rPr>
-            <w:color w:val="0000EE"/>
-            <w:u w:val="single"/>
-          </w:rPr>
-          <w:t>18:16</w:t>
-        </w:r>
-      </w:hyperlink>
+      <w:r>
+        <w:rPr>
+          <w:lang w:val="hi_IN" w:bidi="hi_IN"/>
+        </w:rPr>
+        <w:t>यहो 15:7</w:t>
+      </w:r>
+      <w:r>
+        <w:rPr>
+          <w:lang w:val="hi_IN" w:bidi="hi_IN"/>
+        </w:rPr>
+        <w:t xml:space="preserve">; </w:t>
+      </w:r>
+      <w:r>
+        <w:rPr>
+          <w:lang w:val="hi_IN" w:bidi="hi_IN"/>
+        </w:rPr>
+        <w:t>18:16</w:t>
+      </w:r>
       <w:r>
         <w:rPr>
           <w:lang w:val="hi_IN" w:bidi="hi_IN"/>
         </w:rPr>
         <w:t>)। जब अबशालोम ने बलवा किया और राजा दाऊद यरूशलेम से भाग गए, तब दाऊद के दो पुरुषों ने बलवा के विषय में जानकारी इकट्ठा करने के लिये एनरोगेल में ठहरे थे (</w:t>
       </w:r>
-      <w:hyperlink r:id="rId294">
-        <w:r>
-          <w:rPr>
-            <w:lang w:val="hi_IN" w:bidi="hi_IN"/>
-          </w:rPr>
-          <w:rPr>
-            <w:color w:val="0000EE"/>
-            <w:u w:val="single"/>
-          </w:rPr>
-          <w:t>2 शमू 17:17</w:t>
-        </w:r>
-      </w:hyperlink>
+      <w:r>
+        <w:rPr>
+          <w:lang w:val="hi_IN" w:bidi="hi_IN"/>
+        </w:rPr>
+        <w:t>2 शमू 17:17</w:t>
+      </w:r>
       <w:r>
         <w:rPr>
           <w:lang w:val="hi_IN" w:bidi="hi_IN"/>
@@ -10369,54 +8371,36 @@
         </w:rPr>
         <w:t>वह व्यक्ति जो वस्त्र या नए कतरे हुए ऊन को साफ करता, सिकोड़ता, मोटा करता या रंगता है। यह धोबी का कार्य था कि बुनाई के लिये उपयोग किए जाने वाले रेशों को तेल और अन्य अशुद्धियों से साफ करके तैयार करें। धोबी द्वारा उपयोग की जाने वाली सफाई वस्तुएँ चीनी मिट्टी, मूत्र, और विशेष पौधों की राख होती थी। धोबी की कार्यशाला नगर के बाहर होती थी क्योंकि वहाँ से दुर्गन्ध आती थी और रेशों को सुखाने के लिये पर्याप्त स्थान की आवश्यकता होती थी, जैसा कि यशायाह के समय में यरूशलेम के बाहर धोबियों के खेत था (</w:t>
       </w:r>
-      <w:hyperlink r:id="rId289">
-        <w:r>
-          <w:rPr>
-            <w:lang w:val="hi_IN" w:bidi="hi_IN"/>
-          </w:rPr>
-          <w:rPr>
-            <w:color w:val="0000EE"/>
-            <w:u w:val="single"/>
-          </w:rPr>
-          <w:t>2 रा 18:17</w:t>
-        </w:r>
-      </w:hyperlink>
-      <w:r>
-        <w:rPr>
-          <w:lang w:val="hi_IN" w:bidi="hi_IN"/>
-        </w:rPr>
-        <w:t xml:space="preserve">; </w:t>
-      </w:r>
-      <w:hyperlink r:id="rId290">
-        <w:r>
-          <w:rPr>
-            <w:lang w:val="hi_IN" w:bidi="hi_IN"/>
-          </w:rPr>
-          <w:rPr>
-            <w:color w:val="0000EE"/>
-            <w:u w:val="single"/>
-          </w:rPr>
-          <w:t>यशा 7:3</w:t>
-        </w:r>
-      </w:hyperlink>
-      <w:r>
-        <w:rPr>
-          <w:lang w:val="hi_IN" w:bidi="hi_IN"/>
-        </w:rPr>
-        <w:t xml:space="preserve">; </w:t>
-      </w:r>
-      <w:hyperlink r:id="rId291">
-        <w:r>
-          <w:rPr>
-            <w:lang w:val="hi_IN" w:bidi="hi_IN"/>
-          </w:rPr>
-          <w:rPr>
-            <w:color w:val="0000EE"/>
-            <w:u w:val="single"/>
-          </w:rPr>
-          <w:t>36:2</w:t>
-        </w:r>
-      </w:hyperlink>
+      <w:r>
+        <w:rPr>
+          <w:lang w:val="hi_IN" w:bidi="hi_IN"/>
+        </w:rPr>
+        <w:t>2 रा 18:17</w:t>
+      </w:r>
+      <w:r>
+        <w:rPr>
+          <w:lang w:val="hi_IN" w:bidi="hi_IN"/>
+        </w:rPr>
+        <w:t xml:space="preserve">; </w:t>
+      </w:r>
+      <w:r>
+        <w:rPr>
+          <w:lang w:val="hi_IN" w:bidi="hi_IN"/>
+        </w:rPr>
+        <w:t>यशा 7:3</w:t>
+      </w:r>
+      <w:r>
+        <w:rPr>
+          <w:lang w:val="hi_IN" w:bidi="hi_IN"/>
+        </w:rPr>
+        <w:t xml:space="preserve">; </w:t>
+      </w:r>
+      <w:r>
+        <w:rPr>
+          <w:lang w:val="hi_IN" w:bidi="hi_IN"/>
+        </w:rPr>
+        <w:t>36:2</w:t>
+      </w:r>
       <w:r>
         <w:rPr>
           <w:lang w:val="hi_IN" w:bidi="hi_IN"/>
